--- a/Dokumen/Labsheet Praktik Robotika.docx
+++ b/Dokumen/Labsheet Praktik Robotika.docx
@@ -328,24 +328,14 @@
       <w:r>
         <w:t xml:space="preserve">Gambar </w:t>
       </w:r>
-      <w:r>
-        <w:fldChar w:fldCharType="begin"/>
-      </w:r>
-      <w:r>
-        <w:instrText xml:space="preserve"> SEQ Gambar \* ARABIC </w:instrText>
-      </w:r>
-      <w:r>
-        <w:fldChar w:fldCharType="separate"/>
-      </w:r>
-      <w:r>
-        <w:rPr>
-          <w:noProof/>
-        </w:rPr>
-        <w:t>1</w:t>
-      </w:r>
-      <w:r>
-        <w:fldChar w:fldCharType="end"/>
-      </w:r>
+      <w:fldSimple w:instr=" SEQ Gambar \* ARABIC ">
+        <w:r>
+          <w:rPr>
+            <w:noProof/>
+          </w:rPr>
+          <w:t>1</w:t>
+        </w:r>
+      </w:fldSimple>
       <w:r>
         <w:t>. Modul Swerve Drive</w:t>
       </w:r>
@@ -395,7 +385,7 @@
                     </pic:cNvPicPr>
                   </pic:nvPicPr>
                   <pic:blipFill>
-                    <a:blip r:embed="rId7" cstate="print">
+                    <a:blip r:embed="rId8" cstate="print">
                       <a:extLst>
                         <a:ext uri="{28A0092B-C50C-407E-A947-70E740481C1C}">
                           <a14:useLocalDpi xmlns:a14="http://schemas.microsoft.com/office/drawing/2010/main" val="0"/>
@@ -435,17 +425,20 @@
           <w:numId w:val="6"/>
         </w:numPr>
       </w:pPr>
+      <w:bookmarkStart w:id="1" w:name="_Hlk203679280"/>
+      <w:bookmarkStart w:id="2" w:name="_Toc204076557"/>
       <w:r>
         <w:lastRenderedPageBreak/>
         <w:t>PID Controllers</w:t>
       </w:r>
+      <w:bookmarkEnd w:id="2"/>
     </w:p>
     <w:p>
       <w:pPr>
+        <w:pStyle w:val="ListParagraph"/>
         <w:spacing w:line="480" w:lineRule="auto"/>
         <w:ind w:left="1080" w:firstLine="360"/>
       </w:pPr>
-      <w:bookmarkStart w:id="1" w:name="_Hlk203679263"/>
       <w:r>
         <w:t xml:space="preserve">Kendali PID atau PID controller yang merupakan kependekan dari (Proportional-Integral-Derrivative controller) digunakan sistem kendali untuk menghitung variabel kesalahan (error) antara nilai yang diinginkan (setpoint) dan variabel proses yang terukur (process variable). Hasil keluaran dari proses kendali PID digunakan untuk meminimalkan </w:t>
       </w:r>
@@ -462,8 +455,9 @@
     </w:p>
     <w:p>
       <w:pPr>
+        <w:pStyle w:val="ListParagraph"/>
         <w:spacing w:line="480" w:lineRule="auto"/>
-        <w:ind w:left="1080" w:firstLine="360"/>
+        <w:ind w:left="1080"/>
       </w:pPr>
       <w:r>
         <w:t xml:space="preserve">Referensi atau target yang diinginkan disebut sebagai </w:t>
@@ -481,8 +475,9 @@
     </w:p>
     <w:p>
       <w:pPr>
+        <w:pStyle w:val="ListParagraph"/>
         <w:spacing w:line="480" w:lineRule="auto"/>
-        <w:ind w:left="1080" w:firstLine="360"/>
+        <w:ind w:left="1080"/>
       </w:pPr>
       <m:oMathPara>
         <m:oMathParaPr>
@@ -605,8 +600,9 @@
     </w:p>
     <w:p>
       <w:pPr>
+        <w:pStyle w:val="ListParagraph"/>
         <w:spacing w:line="480" w:lineRule="auto"/>
-        <w:ind w:left="1077"/>
+        <w:ind w:left="1080"/>
       </w:pPr>
       <w:r>
         <w:t xml:space="preserve">Variabel kesalahan atau error dapat dihitung dengan mengurangkan variabel referensi dengan variabel output, sehingga </w:t>
@@ -695,8 +691,6 @@
           <w:bCs/>
         </w:rPr>
       </w:pPr>
-      <w:bookmarkStart w:id="2" w:name="_Hlk203679280"/>
-      <w:bookmarkEnd w:id="1"/>
       <w:r>
         <w:rPr>
           <w:b/>
@@ -712,8 +706,11 @@
         <w:ind w:left="1440" w:firstLine="720"/>
       </w:pPr>
       <w:r>
+        <w:t xml:space="preserve">Variabel kontrol ini bertujuan untuk mengurangi kesalahan posisi menjadi nol. Kesalahan posisi dihitung sebagai selisih antara </w:t>
+      </w:r>
+      <w:r>
         <w:lastRenderedPageBreak/>
-        <w:t>Variabel kontrol ini bertujuan untuk mengurangi kesalahan posisi menjadi nol. Kesalahan posisi dihitung sebagai selisih antara nilai setpoint dan nilai yang terukur saat ini, sehingga dapat diformulasikan sebagai berikut:</w:t>
+        <w:t>nilai setpoint dan nilai yang terukur saat ini, sehingga dapat diformulasikan sebagai berikut:</w:t>
       </w:r>
     </w:p>
     <w:p>
@@ -858,6 +855,7 @@
         <w:jc w:val="left"/>
       </w:pPr>
       <w:bookmarkStart w:id="3" w:name="_Toc202351639"/>
+      <w:bookmarkStart w:id="4" w:name="_Toc204076691"/>
       <w:r>
         <w:t xml:space="preserve">Gambar </w:t>
       </w:r>
@@ -877,12 +875,16 @@
         <w:t>2</w:t>
       </w:r>
       <w:r>
+        <w:rPr>
+          <w:noProof/>
+        </w:rPr>
         <w:fldChar w:fldCharType="end"/>
       </w:r>
       <w:r>
         <w:t xml:space="preserve"> Diagram Blok Kendali Proportional</w:t>
       </w:r>
       <w:bookmarkEnd w:id="3"/>
+      <w:bookmarkEnd w:id="4"/>
     </w:p>
     <w:p>
       <w:pPr>
@@ -906,7 +908,7 @@
           <w:noProof/>
         </w:rPr>
         <w:drawing>
-          <wp:inline distT="0" distB="0" distL="0" distR="0" wp14:anchorId="38B8D22F" wp14:editId="7F4C2EBC">
+          <wp:inline distT="0" distB="0" distL="0" distR="0" wp14:anchorId="72CF1B36" wp14:editId="0E53E194">
             <wp:extent cx="3165463" cy="1039750"/>
             <wp:effectExtent l="0" t="0" r="0" b="8255"/>
             <wp:docPr id="1045112143" name="Picture 1" descr="A diagram of a block diagram&#10;&#10;AI-generated content may be incorrect."/>
@@ -921,7 +923,7 @@
                     <pic:cNvPicPr/>
                   </pic:nvPicPr>
                   <pic:blipFill>
-                    <a:blip r:embed="rId8"/>
+                    <a:blip r:embed="rId9"/>
                     <a:stretch>
                       <a:fillRect/>
                     </a:stretch>
@@ -1319,7 +1321,8 @@
         <w:ind w:left="1440"/>
         <w:jc w:val="left"/>
       </w:pPr>
-      <w:bookmarkStart w:id="4" w:name="_Toc202351640"/>
+      <w:bookmarkStart w:id="5" w:name="_Toc202351640"/>
+      <w:bookmarkStart w:id="6" w:name="_Toc204076692"/>
       <w:r>
         <w:t xml:space="preserve">Gambar </w:t>
       </w:r>
@@ -1339,12 +1342,16 @@
         <w:t>3</w:t>
       </w:r>
       <w:r>
+        <w:rPr>
+          <w:noProof/>
+        </w:rPr>
         <w:fldChar w:fldCharType="end"/>
       </w:r>
       <w:r>
         <w:t xml:space="preserve"> Diagram Blok Kendali Proportional-Integral</w:t>
       </w:r>
-      <w:bookmarkEnd w:id="4"/>
+      <w:bookmarkEnd w:id="5"/>
+      <w:bookmarkEnd w:id="6"/>
     </w:p>
     <w:p>
       <w:pPr>
@@ -1358,7 +1365,7 @@
           <w:noProof/>
         </w:rPr>
         <w:drawing>
-          <wp:inline distT="0" distB="0" distL="0" distR="0" wp14:anchorId="10A4CA75" wp14:editId="28A9EDBD">
+          <wp:inline distT="0" distB="0" distL="0" distR="0" wp14:anchorId="4301A117" wp14:editId="308DBD48">
             <wp:extent cx="2951175" cy="1297060"/>
             <wp:effectExtent l="0" t="0" r="1905" b="0"/>
             <wp:docPr id="1480751758" name="Picture 1" descr="A diagram of a block diagram&#10;&#10;AI-generated content may be incorrect."/>
@@ -1373,7 +1380,7 @@
                     <pic:cNvPicPr/>
                   </pic:nvPicPr>
                   <pic:blipFill>
-                    <a:blip r:embed="rId9"/>
+                    <a:blip r:embed="rId10"/>
                     <a:stretch>
                       <a:fillRect/>
                     </a:stretch>
@@ -1721,7 +1728,8 @@
         <w:ind w:left="1077"/>
         <w:jc w:val="left"/>
       </w:pPr>
-      <w:bookmarkStart w:id="5" w:name="_Toc202351641"/>
+      <w:bookmarkStart w:id="7" w:name="_Toc202351641"/>
+      <w:bookmarkStart w:id="8" w:name="_Toc204076693"/>
       <w:r>
         <w:t xml:space="preserve">Gambar </w:t>
       </w:r>
@@ -1741,12 +1749,16 @@
         <w:t>4</w:t>
       </w:r>
       <w:r>
+        <w:rPr>
+          <w:noProof/>
+        </w:rPr>
         <w:fldChar w:fldCharType="end"/>
       </w:r>
       <w:r>
         <w:t xml:space="preserve"> Diagram Blok Kendali Proportional-Derrivative</w:t>
       </w:r>
-      <w:bookmarkEnd w:id="5"/>
+      <w:bookmarkEnd w:id="7"/>
+      <w:bookmarkEnd w:id="8"/>
     </w:p>
     <w:p>
       <w:pPr>
@@ -1760,7 +1772,7 @@
           <w:noProof/>
         </w:rPr>
         <w:drawing>
-          <wp:inline distT="0" distB="0" distL="0" distR="0" wp14:anchorId="63716C79" wp14:editId="1A1246DA">
+          <wp:inline distT="0" distB="0" distL="0" distR="0" wp14:anchorId="48A34966" wp14:editId="3B43AA84">
             <wp:extent cx="2952000" cy="1318660"/>
             <wp:effectExtent l="0" t="0" r="1270" b="0"/>
             <wp:docPr id="517700997" name="Picture 1" descr="A diagram of a block diagram&#10;&#10;AI-generated content may be incorrect."/>
@@ -1775,7 +1787,7 @@
                     <pic:cNvPicPr/>
                   </pic:nvPicPr>
                   <pic:blipFill>
-                    <a:blip r:embed="rId10"/>
+                    <a:blip r:embed="rId11"/>
                     <a:stretch>
                       <a:fillRect/>
                     </a:stretch>
@@ -1850,24 +1862,14 @@
       <w:r>
         <w:t xml:space="preserve">Gambar </w:t>
       </w:r>
-      <w:r>
-        <w:fldChar w:fldCharType="begin"/>
-      </w:r>
-      <w:r>
-        <w:instrText xml:space="preserve"> SEQ Gambar \* ARABIC </w:instrText>
-      </w:r>
-      <w:r>
-        <w:fldChar w:fldCharType="separate"/>
-      </w:r>
-      <w:r>
-        <w:rPr>
-          <w:noProof/>
-        </w:rPr>
-        <w:t>5</w:t>
-      </w:r>
-      <w:r>
-        <w:fldChar w:fldCharType="end"/>
-      </w:r>
+      <w:fldSimple w:instr=" SEQ Gambar \* ARABIC ">
+        <w:r>
+          <w:rPr>
+            <w:noProof/>
+          </w:rPr>
+          <w:t>5</w:t>
+        </w:r>
+      </w:fldSimple>
       <w:r>
         <w:t>. Kurva Respon Sistem</w:t>
       </w:r>
@@ -1912,7 +1914,7 @@
                     </pic:cNvPicPr>
                   </pic:nvPicPr>
                   <pic:blipFill>
-                    <a:blip r:embed="rId11">
+                    <a:blip r:embed="rId12">
                       <a:extLst>
                         <a:ext uri="{28A0092B-C50C-407E-A947-70E740481C1C}">
                           <a14:useLocalDpi xmlns:a14="http://schemas.microsoft.com/office/drawing/2010/main" val="0"/>
@@ -2389,41 +2391,38 @@
               </m:ctrlPr>
             </m:fPr>
             <m:num>
-              <m:r>
-                <w:rPr>
-                  <w:rFonts w:ascii="Cambria Math" w:eastAsiaTheme="minorEastAsia" w:hAnsi="Cambria Math"/>
-                </w:rPr>
-                <m:t>Y_</m:t>
-              </m:r>
-              <m:func>
-                <m:funcPr>
+              <m:sSub>
+                <m:sSubPr>
                   <m:ctrlPr>
                     <w:rPr>
                       <w:rFonts w:ascii="Cambria Math" w:eastAsiaTheme="minorEastAsia" w:hAnsi="Cambria Math"/>
                       <w:i/>
                     </w:rPr>
                   </m:ctrlPr>
-                </m:funcPr>
-                <m:fName>
+                </m:sSubPr>
+                <m:e>
                   <m:r>
-                    <m:rPr>
-                      <m:sty m:val="p"/>
-                    </m:rPr>
+                    <w:rPr>
+                      <w:rFonts w:ascii="Cambria Math" w:eastAsiaTheme="minorEastAsia" w:hAnsi="Cambria Math"/>
+                    </w:rPr>
+                    <m:t>Y</m:t>
+                  </m:r>
+                </m:e>
+                <m:sub>
+                  <m:r>
                     <w:rPr>
                       <w:rFonts w:ascii="Cambria Math" w:eastAsiaTheme="minorEastAsia" w:hAnsi="Cambria Math"/>
                     </w:rPr>
                     <m:t>max</m:t>
                   </m:r>
-                </m:fName>
-                <m:e>
-                  <m:r>
-                    <w:rPr>
-                      <w:rFonts w:ascii="Cambria Math" w:eastAsiaTheme="minorEastAsia" w:hAnsi="Cambria Math"/>
-                    </w:rPr>
-                    <m:t xml:space="preserve">- </m:t>
-                  </m:r>
-                </m:e>
-              </m:func>
+                </m:sub>
+              </m:sSub>
+              <m:r>
+                <w:rPr>
+                  <w:rFonts w:ascii="Cambria Math" w:eastAsiaTheme="minorEastAsia" w:hAnsi="Cambria Math"/>
+                </w:rPr>
+                <m:t>-</m:t>
+              </m:r>
               <m:sSub>
                 <m:sSubPr>
                   <m:ctrlPr>
@@ -3445,6 +3444,9 @@
         <w:ind w:left="1080"/>
       </w:pPr>
       <w:r>
+        <w:rPr>
+          <w:noProof/>
+        </w:rPr>
         <w:drawing>
           <wp:inline distT="0" distB="0" distL="0" distR="0" wp14:anchorId="6FE595C4" wp14:editId="4A842886">
             <wp:extent cx="2700000" cy="672973"/>
@@ -3461,7 +3463,7 @@
                     <pic:cNvPicPr/>
                   </pic:nvPicPr>
                   <pic:blipFill>
-                    <a:blip r:embed="rId12"/>
+                    <a:blip r:embed="rId13"/>
                     <a:stretch>
                       <a:fillRect/>
                     </a:stretch>
@@ -3500,6 +3502,9 @@
         <w:ind w:left="1080"/>
       </w:pPr>
       <w:r>
+        <w:rPr>
+          <w:noProof/>
+        </w:rPr>
         <w:drawing>
           <wp:inline distT="0" distB="0" distL="0" distR="0" wp14:anchorId="457FAC36" wp14:editId="3F0BC750">
             <wp:extent cx="4320000" cy="318952"/>
@@ -3516,7 +3521,7 @@
                     <pic:cNvPicPr/>
                   </pic:nvPicPr>
                   <pic:blipFill>
-                    <a:blip r:embed="rId13"/>
+                    <a:blip r:embed="rId14"/>
                     <a:stretch>
                       <a:fillRect/>
                     </a:stretch>
@@ -3735,6 +3740,9 @@
         </mc:AlternateContent>
       </w:r>
       <w:r>
+        <w:rPr>
+          <w:noProof/>
+        </w:rPr>
         <w:drawing>
           <wp:inline distT="0" distB="0" distL="0" distR="0" wp14:anchorId="0BFDEABA" wp14:editId="0C7A7997">
             <wp:extent cx="4320000" cy="2562500"/>
@@ -3751,7 +3759,7 @@
                     <pic:cNvPicPr/>
                   </pic:nvPicPr>
                   <pic:blipFill>
-                    <a:blip r:embed="rId14"/>
+                    <a:blip r:embed="rId15"/>
                     <a:stretch>
                       <a:fillRect/>
                     </a:stretch>
@@ -3900,6 +3908,9 @@
         </mc:AlternateContent>
       </w:r>
       <w:r>
+        <w:rPr>
+          <w:noProof/>
+        </w:rPr>
         <w:drawing>
           <wp:inline distT="0" distB="0" distL="0" distR="0" wp14:anchorId="01B7BF0A" wp14:editId="2AF589C5">
             <wp:extent cx="4320000" cy="3024820"/>
@@ -3916,7 +3927,7 @@
                     <pic:cNvPicPr/>
                   </pic:nvPicPr>
                   <pic:blipFill>
-                    <a:blip r:embed="rId15"/>
+                    <a:blip r:embed="rId16"/>
                     <a:stretch>
                       <a:fillRect/>
                     </a:stretch>
@@ -3965,6 +3976,9 @@
         <w:ind w:left="1080"/>
       </w:pPr>
       <w:r>
+        <w:rPr>
+          <w:noProof/>
+        </w:rPr>
         <w:drawing>
           <wp:inline distT="0" distB="0" distL="0" distR="0" wp14:anchorId="3BDA67FF" wp14:editId="1603A3B9">
             <wp:extent cx="3372321" cy="838317"/>
@@ -3981,7 +3995,7 @@
                     <pic:cNvPicPr/>
                   </pic:nvPicPr>
                   <pic:blipFill>
-                    <a:blip r:embed="rId16"/>
+                    <a:blip r:embed="rId17"/>
                     <a:stretch>
                       <a:fillRect/>
                     </a:stretch>
@@ -4201,6 +4215,9 @@
         </mc:AlternateContent>
       </w:r>
       <w:r>
+        <w:rPr>
+          <w:noProof/>
+        </w:rPr>
         <w:drawing>
           <wp:inline distT="0" distB="0" distL="0" distR="0" wp14:anchorId="69078351" wp14:editId="26A3D843">
             <wp:extent cx="2886478" cy="2438740"/>
@@ -4217,7 +4234,7 @@
                     <pic:cNvPicPr/>
                   </pic:nvPicPr>
                   <pic:blipFill>
-                    <a:blip r:embed="rId17"/>
+                    <a:blip r:embed="rId18"/>
                     <a:stretch>
                       <a:fillRect/>
                     </a:stretch>
@@ -4364,6 +4381,9 @@
         </mc:AlternateContent>
       </w:r>
       <w:r>
+        <w:rPr>
+          <w:noProof/>
+        </w:rPr>
         <w:drawing>
           <wp:inline distT="0" distB="0" distL="0" distR="0" wp14:anchorId="25B8F042" wp14:editId="41555CB1">
             <wp:extent cx="4320000" cy="2572841"/>
@@ -4380,7 +4400,7 @@
                     <pic:cNvPicPr/>
                   </pic:nvPicPr>
                   <pic:blipFill>
-                    <a:blip r:embed="rId18"/>
+                    <a:blip r:embed="rId19"/>
                     <a:stretch>
                       <a:fillRect/>
                     </a:stretch>
@@ -4615,6 +4635,9 @@
         </mc:AlternateContent>
       </w:r>
       <w:r>
+        <w:rPr>
+          <w:noProof/>
+        </w:rPr>
         <w:drawing>
           <wp:inline distT="0" distB="0" distL="0" distR="0" wp14:anchorId="5ABBBA3B" wp14:editId="2B07F782">
             <wp:extent cx="2880000" cy="1388065"/>
@@ -4631,7 +4654,7 @@
                     <pic:cNvPicPr/>
                   </pic:nvPicPr>
                   <pic:blipFill>
-                    <a:blip r:embed="rId19"/>
+                    <a:blip r:embed="rId20"/>
                     <a:stretch>
                       <a:fillRect/>
                     </a:stretch>
@@ -4751,6 +4774,9 @@
         </mc:AlternateContent>
       </w:r>
       <w:r>
+        <w:rPr>
+          <w:noProof/>
+        </w:rPr>
         <w:drawing>
           <wp:inline distT="0" distB="0" distL="0" distR="0" wp14:anchorId="43BCEFEA" wp14:editId="67B5481C">
             <wp:extent cx="4320000" cy="1043394"/>
@@ -4767,7 +4793,7 @@
                     <pic:cNvPicPr/>
                   </pic:nvPicPr>
                   <pic:blipFill>
-                    <a:blip r:embed="rId20"/>
+                    <a:blip r:embed="rId21"/>
                     <a:stretch>
                       <a:fillRect/>
                     </a:stretch>
@@ -4974,6 +5000,9 @@
         </mc:AlternateContent>
       </w:r>
       <w:r>
+        <w:rPr>
+          <w:noProof/>
+        </w:rPr>
         <w:drawing>
           <wp:inline distT="0" distB="0" distL="0" distR="0" wp14:anchorId="07B7DD40" wp14:editId="4CAF2C2D">
             <wp:extent cx="4320000" cy="2572836"/>
@@ -4990,7 +5019,7 @@
                     <pic:cNvPicPr/>
                   </pic:nvPicPr>
                   <pic:blipFill>
-                    <a:blip r:embed="rId21"/>
+                    <a:blip r:embed="rId22"/>
                     <a:stretch>
                       <a:fillRect/>
                     </a:stretch>
@@ -37238,6 +37267,9 @@
         <w:ind w:left="1080"/>
       </w:pPr>
       <w:r>
+        <w:rPr>
+          <w:noProof/>
+        </w:rPr>
         <w:drawing>
           <wp:inline distT="0" distB="0" distL="0" distR="0" wp14:anchorId="10A64C9A" wp14:editId="59F66A16">
             <wp:extent cx="4320000" cy="839289"/>
@@ -37254,7 +37286,7 @@
                     <pic:cNvPicPr/>
                   </pic:nvPicPr>
                   <pic:blipFill>
-                    <a:blip r:embed="rId22"/>
+                    <a:blip r:embed="rId23"/>
                     <a:stretch>
                       <a:fillRect/>
                     </a:stretch>
@@ -37315,6 +37347,9 @@
         <w:ind w:left="1440"/>
       </w:pPr>
       <w:r>
+        <w:rPr>
+          <w:noProof/>
+        </w:rPr>
         <w:drawing>
           <wp:inline distT="0" distB="0" distL="0" distR="0" wp14:anchorId="725C5130" wp14:editId="2AC2DE8F">
             <wp:extent cx="4320000" cy="145869"/>
@@ -37331,7 +37366,7 @@
                     <pic:cNvPicPr/>
                   </pic:nvPicPr>
                   <pic:blipFill>
-                    <a:blip r:embed="rId23"/>
+                    <a:blip r:embed="rId24"/>
                     <a:stretch>
                       <a:fillRect/>
                     </a:stretch>
@@ -37370,6 +37405,9 @@
         <w:ind w:left="1440"/>
       </w:pPr>
       <w:r>
+        <w:rPr>
+          <w:noProof/>
+        </w:rPr>
         <w:drawing>
           <wp:inline distT="0" distB="0" distL="0" distR="0" wp14:anchorId="597C6139" wp14:editId="0B41FC73">
             <wp:extent cx="4320000" cy="123553"/>
@@ -37386,7 +37424,7 @@
                     <pic:cNvPicPr/>
                   </pic:nvPicPr>
                   <pic:blipFill>
-                    <a:blip r:embed="rId24"/>
+                    <a:blip r:embed="rId25"/>
                     <a:stretch>
                       <a:fillRect/>
                     </a:stretch>
@@ -37442,6 +37480,9 @@
         <w:ind w:left="1080"/>
       </w:pPr>
       <w:r>
+        <w:rPr>
+          <w:noProof/>
+        </w:rPr>
         <w:drawing>
           <wp:inline distT="0" distB="0" distL="0" distR="0" wp14:anchorId="2BE195E2" wp14:editId="083FD233">
             <wp:extent cx="466790" cy="314369"/>
@@ -37458,7 +37499,7 @@
                     <pic:cNvPicPr/>
                   </pic:nvPicPr>
                   <pic:blipFill>
-                    <a:blip r:embed="rId25"/>
+                    <a:blip r:embed="rId26"/>
                     <a:stretch>
                       <a:fillRect/>
                     </a:stretch>
@@ -37507,6 +37548,9 @@
         <w:ind w:left="1080"/>
       </w:pPr>
       <w:r>
+        <w:rPr>
+          <w:noProof/>
+        </w:rPr>
         <w:lastRenderedPageBreak/>
         <w:drawing>
           <wp:inline distT="0" distB="0" distL="0" distR="0" wp14:anchorId="4073D723" wp14:editId="64738130">
@@ -37524,7 +37568,7 @@
                     <pic:cNvPicPr/>
                   </pic:nvPicPr>
                   <pic:blipFill>
-                    <a:blip r:embed="rId26"/>
+                    <a:blip r:embed="rId27"/>
                     <a:stretch>
                       <a:fillRect/>
                     </a:stretch>
@@ -37566,6 +37610,9 @@
         <w:ind w:left="1080"/>
       </w:pPr>
       <w:r>
+        <w:rPr>
+          <w:noProof/>
+        </w:rPr>
         <w:drawing>
           <wp:inline distT="0" distB="0" distL="0" distR="0" wp14:anchorId="3B2773C8" wp14:editId="7391A2EF">
             <wp:extent cx="1219370" cy="390580"/>
@@ -37582,7 +37629,7 @@
                     <pic:cNvPicPr/>
                   </pic:nvPicPr>
                   <pic:blipFill>
-                    <a:blip r:embed="rId27"/>
+                    <a:blip r:embed="rId28"/>
                     <a:stretch>
                       <a:fillRect/>
                     </a:stretch>
@@ -37611,6 +37658,538 @@
           <w:numId w:val="11"/>
         </w:numPr>
       </w:pPr>
+      <w:r>
+        <w:t>Setelah berhasil dijalankan, maka pada Unity tombol akan berganti seperti pada gambar berikut.</w:t>
+      </w:r>
+    </w:p>
+    <w:p>
+      <w:pPr>
+        <w:pStyle w:val="ListParagraph"/>
+        <w:ind w:left="1080"/>
+      </w:pPr>
+      <w:r>
+        <w:drawing>
+          <wp:inline distT="0" distB="0" distL="0" distR="0" wp14:anchorId="3F199424" wp14:editId="261D7BFE">
+            <wp:extent cx="1295400" cy="373711"/>
+            <wp:effectExtent l="0" t="0" r="0" b="7620"/>
+            <wp:docPr id="2071965649" name="Picture 1"/>
+            <wp:cNvGraphicFramePr>
+              <a:graphicFrameLocks xmlns:a="http://schemas.openxmlformats.org/drawingml/2006/main" noChangeAspect="1"/>
+            </wp:cNvGraphicFramePr>
+            <a:graphic xmlns:a="http://schemas.openxmlformats.org/drawingml/2006/main">
+              <a:graphicData uri="http://schemas.openxmlformats.org/drawingml/2006/picture">
+                <pic:pic xmlns:pic="http://schemas.openxmlformats.org/drawingml/2006/picture">
+                  <pic:nvPicPr>
+                    <pic:cNvPr id="2071965649" name=""/>
+                    <pic:cNvPicPr/>
+                  </pic:nvPicPr>
+                  <pic:blipFill rotWithShape="1">
+                    <a:blip r:embed="rId29"/>
+                    <a:srcRect b="19929"/>
+                    <a:stretch>
+                      <a:fillRect/>
+                    </a:stretch>
+                  </pic:blipFill>
+                  <pic:spPr bwMode="auto">
+                    <a:xfrm>
+                      <a:off x="0" y="0"/>
+                      <a:ext cx="1295581" cy="373763"/>
+                    </a:xfrm>
+                    <a:prstGeom prst="rect">
+                      <a:avLst/>
+                    </a:prstGeom>
+                    <a:ln>
+                      <a:noFill/>
+                    </a:ln>
+                    <a:extLst>
+                      <a:ext uri="{53640926-AAD7-44D8-BBD7-CCE9431645EC}">
+                        <a14:shadowObscured xmlns:a14="http://schemas.microsoft.com/office/drawing/2010/main"/>
+                      </a:ext>
+                    </a:extLst>
+                  </pic:spPr>
+                </pic:pic>
+              </a:graphicData>
+            </a:graphic>
+          </wp:inline>
+        </w:drawing>
+      </w:r>
+    </w:p>
+    <w:p>
+      <w:pPr>
+        <w:pStyle w:val="ListParagraph"/>
+        <w:numPr>
+          <w:ilvl w:val="0"/>
+          <w:numId w:val="11"/>
+        </w:numPr>
+      </w:pPr>
+      <w:r>
+        <w:t xml:space="preserve">Gunakan </w:t>
+      </w:r>
+      <w:r>
+        <w:rPr>
+          <w:i/>
+          <w:iCs/>
+        </w:rPr>
+        <w:t>split screen</w:t>
+      </w:r>
+      <w:r>
+        <w:t xml:space="preserve"> untuk mempermudah </w:t>
+      </w:r>
+      <w:r>
+        <w:rPr>
+          <w:i/>
+          <w:iCs/>
+        </w:rPr>
+        <w:t>tuning</w:t>
+      </w:r>
+      <w:r>
+        <w:t xml:space="preserve"> parameter PID dan </w:t>
+      </w:r>
+      <w:r>
+        <w:t xml:space="preserve">pengamatan simulasi </w:t>
+      </w:r>
+      <w:r>
+        <w:rPr>
+          <w:i/>
+          <w:iCs/>
+        </w:rPr>
+        <w:t>Swerve Drive</w:t>
+      </w:r>
+      <w:r>
+        <w:rPr>
+          <w:i/>
+          <w:iCs/>
+        </w:rPr>
+        <w:t>.</w:t>
+      </w:r>
+    </w:p>
+    <w:p>
+      <w:pPr>
+        <w:pStyle w:val="ListParagraph"/>
+        <w:ind w:left="1080"/>
+      </w:pPr>
+      <w:r>
+        <w:rPr>
+          <w:noProof/>
+        </w:rPr>
+        <w:lastRenderedPageBreak/>
+        <w:drawing>
+          <wp:inline distT="0" distB="0" distL="0" distR="0" wp14:anchorId="33455F3E" wp14:editId="0FCC648C">
+            <wp:extent cx="4320000" cy="2430238"/>
+            <wp:effectExtent l="0" t="0" r="4445" b="8255"/>
+            <wp:docPr id="1767065714" name="Picture 1" descr="A screenshot of a computer&#10;&#10;AI-generated content may be incorrect."/>
+            <wp:cNvGraphicFramePr>
+              <a:graphicFrameLocks xmlns:a="http://schemas.openxmlformats.org/drawingml/2006/main" noChangeAspect="1"/>
+            </wp:cNvGraphicFramePr>
+            <a:graphic xmlns:a="http://schemas.openxmlformats.org/drawingml/2006/main">
+              <a:graphicData uri="http://schemas.openxmlformats.org/drawingml/2006/picture">
+                <pic:pic xmlns:pic="http://schemas.openxmlformats.org/drawingml/2006/picture">
+                  <pic:nvPicPr>
+                    <pic:cNvPr id="1767065714" name="Picture 1" descr="A screenshot of a computer&#10;&#10;AI-generated content may be incorrect."/>
+                    <pic:cNvPicPr/>
+                  </pic:nvPicPr>
+                  <pic:blipFill>
+                    <a:blip r:embed="rId30"/>
+                    <a:stretch>
+                      <a:fillRect/>
+                    </a:stretch>
+                  </pic:blipFill>
+                  <pic:spPr>
+                    <a:xfrm>
+                      <a:off x="0" y="0"/>
+                      <a:ext cx="4320000" cy="2430238"/>
+                    </a:xfrm>
+                    <a:prstGeom prst="rect">
+                      <a:avLst/>
+                    </a:prstGeom>
+                  </pic:spPr>
+                </pic:pic>
+              </a:graphicData>
+            </a:graphic>
+          </wp:inline>
+        </w:drawing>
+      </w:r>
+    </w:p>
+    <w:p>
+      <w:pPr>
+        <w:pStyle w:val="ListParagraph"/>
+        <w:numPr>
+          <w:ilvl w:val="0"/>
+          <w:numId w:val="11"/>
+        </w:numPr>
+      </w:pPr>
+      <w:r>
+        <w:t xml:space="preserve">Klik pada “Apply PID Settings” untuk mengirim parameter PID ke Unity. Pastikan pada Unity terdapat </w:t>
+      </w:r>
+      <w:r>
+        <w:rPr>
+          <w:i/>
+          <w:iCs/>
+        </w:rPr>
+        <w:t>print</w:t>
+      </w:r>
+      <w:r>
+        <w:t xml:space="preserve"> untuk PID yang telah diterapkan.</w:t>
+      </w:r>
+    </w:p>
+    <w:p>
+      <w:pPr>
+        <w:pStyle w:val="ListParagraph"/>
+        <w:ind w:left="1080"/>
+      </w:pPr>
+      <w:r>
+        <w:rPr>
+          <w:noProof/>
+        </w:rPr>
+        <mc:AlternateContent>
+          <mc:Choice Requires="wps">
+            <w:drawing>
+              <wp:anchor distT="0" distB="0" distL="114300" distR="114300" simplePos="0" relativeHeight="251682816" behindDoc="0" locked="0" layoutInCell="1" allowOverlap="1" wp14:anchorId="7E6BF4C2" wp14:editId="5393055D">
+                <wp:simplePos x="0" y="0"/>
+                <wp:positionH relativeFrom="column">
+                  <wp:posOffset>2518871</wp:posOffset>
+                </wp:positionH>
+                <wp:positionV relativeFrom="paragraph">
+                  <wp:posOffset>2251668</wp:posOffset>
+                </wp:positionV>
+                <wp:extent cx="783771" cy="85146"/>
+                <wp:effectExtent l="0" t="0" r="16510" b="10160"/>
+                <wp:wrapNone/>
+                <wp:docPr id="1456786899" name="Rectangle 12"/>
+                <wp:cNvGraphicFramePr/>
+                <a:graphic xmlns:a="http://schemas.openxmlformats.org/drawingml/2006/main">
+                  <a:graphicData uri="http://schemas.microsoft.com/office/word/2010/wordprocessingShape">
+                    <wps:wsp>
+                      <wps:cNvSpPr/>
+                      <wps:spPr>
+                        <a:xfrm>
+                          <a:off x="0" y="0"/>
+                          <a:ext cx="783771" cy="85146"/>
+                        </a:xfrm>
+                        <a:prstGeom prst="rect">
+                          <a:avLst/>
+                        </a:prstGeom>
+                        <a:noFill/>
+                        <a:ln w="19050">
+                          <a:solidFill>
+                            <a:srgbClr val="EE0000"/>
+                          </a:solidFill>
+                        </a:ln>
+                      </wps:spPr>
+                      <wps:style>
+                        <a:lnRef idx="2">
+                          <a:schemeClr val="accent1">
+                            <a:shade val="15000"/>
+                          </a:schemeClr>
+                        </a:lnRef>
+                        <a:fillRef idx="1">
+                          <a:schemeClr val="accent1"/>
+                        </a:fillRef>
+                        <a:effectRef idx="0">
+                          <a:schemeClr val="accent1"/>
+                        </a:effectRef>
+                        <a:fontRef idx="minor">
+                          <a:schemeClr val="lt1"/>
+                        </a:fontRef>
+                      </wps:style>
+                      <wps:bodyPr rot="0" spcFirstLastPara="0" vertOverflow="overflow" horzOverflow="overflow" vert="horz" wrap="square" lIns="91440" tIns="45720" rIns="91440" bIns="45720" numCol="1" spcCol="0" rtlCol="0" fromWordArt="0" anchor="ctr" anchorCtr="0" forceAA="0" compatLnSpc="1">
+                        <a:prstTxWarp prst="textNoShape">
+                          <a:avLst/>
+                        </a:prstTxWarp>
+                        <a:noAutofit/>
+                      </wps:bodyPr>
+                    </wps:wsp>
+                  </a:graphicData>
+                </a:graphic>
+                <wp14:sizeRelH relativeFrom="margin">
+                  <wp14:pctWidth>0</wp14:pctWidth>
+                </wp14:sizeRelH>
+                <wp14:sizeRelV relativeFrom="margin">
+                  <wp14:pctHeight>0</wp14:pctHeight>
+                </wp14:sizeRelV>
+              </wp:anchor>
+            </w:drawing>
+          </mc:Choice>
+          <mc:Fallback>
+            <w:pict>
+              <v:rect w14:anchorId="4ADAB7D6" id="Rectangle 12" o:spid="_x0000_s1026" style="position:absolute;margin-left:198.35pt;margin-top:177.3pt;width:61.7pt;height:6.7pt;z-index:251682816;visibility:visible;mso-wrap-style:square;mso-width-percent:0;mso-height-percent:0;mso-wrap-distance-left:9pt;mso-wrap-distance-top:0;mso-wrap-distance-right:9pt;mso-wrap-distance-bottom:0;mso-position-horizontal:absolute;mso-position-horizontal-relative:text;mso-position-vertical:absolute;mso-position-vertical-relative:text;mso-width-percent:0;mso-height-percent:0;mso-width-relative:margin;mso-height-relative:margin;v-text-anchor:middle" o:gfxdata="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" filled="f" strokecolor="#e00" strokeweight="1.5pt"/>
+            </w:pict>
+          </mc:Fallback>
+        </mc:AlternateContent>
+      </w:r>
+      <w:r>
+        <w:rPr>
+          <w:noProof/>
+        </w:rPr>
+        <mc:AlternateContent>
+          <mc:Choice Requires="wps">
+            <w:drawing>
+              <wp:anchor distT="0" distB="0" distL="114300" distR="114300" simplePos="0" relativeHeight="251680768" behindDoc="0" locked="0" layoutInCell="1" allowOverlap="1" wp14:anchorId="2B4A2474" wp14:editId="19E274A5">
+                <wp:simplePos x="0" y="0"/>
+                <wp:positionH relativeFrom="column">
+                  <wp:posOffset>733004</wp:posOffset>
+                </wp:positionH>
+                <wp:positionV relativeFrom="paragraph">
+                  <wp:posOffset>794657</wp:posOffset>
+                </wp:positionV>
+                <wp:extent cx="498764" cy="124691"/>
+                <wp:effectExtent l="0" t="0" r="15875" b="27940"/>
+                <wp:wrapNone/>
+                <wp:docPr id="1214938783" name="Rectangle 12"/>
+                <wp:cNvGraphicFramePr/>
+                <a:graphic xmlns:a="http://schemas.openxmlformats.org/drawingml/2006/main">
+                  <a:graphicData uri="http://schemas.microsoft.com/office/word/2010/wordprocessingShape">
+                    <wps:wsp>
+                      <wps:cNvSpPr/>
+                      <wps:spPr>
+                        <a:xfrm>
+                          <a:off x="0" y="0"/>
+                          <a:ext cx="498764" cy="124691"/>
+                        </a:xfrm>
+                        <a:prstGeom prst="rect">
+                          <a:avLst/>
+                        </a:prstGeom>
+                        <a:noFill/>
+                        <a:ln w="19050">
+                          <a:solidFill>
+                            <a:srgbClr val="EE0000"/>
+                          </a:solidFill>
+                        </a:ln>
+                      </wps:spPr>
+                      <wps:style>
+                        <a:lnRef idx="2">
+                          <a:schemeClr val="accent1">
+                            <a:shade val="15000"/>
+                          </a:schemeClr>
+                        </a:lnRef>
+                        <a:fillRef idx="1">
+                          <a:schemeClr val="accent1"/>
+                        </a:fillRef>
+                        <a:effectRef idx="0">
+                          <a:schemeClr val="accent1"/>
+                        </a:effectRef>
+                        <a:fontRef idx="minor">
+                          <a:schemeClr val="lt1"/>
+                        </a:fontRef>
+                      </wps:style>
+                      <wps:bodyPr rot="0" spcFirstLastPara="0" vertOverflow="overflow" horzOverflow="overflow" vert="horz" wrap="square" lIns="91440" tIns="45720" rIns="91440" bIns="45720" numCol="1" spcCol="0" rtlCol="0" fromWordArt="0" anchor="ctr" anchorCtr="0" forceAA="0" compatLnSpc="1">
+                        <a:prstTxWarp prst="textNoShape">
+                          <a:avLst/>
+                        </a:prstTxWarp>
+                        <a:noAutofit/>
+                      </wps:bodyPr>
+                    </wps:wsp>
+                  </a:graphicData>
+                </a:graphic>
+              </wp:anchor>
+            </w:drawing>
+          </mc:Choice>
+          <mc:Fallback>
+            <w:pict>
+              <v:rect w14:anchorId="47BA27B3" id="Rectangle 12" o:spid="_x0000_s1026" style="position:absolute;margin-left:57.7pt;margin-top:62.55pt;width:39.25pt;height:9.8pt;z-index:251680768;visibility:visible;mso-wrap-style:square;mso-wrap-distance-left:9pt;mso-wrap-distance-top:0;mso-wrap-distance-right:9pt;mso-wrap-distance-bottom:0;mso-position-horizontal:absolute;mso-position-horizontal-relative:text;mso-position-vertical:absolute;mso-position-vertical-relative:text;v-text-anchor:middle" o:gfxdata="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" filled="f" strokecolor="#e00" strokeweight="1.5pt"/>
+            </w:pict>
+          </mc:Fallback>
+        </mc:AlternateContent>
+      </w:r>
+      <w:r>
+        <w:rPr>
+          <w:noProof/>
+        </w:rPr>
+        <w:drawing>
+          <wp:inline distT="0" distB="0" distL="0" distR="0" wp14:anchorId="37EA474B" wp14:editId="2425189E">
+            <wp:extent cx="4320000" cy="2430238"/>
+            <wp:effectExtent l="0" t="0" r="4445" b="8255"/>
+            <wp:docPr id="1599851825" name="Picture 1" descr="A screenshot of a computer&#10;&#10;AI-generated content may be incorrect."/>
+            <wp:cNvGraphicFramePr>
+              <a:graphicFrameLocks xmlns:a="http://schemas.openxmlformats.org/drawingml/2006/main" noChangeAspect="1"/>
+            </wp:cNvGraphicFramePr>
+            <a:graphic xmlns:a="http://schemas.openxmlformats.org/drawingml/2006/main">
+              <a:graphicData uri="http://schemas.openxmlformats.org/drawingml/2006/picture">
+                <pic:pic xmlns:pic="http://schemas.openxmlformats.org/drawingml/2006/picture">
+                  <pic:nvPicPr>
+                    <pic:cNvPr id="1599851825" name="Picture 1" descr="A screenshot of a computer&#10;&#10;AI-generated content may be incorrect."/>
+                    <pic:cNvPicPr/>
+                  </pic:nvPicPr>
+                  <pic:blipFill>
+                    <a:blip r:embed="rId31"/>
+                    <a:stretch>
+                      <a:fillRect/>
+                    </a:stretch>
+                  </pic:blipFill>
+                  <pic:spPr>
+                    <a:xfrm>
+                      <a:off x="0" y="0"/>
+                      <a:ext cx="4320000" cy="2430238"/>
+                    </a:xfrm>
+                    <a:prstGeom prst="rect">
+                      <a:avLst/>
+                    </a:prstGeom>
+                  </pic:spPr>
+                </pic:pic>
+              </a:graphicData>
+            </a:graphic>
+          </wp:inline>
+        </w:drawing>
+      </w:r>
+    </w:p>
+    <w:p>
+      <w:pPr>
+        <w:pStyle w:val="ListParagraph"/>
+        <w:numPr>
+          <w:ilvl w:val="0"/>
+          <w:numId w:val="11"/>
+        </w:numPr>
+      </w:pPr>
+      <w:r>
+        <w:t xml:space="preserve">Setelah parameter berhasil dikirim ke Unity, langkah selanjutnya adalah memulai PID untuk menggerakkan </w:t>
+      </w:r>
+      <w:r>
+        <w:rPr>
+          <w:i/>
+          <w:iCs/>
+        </w:rPr>
+        <w:t>steering</w:t>
+      </w:r>
+      <w:r>
+        <w:t xml:space="preserve"> dari </w:t>
+      </w:r>
+      <w:r>
+        <w:rPr>
+          <w:i/>
+          <w:iCs/>
+        </w:rPr>
+        <w:t>Swerve Drive</w:t>
+      </w:r>
+      <w:r>
+        <w:t>. Klik pada tombol “Start PID” untuk mengirim perintah memulai simulasi.</w:t>
+      </w:r>
+    </w:p>
+    <w:p>
+      <w:pPr>
+        <w:pStyle w:val="ListParagraph"/>
+        <w:ind w:left="1080"/>
+      </w:pPr>
+      <w:r>
+        <w:rPr>
+          <w:noProof/>
+        </w:rPr>
+        <w:lastRenderedPageBreak/>
+        <mc:AlternateContent>
+          <mc:Choice Requires="wps">
+            <w:drawing>
+              <wp:anchor distT="0" distB="0" distL="114300" distR="114300" simplePos="0" relativeHeight="251684864" behindDoc="0" locked="0" layoutInCell="1" allowOverlap="1" wp14:anchorId="34A0BFC2" wp14:editId="15EB3C69">
+                <wp:simplePos x="0" y="0"/>
+                <wp:positionH relativeFrom="column">
+                  <wp:posOffset>737466</wp:posOffset>
+                </wp:positionH>
+                <wp:positionV relativeFrom="paragraph">
+                  <wp:posOffset>913075</wp:posOffset>
+                </wp:positionV>
+                <wp:extent cx="491556" cy="137424"/>
+                <wp:effectExtent l="0" t="0" r="22860" b="15240"/>
+                <wp:wrapNone/>
+                <wp:docPr id="634814422" name="Rectangle 12"/>
+                <wp:cNvGraphicFramePr/>
+                <a:graphic xmlns:a="http://schemas.openxmlformats.org/drawingml/2006/main">
+                  <a:graphicData uri="http://schemas.microsoft.com/office/word/2010/wordprocessingShape">
+                    <wps:wsp>
+                      <wps:cNvSpPr/>
+                      <wps:spPr>
+                        <a:xfrm>
+                          <a:off x="0" y="0"/>
+                          <a:ext cx="491556" cy="137424"/>
+                        </a:xfrm>
+                        <a:prstGeom prst="rect">
+                          <a:avLst/>
+                        </a:prstGeom>
+                        <a:noFill/>
+                        <a:ln w="19050">
+                          <a:solidFill>
+                            <a:srgbClr val="EE0000"/>
+                          </a:solidFill>
+                        </a:ln>
+                      </wps:spPr>
+                      <wps:style>
+                        <a:lnRef idx="2">
+                          <a:schemeClr val="accent1">
+                            <a:shade val="15000"/>
+                          </a:schemeClr>
+                        </a:lnRef>
+                        <a:fillRef idx="1">
+                          <a:schemeClr val="accent1"/>
+                        </a:fillRef>
+                        <a:effectRef idx="0">
+                          <a:schemeClr val="accent1"/>
+                        </a:effectRef>
+                        <a:fontRef idx="minor">
+                          <a:schemeClr val="lt1"/>
+                        </a:fontRef>
+                      </wps:style>
+                      <wps:bodyPr rot="0" spcFirstLastPara="0" vertOverflow="overflow" horzOverflow="overflow" vert="horz" wrap="square" lIns="91440" tIns="45720" rIns="91440" bIns="45720" numCol="1" spcCol="0" rtlCol="0" fromWordArt="0" anchor="ctr" anchorCtr="0" forceAA="0" compatLnSpc="1">
+                        <a:prstTxWarp prst="textNoShape">
+                          <a:avLst/>
+                        </a:prstTxWarp>
+                        <a:noAutofit/>
+                      </wps:bodyPr>
+                    </wps:wsp>
+                  </a:graphicData>
+                </a:graphic>
+                <wp14:sizeRelH relativeFrom="margin">
+                  <wp14:pctWidth>0</wp14:pctWidth>
+                </wp14:sizeRelH>
+                <wp14:sizeRelV relativeFrom="margin">
+                  <wp14:pctHeight>0</wp14:pctHeight>
+                </wp14:sizeRelV>
+              </wp:anchor>
+            </w:drawing>
+          </mc:Choice>
+          <mc:Fallback>
+            <w:pict>
+              <v:rect w14:anchorId="29B97559" id="Rectangle 12" o:spid="_x0000_s1026" style="position:absolute;margin-left:58.05pt;margin-top:71.9pt;width:38.7pt;height:10.8pt;z-index:251684864;visibility:visible;mso-wrap-style:square;mso-width-percent:0;mso-height-percent:0;mso-wrap-distance-left:9pt;mso-wrap-distance-top:0;mso-wrap-distance-right:9pt;mso-wrap-distance-bottom:0;mso-position-horizontal:absolute;mso-position-horizontal-relative:text;mso-position-vertical:absolute;mso-position-vertical-relative:text;mso-width-percent:0;mso-height-percent:0;mso-width-relative:margin;mso-height-relative:margin;v-text-anchor:middle" o:gfxdata="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" filled="f" strokecolor="#e00" strokeweight="1.5pt"/>
+            </w:pict>
+          </mc:Fallback>
+        </mc:AlternateContent>
+      </w:r>
+      <w:r>
+        <w:rPr>
+          <w:noProof/>
+        </w:rPr>
+        <w:drawing>
+          <wp:inline distT="0" distB="0" distL="0" distR="0" wp14:anchorId="3E51290F" wp14:editId="4AA10136">
+            <wp:extent cx="4320000" cy="2430238"/>
+            <wp:effectExtent l="0" t="0" r="4445" b="8255"/>
+            <wp:docPr id="794384420" name="Picture 1" descr="A screenshot of a computer&#10;&#10;AI-generated content may be incorrect."/>
+            <wp:cNvGraphicFramePr>
+              <a:graphicFrameLocks xmlns:a="http://schemas.openxmlformats.org/drawingml/2006/main" noChangeAspect="1"/>
+            </wp:cNvGraphicFramePr>
+            <a:graphic xmlns:a="http://schemas.openxmlformats.org/drawingml/2006/main">
+              <a:graphicData uri="http://schemas.openxmlformats.org/drawingml/2006/picture">
+                <pic:pic xmlns:pic="http://schemas.openxmlformats.org/drawingml/2006/picture">
+                  <pic:nvPicPr>
+                    <pic:cNvPr id="794384420" name="Picture 1" descr="A screenshot of a computer&#10;&#10;AI-generated content may be incorrect."/>
+                    <pic:cNvPicPr/>
+                  </pic:nvPicPr>
+                  <pic:blipFill>
+                    <a:blip r:embed="rId32"/>
+                    <a:stretch>
+                      <a:fillRect/>
+                    </a:stretch>
+                  </pic:blipFill>
+                  <pic:spPr>
+                    <a:xfrm>
+                      <a:off x="0" y="0"/>
+                      <a:ext cx="4320000" cy="2430238"/>
+                    </a:xfrm>
+                    <a:prstGeom prst="rect">
+                      <a:avLst/>
+                    </a:prstGeom>
+                  </pic:spPr>
+                </pic:pic>
+              </a:graphicData>
+            </a:graphic>
+          </wp:inline>
+        </w:drawing>
+      </w:r>
     </w:p>
     <w:p>
       <w:pPr>
@@ -37621,18 +38200,4488 @@
     <w:p>
       <w:pPr>
         <w:pStyle w:val="ListParagraph"/>
+        <w:numPr>
+          <w:ilvl w:val="0"/>
+          <w:numId w:val="11"/>
+        </w:numPr>
+      </w:pPr>
+      <w:r>
+        <w:t xml:space="preserve">Setelah selesai melakukan simulasi klik pada “Stop PID” </w:t>
+      </w:r>
+      <w:r>
+        <w:t>untuk menghentikan simulasi</w:t>
+      </w:r>
+    </w:p>
+    <w:p>
+      <w:pPr>
+        <w:pStyle w:val="ListParagraph"/>
         <w:ind w:left="1080"/>
       </w:pPr>
+      <w:r>
+        <w:rPr>
+          <w:noProof/>
+        </w:rPr>
+        <mc:AlternateContent>
+          <mc:Choice Requires="wps">
+            <w:drawing>
+              <wp:anchor distT="0" distB="0" distL="114300" distR="114300" simplePos="0" relativeHeight="251686912" behindDoc="0" locked="0" layoutInCell="1" allowOverlap="1" wp14:anchorId="25282E2C" wp14:editId="13B58B65">
+                <wp:simplePos x="0" y="0"/>
+                <wp:positionH relativeFrom="column">
+                  <wp:posOffset>737870</wp:posOffset>
+                </wp:positionH>
+                <wp:positionV relativeFrom="paragraph">
+                  <wp:posOffset>915035</wp:posOffset>
+                </wp:positionV>
+                <wp:extent cx="438150" cy="146050"/>
+                <wp:effectExtent l="0" t="0" r="19050" b="25400"/>
+                <wp:wrapNone/>
+                <wp:docPr id="345097231" name="Rectangle 12"/>
+                <wp:cNvGraphicFramePr/>
+                <a:graphic xmlns:a="http://schemas.openxmlformats.org/drawingml/2006/main">
+                  <a:graphicData uri="http://schemas.microsoft.com/office/word/2010/wordprocessingShape">
+                    <wps:wsp>
+                      <wps:cNvSpPr/>
+                      <wps:spPr>
+                        <a:xfrm>
+                          <a:off x="0" y="0"/>
+                          <a:ext cx="438150" cy="146050"/>
+                        </a:xfrm>
+                        <a:prstGeom prst="rect">
+                          <a:avLst/>
+                        </a:prstGeom>
+                        <a:noFill/>
+                        <a:ln w="19050">
+                          <a:solidFill>
+                            <a:srgbClr val="EE0000"/>
+                          </a:solidFill>
+                        </a:ln>
+                      </wps:spPr>
+                      <wps:style>
+                        <a:lnRef idx="2">
+                          <a:schemeClr val="accent1">
+                            <a:shade val="15000"/>
+                          </a:schemeClr>
+                        </a:lnRef>
+                        <a:fillRef idx="1">
+                          <a:schemeClr val="accent1"/>
+                        </a:fillRef>
+                        <a:effectRef idx="0">
+                          <a:schemeClr val="accent1"/>
+                        </a:effectRef>
+                        <a:fontRef idx="minor">
+                          <a:schemeClr val="lt1"/>
+                        </a:fontRef>
+                      </wps:style>
+                      <wps:bodyPr rot="0" spcFirstLastPara="0" vertOverflow="overflow" horzOverflow="overflow" vert="horz" wrap="square" lIns="91440" tIns="45720" rIns="91440" bIns="45720" numCol="1" spcCol="0" rtlCol="0" fromWordArt="0" anchor="ctr" anchorCtr="0" forceAA="0" compatLnSpc="1">
+                        <a:prstTxWarp prst="textNoShape">
+                          <a:avLst/>
+                        </a:prstTxWarp>
+                        <a:noAutofit/>
+                      </wps:bodyPr>
+                    </wps:wsp>
+                  </a:graphicData>
+                </a:graphic>
+                <wp14:sizeRelH relativeFrom="margin">
+                  <wp14:pctWidth>0</wp14:pctWidth>
+                </wp14:sizeRelH>
+                <wp14:sizeRelV relativeFrom="margin">
+                  <wp14:pctHeight>0</wp14:pctHeight>
+                </wp14:sizeRelV>
+              </wp:anchor>
+            </w:drawing>
+          </mc:Choice>
+          <mc:Fallback>
+            <w:pict>
+              <v:rect w14:anchorId="4E0E494B" id="Rectangle 12" o:spid="_x0000_s1026" style="position:absolute;margin-left:58.1pt;margin-top:72.05pt;width:34.5pt;height:11.5pt;z-index:251686912;visibility:visible;mso-wrap-style:square;mso-width-percent:0;mso-height-percent:0;mso-wrap-distance-left:9pt;mso-wrap-distance-top:0;mso-wrap-distance-right:9pt;mso-wrap-distance-bottom:0;mso-position-horizontal:absolute;mso-position-horizontal-relative:text;mso-position-vertical:absolute;mso-position-vertical-relative:text;mso-width-percent:0;mso-height-percent:0;mso-width-relative:margin;mso-height-relative:margin;v-text-anchor:middle" o:gfxdata="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" filled="f" strokecolor="#e00" strokeweight="1.5pt"/>
+            </w:pict>
+          </mc:Fallback>
+        </mc:AlternateContent>
+      </w:r>
+      <w:r>
+        <w:rPr>
+          <w:noProof/>
+        </w:rPr>
+        <w:drawing>
+          <wp:inline distT="0" distB="0" distL="0" distR="0" wp14:anchorId="0B001290" wp14:editId="1CD4DD1B">
+            <wp:extent cx="4320000" cy="2430238"/>
+            <wp:effectExtent l="0" t="0" r="4445" b="8255"/>
+            <wp:docPr id="236470056" name="Picture 1"/>
+            <wp:cNvGraphicFramePr>
+              <a:graphicFrameLocks xmlns:a="http://schemas.openxmlformats.org/drawingml/2006/main" noChangeAspect="1"/>
+            </wp:cNvGraphicFramePr>
+            <a:graphic xmlns:a="http://schemas.openxmlformats.org/drawingml/2006/main">
+              <a:graphicData uri="http://schemas.openxmlformats.org/drawingml/2006/picture">
+                <pic:pic xmlns:pic="http://schemas.openxmlformats.org/drawingml/2006/picture">
+                  <pic:nvPicPr>
+                    <pic:cNvPr id="236470056" name=""/>
+                    <pic:cNvPicPr/>
+                  </pic:nvPicPr>
+                  <pic:blipFill>
+                    <a:blip r:embed="rId33"/>
+                    <a:stretch>
+                      <a:fillRect/>
+                    </a:stretch>
+                  </pic:blipFill>
+                  <pic:spPr>
+                    <a:xfrm>
+                      <a:off x="0" y="0"/>
+                      <a:ext cx="4320000" cy="2430238"/>
+                    </a:xfrm>
+                    <a:prstGeom prst="rect">
+                      <a:avLst/>
+                    </a:prstGeom>
+                  </pic:spPr>
+                </pic:pic>
+              </a:graphicData>
+            </a:graphic>
+          </wp:inline>
+        </w:drawing>
+      </w:r>
     </w:p>
-    <w:bookmarkEnd w:id="2"/>
     <w:p>
       <w:pPr>
+        <w:pStyle w:val="ListParagraph"/>
+        <w:numPr>
+          <w:ilvl w:val="0"/>
+          <w:numId w:val="11"/>
+        </w:numPr>
+      </w:pPr>
+      <w:r>
+        <w:t xml:space="preserve">Jika ingin menyimpan hasil </w:t>
+      </w:r>
+      <w:r>
+        <w:rPr>
+          <w:i/>
+          <w:iCs/>
+        </w:rPr>
+        <w:t>monitoring data</w:t>
+      </w:r>
+      <w:r>
+        <w:t xml:space="preserve"> sudut dari Swerve Drive, maka klik pada “Save Session to Excel”. </w:t>
+      </w:r>
+    </w:p>
+    <w:p>
+      <w:pPr>
+        <w:pStyle w:val="ListParagraph"/>
         <w:ind w:left="1080"/>
       </w:pPr>
+      <w:r>
+        <w:rPr>
+          <w:noProof/>
+        </w:rPr>
+        <w:lastRenderedPageBreak/>
+        <mc:AlternateContent>
+          <mc:Choice Requires="wps">
+            <w:drawing>
+              <wp:anchor distT="0" distB="0" distL="114300" distR="114300" simplePos="0" relativeHeight="251688960" behindDoc="0" locked="0" layoutInCell="1" allowOverlap="1" wp14:anchorId="39359577" wp14:editId="0CC9D337">
+                <wp:simplePos x="0" y="0"/>
+                <wp:positionH relativeFrom="column">
+                  <wp:posOffset>737870</wp:posOffset>
+                </wp:positionH>
+                <wp:positionV relativeFrom="paragraph">
+                  <wp:posOffset>1049655</wp:posOffset>
+                </wp:positionV>
+                <wp:extent cx="438150" cy="133350"/>
+                <wp:effectExtent l="0" t="0" r="19050" b="19050"/>
+                <wp:wrapNone/>
+                <wp:docPr id="1839253808" name="Rectangle 12"/>
+                <wp:cNvGraphicFramePr/>
+                <a:graphic xmlns:a="http://schemas.openxmlformats.org/drawingml/2006/main">
+                  <a:graphicData uri="http://schemas.microsoft.com/office/word/2010/wordprocessingShape">
+                    <wps:wsp>
+                      <wps:cNvSpPr/>
+                      <wps:spPr>
+                        <a:xfrm>
+                          <a:off x="0" y="0"/>
+                          <a:ext cx="438150" cy="133350"/>
+                        </a:xfrm>
+                        <a:prstGeom prst="rect">
+                          <a:avLst/>
+                        </a:prstGeom>
+                        <a:noFill/>
+                        <a:ln w="19050">
+                          <a:solidFill>
+                            <a:srgbClr val="EE0000"/>
+                          </a:solidFill>
+                        </a:ln>
+                      </wps:spPr>
+                      <wps:style>
+                        <a:lnRef idx="2">
+                          <a:schemeClr val="accent1">
+                            <a:shade val="15000"/>
+                          </a:schemeClr>
+                        </a:lnRef>
+                        <a:fillRef idx="1">
+                          <a:schemeClr val="accent1"/>
+                        </a:fillRef>
+                        <a:effectRef idx="0">
+                          <a:schemeClr val="accent1"/>
+                        </a:effectRef>
+                        <a:fontRef idx="minor">
+                          <a:schemeClr val="lt1"/>
+                        </a:fontRef>
+                      </wps:style>
+                      <wps:bodyPr rot="0" spcFirstLastPara="0" vertOverflow="overflow" horzOverflow="overflow" vert="horz" wrap="square" lIns="91440" tIns="45720" rIns="91440" bIns="45720" numCol="1" spcCol="0" rtlCol="0" fromWordArt="0" anchor="ctr" anchorCtr="0" forceAA="0" compatLnSpc="1">
+                        <a:prstTxWarp prst="textNoShape">
+                          <a:avLst/>
+                        </a:prstTxWarp>
+                        <a:noAutofit/>
+                      </wps:bodyPr>
+                    </wps:wsp>
+                  </a:graphicData>
+                </a:graphic>
+                <wp14:sizeRelH relativeFrom="margin">
+                  <wp14:pctWidth>0</wp14:pctWidth>
+                </wp14:sizeRelH>
+                <wp14:sizeRelV relativeFrom="margin">
+                  <wp14:pctHeight>0</wp14:pctHeight>
+                </wp14:sizeRelV>
+              </wp:anchor>
+            </w:drawing>
+          </mc:Choice>
+          <mc:Fallback>
+            <w:pict>
+              <v:rect w14:anchorId="27041AF2" id="Rectangle 12" o:spid="_x0000_s1026" style="position:absolute;margin-left:58.1pt;margin-top:82.65pt;width:34.5pt;height:10.5pt;z-index:251688960;visibility:visible;mso-wrap-style:square;mso-width-percent:0;mso-height-percent:0;mso-wrap-distance-left:9pt;mso-wrap-distance-top:0;mso-wrap-distance-right:9pt;mso-wrap-distance-bottom:0;mso-position-horizontal:absolute;mso-position-horizontal-relative:text;mso-position-vertical:absolute;mso-position-vertical-relative:text;mso-width-percent:0;mso-height-percent:0;mso-width-relative:margin;mso-height-relative:margin;v-text-anchor:middle" o:gfxdata="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" filled="f" strokecolor="#e00" strokeweight="1.5pt"/>
+            </w:pict>
+          </mc:Fallback>
+        </mc:AlternateContent>
+      </w:r>
+      <w:r>
+        <w:rPr>
+          <w:noProof/>
+        </w:rPr>
+        <w:drawing>
+          <wp:inline distT="0" distB="0" distL="0" distR="0" wp14:anchorId="6409B20A" wp14:editId="04A2820A">
+            <wp:extent cx="4320000" cy="2430238"/>
+            <wp:effectExtent l="0" t="0" r="4445" b="8255"/>
+            <wp:docPr id="1639485268" name="Picture 1" descr="A screenshot of a computer&#10;&#10;AI-generated content may be incorrect."/>
+            <wp:cNvGraphicFramePr>
+              <a:graphicFrameLocks xmlns:a="http://schemas.openxmlformats.org/drawingml/2006/main" noChangeAspect="1"/>
+            </wp:cNvGraphicFramePr>
+            <a:graphic xmlns:a="http://schemas.openxmlformats.org/drawingml/2006/main">
+              <a:graphicData uri="http://schemas.openxmlformats.org/drawingml/2006/picture">
+                <pic:pic xmlns:pic="http://schemas.openxmlformats.org/drawingml/2006/picture">
+                  <pic:nvPicPr>
+                    <pic:cNvPr id="1639485268" name="Picture 1" descr="A screenshot of a computer&#10;&#10;AI-generated content may be incorrect."/>
+                    <pic:cNvPicPr/>
+                  </pic:nvPicPr>
+                  <pic:blipFill>
+                    <a:blip r:embed="rId34"/>
+                    <a:stretch>
+                      <a:fillRect/>
+                    </a:stretch>
+                  </pic:blipFill>
+                  <pic:spPr>
+                    <a:xfrm>
+                      <a:off x="0" y="0"/>
+                      <a:ext cx="4320000" cy="2430238"/>
+                    </a:xfrm>
+                    <a:prstGeom prst="rect">
+                      <a:avLst/>
+                    </a:prstGeom>
+                  </pic:spPr>
+                </pic:pic>
+              </a:graphicData>
+            </a:graphic>
+          </wp:inline>
+        </w:drawing>
+      </w:r>
+    </w:p>
+    <w:p>
+      <w:pPr>
+        <w:pStyle w:val="ListParagraph"/>
+        <w:numPr>
+          <w:ilvl w:val="0"/>
+          <w:numId w:val="11"/>
+        </w:numPr>
+      </w:pPr>
+      <w:r>
+        <w:t xml:space="preserve">Setelah dialog </w:t>
+      </w:r>
+      <w:r>
+        <w:rPr>
+          <w:i/>
+          <w:iCs/>
+        </w:rPr>
+        <w:t>file explorer</w:t>
+      </w:r>
+      <w:r>
+        <w:t xml:space="preserve"> muncul simpan dan beri nama filenya dengan NIM_PID_1, lalu simpan.</w:t>
+      </w:r>
+    </w:p>
+    <w:p>
+      <w:pPr>
+        <w:pStyle w:val="ListParagraph"/>
+        <w:ind w:left="1080"/>
+      </w:pPr>
+      <w:r>
+        <w:rPr>
+          <w:noProof/>
+        </w:rPr>
+        <mc:AlternateContent>
+          <mc:Choice Requires="wps">
+            <w:drawing>
+              <wp:anchor distT="0" distB="0" distL="114300" distR="114300" simplePos="0" relativeHeight="251691008" behindDoc="0" locked="0" layoutInCell="1" allowOverlap="1" wp14:anchorId="24EC140F" wp14:editId="1AF34700">
+                <wp:simplePos x="0" y="0"/>
+                <wp:positionH relativeFrom="column">
+                  <wp:posOffset>4135120</wp:posOffset>
+                </wp:positionH>
+                <wp:positionV relativeFrom="paragraph">
+                  <wp:posOffset>2870200</wp:posOffset>
+                </wp:positionV>
+                <wp:extent cx="406400" cy="158750"/>
+                <wp:effectExtent l="0" t="0" r="12700" b="12700"/>
+                <wp:wrapNone/>
+                <wp:docPr id="1105442864" name="Rectangle 12"/>
+                <wp:cNvGraphicFramePr/>
+                <a:graphic xmlns:a="http://schemas.openxmlformats.org/drawingml/2006/main">
+                  <a:graphicData uri="http://schemas.microsoft.com/office/word/2010/wordprocessingShape">
+                    <wps:wsp>
+                      <wps:cNvSpPr/>
+                      <wps:spPr>
+                        <a:xfrm>
+                          <a:off x="0" y="0"/>
+                          <a:ext cx="406400" cy="158750"/>
+                        </a:xfrm>
+                        <a:prstGeom prst="rect">
+                          <a:avLst/>
+                        </a:prstGeom>
+                        <a:noFill/>
+                        <a:ln w="19050">
+                          <a:solidFill>
+                            <a:srgbClr val="EE0000"/>
+                          </a:solidFill>
+                        </a:ln>
+                      </wps:spPr>
+                      <wps:style>
+                        <a:lnRef idx="2">
+                          <a:schemeClr val="accent1">
+                            <a:shade val="15000"/>
+                          </a:schemeClr>
+                        </a:lnRef>
+                        <a:fillRef idx="1">
+                          <a:schemeClr val="accent1"/>
+                        </a:fillRef>
+                        <a:effectRef idx="0">
+                          <a:schemeClr val="accent1"/>
+                        </a:effectRef>
+                        <a:fontRef idx="minor">
+                          <a:schemeClr val="lt1"/>
+                        </a:fontRef>
+                      </wps:style>
+                      <wps:bodyPr rot="0" spcFirstLastPara="0" vertOverflow="overflow" horzOverflow="overflow" vert="horz" wrap="square" lIns="91440" tIns="45720" rIns="91440" bIns="45720" numCol="1" spcCol="0" rtlCol="0" fromWordArt="0" anchor="ctr" anchorCtr="0" forceAA="0" compatLnSpc="1">
+                        <a:prstTxWarp prst="textNoShape">
+                          <a:avLst/>
+                        </a:prstTxWarp>
+                        <a:noAutofit/>
+                      </wps:bodyPr>
+                    </wps:wsp>
+                  </a:graphicData>
+                </a:graphic>
+                <wp14:sizeRelH relativeFrom="margin">
+                  <wp14:pctWidth>0</wp14:pctWidth>
+                </wp14:sizeRelH>
+                <wp14:sizeRelV relativeFrom="margin">
+                  <wp14:pctHeight>0</wp14:pctHeight>
+                </wp14:sizeRelV>
+              </wp:anchor>
+            </w:drawing>
+          </mc:Choice>
+          <mc:Fallback>
+            <w:pict>
+              <v:rect w14:anchorId="6302DD71" id="Rectangle 12" o:spid="_x0000_s1026" style="position:absolute;margin-left:325.6pt;margin-top:226pt;width:32pt;height:12.5pt;z-index:251691008;visibility:visible;mso-wrap-style:square;mso-width-percent:0;mso-height-percent:0;mso-wrap-distance-left:9pt;mso-wrap-distance-top:0;mso-wrap-distance-right:9pt;mso-wrap-distance-bottom:0;mso-position-horizontal:absolute;mso-position-horizontal-relative:text;mso-position-vertical:absolute;mso-position-vertical-relative:text;mso-width-percent:0;mso-height-percent:0;mso-width-relative:margin;mso-height-relative:margin;v-text-anchor:middle" o:gfxdata="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" filled="f" strokecolor="#e00" strokeweight="1.5pt"/>
+            </w:pict>
+          </mc:Fallback>
+        </mc:AlternateContent>
+      </w:r>
+      <w:r>
+        <w:drawing>
+          <wp:inline distT="0" distB="0" distL="0" distR="0" wp14:anchorId="4547FBB3" wp14:editId="06E80DE9">
+            <wp:extent cx="4320000" cy="3073041"/>
+            <wp:effectExtent l="0" t="0" r="4445" b="0"/>
+            <wp:docPr id="1784994564" name="Picture 1" descr="A screenshot of a computer&#10;&#10;AI-generated content may be incorrect."/>
+            <wp:cNvGraphicFramePr>
+              <a:graphicFrameLocks xmlns:a="http://schemas.openxmlformats.org/drawingml/2006/main" noChangeAspect="1"/>
+            </wp:cNvGraphicFramePr>
+            <a:graphic xmlns:a="http://schemas.openxmlformats.org/drawingml/2006/main">
+              <a:graphicData uri="http://schemas.openxmlformats.org/drawingml/2006/picture">
+                <pic:pic xmlns:pic="http://schemas.openxmlformats.org/drawingml/2006/picture">
+                  <pic:nvPicPr>
+                    <pic:cNvPr id="1784994564" name="Picture 1" descr="A screenshot of a computer&#10;&#10;AI-generated content may be incorrect."/>
+                    <pic:cNvPicPr/>
+                  </pic:nvPicPr>
+                  <pic:blipFill>
+                    <a:blip r:embed="rId35"/>
+                    <a:stretch>
+                      <a:fillRect/>
+                    </a:stretch>
+                  </pic:blipFill>
+                  <pic:spPr>
+                    <a:xfrm>
+                      <a:off x="0" y="0"/>
+                      <a:ext cx="4320000" cy="3073041"/>
+                    </a:xfrm>
+                    <a:prstGeom prst="rect">
+                      <a:avLst/>
+                    </a:prstGeom>
+                  </pic:spPr>
+                </pic:pic>
+              </a:graphicData>
+            </a:graphic>
+          </wp:inline>
+        </w:drawing>
+      </w:r>
+    </w:p>
+    <w:p>
+      <w:pPr>
+        <w:pStyle w:val="ListParagraph"/>
+        <w:numPr>
+          <w:ilvl w:val="0"/>
+          <w:numId w:val="11"/>
+        </w:numPr>
+      </w:pPr>
+      <w:r>
+        <w:t>Apabila muncul dialog di bawah ini, tekan Ok untuk melanjutkan.</w:t>
+      </w:r>
+    </w:p>
+    <w:p>
+      <w:pPr>
+        <w:pStyle w:val="ListParagraph"/>
+        <w:ind w:left="1080"/>
+      </w:pPr>
+      <w:r>
+        <w:rPr>
+          <w:noProof/>
+        </w:rPr>
+        <mc:AlternateContent>
+          <mc:Choice Requires="wps">
+            <w:drawing>
+              <wp:anchor distT="0" distB="0" distL="114300" distR="114300" simplePos="0" relativeHeight="251693056" behindDoc="0" locked="0" layoutInCell="1" allowOverlap="1" wp14:anchorId="6AE250AA" wp14:editId="1C972F8E">
+                <wp:simplePos x="0" y="0"/>
+                <wp:positionH relativeFrom="column">
+                  <wp:posOffset>2852420</wp:posOffset>
+                </wp:positionH>
+                <wp:positionV relativeFrom="paragraph">
+                  <wp:posOffset>900430</wp:posOffset>
+                </wp:positionV>
+                <wp:extent cx="641350" cy="215900"/>
+                <wp:effectExtent l="0" t="0" r="25400" b="12700"/>
+                <wp:wrapNone/>
+                <wp:docPr id="1129491674" name="Rectangle 12"/>
+                <wp:cNvGraphicFramePr/>
+                <a:graphic xmlns:a="http://schemas.openxmlformats.org/drawingml/2006/main">
+                  <a:graphicData uri="http://schemas.microsoft.com/office/word/2010/wordprocessingShape">
+                    <wps:wsp>
+                      <wps:cNvSpPr/>
+                      <wps:spPr>
+                        <a:xfrm>
+                          <a:off x="0" y="0"/>
+                          <a:ext cx="641350" cy="215900"/>
+                        </a:xfrm>
+                        <a:prstGeom prst="rect">
+                          <a:avLst/>
+                        </a:prstGeom>
+                        <a:noFill/>
+                        <a:ln w="19050">
+                          <a:solidFill>
+                            <a:srgbClr val="EE0000"/>
+                          </a:solidFill>
+                        </a:ln>
+                      </wps:spPr>
+                      <wps:style>
+                        <a:lnRef idx="2">
+                          <a:schemeClr val="accent1">
+                            <a:shade val="15000"/>
+                          </a:schemeClr>
+                        </a:lnRef>
+                        <a:fillRef idx="1">
+                          <a:schemeClr val="accent1"/>
+                        </a:fillRef>
+                        <a:effectRef idx="0">
+                          <a:schemeClr val="accent1"/>
+                        </a:effectRef>
+                        <a:fontRef idx="minor">
+                          <a:schemeClr val="lt1"/>
+                        </a:fontRef>
+                      </wps:style>
+                      <wps:bodyPr rot="0" spcFirstLastPara="0" vertOverflow="overflow" horzOverflow="overflow" vert="horz" wrap="square" lIns="91440" tIns="45720" rIns="91440" bIns="45720" numCol="1" spcCol="0" rtlCol="0" fromWordArt="0" anchor="ctr" anchorCtr="0" forceAA="0" compatLnSpc="1">
+                        <a:prstTxWarp prst="textNoShape">
+                          <a:avLst/>
+                        </a:prstTxWarp>
+                        <a:noAutofit/>
+                      </wps:bodyPr>
+                    </wps:wsp>
+                  </a:graphicData>
+                </a:graphic>
+                <wp14:sizeRelH relativeFrom="margin">
+                  <wp14:pctWidth>0</wp14:pctWidth>
+                </wp14:sizeRelH>
+                <wp14:sizeRelV relativeFrom="margin">
+                  <wp14:pctHeight>0</wp14:pctHeight>
+                </wp14:sizeRelV>
+              </wp:anchor>
+            </w:drawing>
+          </mc:Choice>
+          <mc:Fallback>
+            <w:pict>
+              <v:rect w14:anchorId="4347FA5B" id="Rectangle 12" o:spid="_x0000_s1026" style="position:absolute;margin-left:224.6pt;margin-top:70.9pt;width:50.5pt;height:17pt;z-index:251693056;visibility:visible;mso-wrap-style:square;mso-width-percent:0;mso-height-percent:0;mso-wrap-distance-left:9pt;mso-wrap-distance-top:0;mso-wrap-distance-right:9pt;mso-wrap-distance-bottom:0;mso-position-horizontal:absolute;mso-position-horizontal-relative:text;mso-position-vertical:absolute;mso-position-vertical-relative:text;mso-width-percent:0;mso-height-percent:0;mso-width-relative:margin;mso-height-relative:margin;v-text-anchor:middle" o:gfxdata="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" filled="f" strokecolor="#e00" strokeweight="1.5pt"/>
+            </w:pict>
+          </mc:Fallback>
+        </mc:AlternateContent>
+      </w:r>
+      <w:r>
+        <w:drawing>
+          <wp:inline distT="0" distB="0" distL="0" distR="0" wp14:anchorId="4E9E004C" wp14:editId="3F0A96F9">
+            <wp:extent cx="2880000" cy="1186321"/>
+            <wp:effectExtent l="0" t="0" r="0" b="0"/>
+            <wp:docPr id="646982859" name="Picture 1" descr="A screen shot of a computer&#10;&#10;AI-generated content may be incorrect."/>
+            <wp:cNvGraphicFramePr>
+              <a:graphicFrameLocks xmlns:a="http://schemas.openxmlformats.org/drawingml/2006/main" noChangeAspect="1"/>
+            </wp:cNvGraphicFramePr>
+            <a:graphic xmlns:a="http://schemas.openxmlformats.org/drawingml/2006/main">
+              <a:graphicData uri="http://schemas.openxmlformats.org/drawingml/2006/picture">
+                <pic:pic xmlns:pic="http://schemas.openxmlformats.org/drawingml/2006/picture">
+                  <pic:nvPicPr>
+                    <pic:cNvPr id="646982859" name="Picture 1" descr="A screen shot of a computer&#10;&#10;AI-generated content may be incorrect."/>
+                    <pic:cNvPicPr/>
+                  </pic:nvPicPr>
+                  <pic:blipFill>
+                    <a:blip r:embed="rId36"/>
+                    <a:stretch>
+                      <a:fillRect/>
+                    </a:stretch>
+                  </pic:blipFill>
+                  <pic:spPr>
+                    <a:xfrm>
+                      <a:off x="0" y="0"/>
+                      <a:ext cx="2880000" cy="1186321"/>
+                    </a:xfrm>
+                    <a:prstGeom prst="rect">
+                      <a:avLst/>
+                    </a:prstGeom>
+                  </pic:spPr>
+                </pic:pic>
+              </a:graphicData>
+            </a:graphic>
+          </wp:inline>
+        </w:drawing>
+      </w:r>
+    </w:p>
+    <w:p>
+      <w:pPr>
+        <w:pStyle w:val="ListParagraph"/>
+        <w:numPr>
+          <w:ilvl w:val="0"/>
+          <w:numId w:val="11"/>
+        </w:numPr>
+      </w:pPr>
+      <w:r>
+        <w:lastRenderedPageBreak/>
+        <w:t xml:space="preserve">Buka file excel yang sebelumnya telah disimpan. Terdapat dua buah </w:t>
+      </w:r>
+      <w:r>
+        <w:rPr>
+          <w:i/>
+          <w:iCs/>
+        </w:rPr>
+        <w:t>sheet</w:t>
+      </w:r>
+      <w:r>
+        <w:t xml:space="preserve"> yang berisi masing-masing menyimpan hasil monitoring data PID dan paremeter PID yang sebelumnya diaplikasikan ke </w:t>
+      </w:r>
+      <w:r>
+        <w:rPr>
+          <w:i/>
+          <w:iCs/>
+        </w:rPr>
+        <w:t>Swerve Drive</w:t>
+      </w:r>
+      <w:r>
+        <w:t>.</w:t>
+      </w:r>
+    </w:p>
+    <w:p>
+      <w:pPr>
+        <w:pStyle w:val="ListParagraph"/>
+        <w:ind w:left="1080"/>
+      </w:pPr>
+      <w:r>
+        <w:drawing>
+          <wp:inline distT="0" distB="0" distL="0" distR="0" wp14:anchorId="703F2BF6" wp14:editId="63881BB7">
+            <wp:extent cx="1981170" cy="4038600"/>
+            <wp:effectExtent l="0" t="0" r="635" b="0"/>
+            <wp:docPr id="324061674" name="Picture 1"/>
+            <wp:cNvGraphicFramePr>
+              <a:graphicFrameLocks xmlns:a="http://schemas.openxmlformats.org/drawingml/2006/main" noChangeAspect="1"/>
+            </wp:cNvGraphicFramePr>
+            <a:graphic xmlns:a="http://schemas.openxmlformats.org/drawingml/2006/main">
+              <a:graphicData uri="http://schemas.openxmlformats.org/drawingml/2006/picture">
+                <pic:pic xmlns:pic="http://schemas.openxmlformats.org/drawingml/2006/picture">
+                  <pic:nvPicPr>
+                    <pic:cNvPr id="324061674" name=""/>
+                    <pic:cNvPicPr/>
+                  </pic:nvPicPr>
+                  <pic:blipFill>
+                    <a:blip r:embed="rId37"/>
+                    <a:stretch>
+                      <a:fillRect/>
+                    </a:stretch>
+                  </pic:blipFill>
+                  <pic:spPr>
+                    <a:xfrm>
+                      <a:off x="0" y="0"/>
+                      <a:ext cx="1984952" cy="4046310"/>
+                    </a:xfrm>
+                    <a:prstGeom prst="rect">
+                      <a:avLst/>
+                    </a:prstGeom>
+                  </pic:spPr>
+                </pic:pic>
+              </a:graphicData>
+            </a:graphic>
+          </wp:inline>
+        </w:drawing>
+      </w:r>
+    </w:p>
+    <w:p>
+      <w:pPr>
+        <w:pStyle w:val="ListParagraph"/>
+        <w:numPr>
+          <w:ilvl w:val="0"/>
+          <w:numId w:val="11"/>
+        </w:numPr>
+      </w:pPr>
+      <w:r>
+        <w:t>Blok semua kolom A, B, dan C.</w:t>
+      </w:r>
+    </w:p>
+    <w:p>
+      <w:pPr>
+        <w:pStyle w:val="ListParagraph"/>
+        <w:ind w:left="1080"/>
+      </w:pPr>
+      <w:r>
+        <w:drawing>
+          <wp:inline distT="0" distB="0" distL="0" distR="0" wp14:anchorId="795C9213" wp14:editId="3CBF18CD">
+            <wp:extent cx="1809750" cy="1871728"/>
+            <wp:effectExtent l="0" t="0" r="0" b="0"/>
+            <wp:docPr id="2068306949" name="Picture 1" descr="A screenshot of a spreadsheet&#10;&#10;AI-generated content may be incorrect."/>
+            <wp:cNvGraphicFramePr>
+              <a:graphicFrameLocks xmlns:a="http://schemas.openxmlformats.org/drawingml/2006/main" noChangeAspect="1"/>
+            </wp:cNvGraphicFramePr>
+            <a:graphic xmlns:a="http://schemas.openxmlformats.org/drawingml/2006/main">
+              <a:graphicData uri="http://schemas.openxmlformats.org/drawingml/2006/picture">
+                <pic:pic xmlns:pic="http://schemas.openxmlformats.org/drawingml/2006/picture">
+                  <pic:nvPicPr>
+                    <pic:cNvPr id="2068306949" name="Picture 1" descr="A screenshot of a spreadsheet&#10;&#10;AI-generated content may be incorrect."/>
+                    <pic:cNvPicPr/>
+                  </pic:nvPicPr>
+                  <pic:blipFill>
+                    <a:blip r:embed="rId38"/>
+                    <a:stretch>
+                      <a:fillRect/>
+                    </a:stretch>
+                  </pic:blipFill>
+                  <pic:spPr>
+                    <a:xfrm>
+                      <a:off x="0" y="0"/>
+                      <a:ext cx="1821998" cy="1884396"/>
+                    </a:xfrm>
+                    <a:prstGeom prst="rect">
+                      <a:avLst/>
+                    </a:prstGeom>
+                  </pic:spPr>
+                </pic:pic>
+              </a:graphicData>
+            </a:graphic>
+          </wp:inline>
+        </w:drawing>
+      </w:r>
+    </w:p>
+    <w:p>
+      <w:pPr>
+        <w:pStyle w:val="ListParagraph"/>
+        <w:numPr>
+          <w:ilvl w:val="0"/>
+          <w:numId w:val="11"/>
+        </w:numPr>
+      </w:pPr>
+      <w:r>
+        <w:t xml:space="preserve">Buka tab Insert di excel, pada bagian </w:t>
+      </w:r>
+      <w:r>
+        <w:rPr>
+          <w:i/>
+          <w:iCs/>
+        </w:rPr>
+        <w:t>charts</w:t>
+      </w:r>
+      <w:r>
+        <w:t xml:space="preserve"> pilih Scatter.</w:t>
+      </w:r>
+    </w:p>
+    <w:p>
+      <w:pPr>
+        <w:pStyle w:val="ListParagraph"/>
+        <w:ind w:left="1080"/>
+      </w:pPr>
+      <w:r>
+        <w:rPr>
+          <w:noProof/>
+        </w:rPr>
+        <mc:AlternateContent>
+          <mc:Choice Requires="wps">
+            <w:drawing>
+              <wp:anchor distT="0" distB="0" distL="114300" distR="114300" simplePos="0" relativeHeight="251697152" behindDoc="0" locked="0" layoutInCell="1" allowOverlap="1" wp14:anchorId="479E0533" wp14:editId="66682D0C">
+                <wp:simplePos x="0" y="0"/>
+                <wp:positionH relativeFrom="column">
+                  <wp:posOffset>4497070</wp:posOffset>
+                </wp:positionH>
+                <wp:positionV relativeFrom="paragraph">
+                  <wp:posOffset>463550</wp:posOffset>
+                </wp:positionV>
+                <wp:extent cx="228600" cy="184150"/>
+                <wp:effectExtent l="0" t="0" r="19050" b="25400"/>
+                <wp:wrapNone/>
+                <wp:docPr id="542976403" name="Rectangle 12"/>
+                <wp:cNvGraphicFramePr/>
+                <a:graphic xmlns:a="http://schemas.openxmlformats.org/drawingml/2006/main">
+                  <a:graphicData uri="http://schemas.microsoft.com/office/word/2010/wordprocessingShape">
+                    <wps:wsp>
+                      <wps:cNvSpPr/>
+                      <wps:spPr>
+                        <a:xfrm>
+                          <a:off x="0" y="0"/>
+                          <a:ext cx="228600" cy="184150"/>
+                        </a:xfrm>
+                        <a:prstGeom prst="rect">
+                          <a:avLst/>
+                        </a:prstGeom>
+                        <a:noFill/>
+                        <a:ln w="19050">
+                          <a:solidFill>
+                            <a:srgbClr val="EE0000"/>
+                          </a:solidFill>
+                        </a:ln>
+                      </wps:spPr>
+                      <wps:style>
+                        <a:lnRef idx="2">
+                          <a:schemeClr val="accent1">
+                            <a:shade val="15000"/>
+                          </a:schemeClr>
+                        </a:lnRef>
+                        <a:fillRef idx="1">
+                          <a:schemeClr val="accent1"/>
+                        </a:fillRef>
+                        <a:effectRef idx="0">
+                          <a:schemeClr val="accent1"/>
+                        </a:effectRef>
+                        <a:fontRef idx="minor">
+                          <a:schemeClr val="lt1"/>
+                        </a:fontRef>
+                      </wps:style>
+                      <wps:bodyPr rot="0" spcFirstLastPara="0" vertOverflow="overflow" horzOverflow="overflow" vert="horz" wrap="square" lIns="91440" tIns="45720" rIns="91440" bIns="45720" numCol="1" spcCol="0" rtlCol="0" fromWordArt="0" anchor="ctr" anchorCtr="0" forceAA="0" compatLnSpc="1">
+                        <a:prstTxWarp prst="textNoShape">
+                          <a:avLst/>
+                        </a:prstTxWarp>
+                        <a:noAutofit/>
+                      </wps:bodyPr>
+                    </wps:wsp>
+                  </a:graphicData>
+                </a:graphic>
+                <wp14:sizeRelH relativeFrom="margin">
+                  <wp14:pctWidth>0</wp14:pctWidth>
+                </wp14:sizeRelH>
+                <wp14:sizeRelV relativeFrom="margin">
+                  <wp14:pctHeight>0</wp14:pctHeight>
+                </wp14:sizeRelV>
+              </wp:anchor>
+            </w:drawing>
+          </mc:Choice>
+          <mc:Fallback>
+            <w:pict>
+              <v:rect w14:anchorId="7A0E2AC6" id="Rectangle 12" o:spid="_x0000_s1026" style="position:absolute;margin-left:354.1pt;margin-top:36.5pt;width:18pt;height:14.5pt;z-index:251697152;visibility:visible;mso-wrap-style:square;mso-width-percent:0;mso-height-percent:0;mso-wrap-distance-left:9pt;mso-wrap-distance-top:0;mso-wrap-distance-right:9pt;mso-wrap-distance-bottom:0;mso-position-horizontal:absolute;mso-position-horizontal-relative:text;mso-position-vertical:absolute;mso-position-vertical-relative:text;mso-width-percent:0;mso-height-percent:0;mso-width-relative:margin;mso-height-relative:margin;v-text-anchor:middle" o:gfxdata="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" filled="f" strokecolor="#e00" strokeweight="1.5pt"/>
+            </w:pict>
+          </mc:Fallback>
+        </mc:AlternateContent>
+      </w:r>
+      <w:r>
+        <w:rPr>
+          <w:noProof/>
+        </w:rPr>
+        <mc:AlternateContent>
+          <mc:Choice Requires="wps">
+            <w:drawing>
+              <wp:anchor distT="0" distB="0" distL="114300" distR="114300" simplePos="0" relativeHeight="251695104" behindDoc="0" locked="0" layoutInCell="1" allowOverlap="1" wp14:anchorId="036C8FDF" wp14:editId="2E7DDCEF">
+                <wp:simplePos x="0" y="0"/>
+                <wp:positionH relativeFrom="column">
+                  <wp:posOffset>960120</wp:posOffset>
+                </wp:positionH>
+                <wp:positionV relativeFrom="paragraph">
+                  <wp:posOffset>6350</wp:posOffset>
+                </wp:positionV>
+                <wp:extent cx="304800" cy="177800"/>
+                <wp:effectExtent l="0" t="0" r="19050" b="12700"/>
+                <wp:wrapNone/>
+                <wp:docPr id="1292570792" name="Rectangle 12"/>
+                <wp:cNvGraphicFramePr/>
+                <a:graphic xmlns:a="http://schemas.openxmlformats.org/drawingml/2006/main">
+                  <a:graphicData uri="http://schemas.microsoft.com/office/word/2010/wordprocessingShape">
+                    <wps:wsp>
+                      <wps:cNvSpPr/>
+                      <wps:spPr>
+                        <a:xfrm>
+                          <a:off x="0" y="0"/>
+                          <a:ext cx="304800" cy="177800"/>
+                        </a:xfrm>
+                        <a:prstGeom prst="rect">
+                          <a:avLst/>
+                        </a:prstGeom>
+                        <a:noFill/>
+                        <a:ln w="19050">
+                          <a:solidFill>
+                            <a:srgbClr val="EE0000"/>
+                          </a:solidFill>
+                        </a:ln>
+                      </wps:spPr>
+                      <wps:style>
+                        <a:lnRef idx="2">
+                          <a:schemeClr val="accent1">
+                            <a:shade val="15000"/>
+                          </a:schemeClr>
+                        </a:lnRef>
+                        <a:fillRef idx="1">
+                          <a:schemeClr val="accent1"/>
+                        </a:fillRef>
+                        <a:effectRef idx="0">
+                          <a:schemeClr val="accent1"/>
+                        </a:effectRef>
+                        <a:fontRef idx="minor">
+                          <a:schemeClr val="lt1"/>
+                        </a:fontRef>
+                      </wps:style>
+                      <wps:bodyPr rot="0" spcFirstLastPara="0" vertOverflow="overflow" horzOverflow="overflow" vert="horz" wrap="square" lIns="91440" tIns="45720" rIns="91440" bIns="45720" numCol="1" spcCol="0" rtlCol="0" fromWordArt="0" anchor="ctr" anchorCtr="0" forceAA="0" compatLnSpc="1">
+                        <a:prstTxWarp prst="textNoShape">
+                          <a:avLst/>
+                        </a:prstTxWarp>
+                        <a:noAutofit/>
+                      </wps:bodyPr>
+                    </wps:wsp>
+                  </a:graphicData>
+                </a:graphic>
+                <wp14:sizeRelH relativeFrom="margin">
+                  <wp14:pctWidth>0</wp14:pctWidth>
+                </wp14:sizeRelH>
+                <wp14:sizeRelV relativeFrom="margin">
+                  <wp14:pctHeight>0</wp14:pctHeight>
+                </wp14:sizeRelV>
+              </wp:anchor>
+            </w:drawing>
+          </mc:Choice>
+          <mc:Fallback>
+            <w:pict>
+              <v:rect w14:anchorId="5BA13E0B" id="Rectangle 12" o:spid="_x0000_s1026" style="position:absolute;margin-left:75.6pt;margin-top:.5pt;width:24pt;height:14pt;z-index:251695104;visibility:visible;mso-wrap-style:square;mso-width-percent:0;mso-height-percent:0;mso-wrap-distance-left:9pt;mso-wrap-distance-top:0;mso-wrap-distance-right:9pt;mso-wrap-distance-bottom:0;mso-position-horizontal:absolute;mso-position-horizontal-relative:text;mso-position-vertical:absolute;mso-position-vertical-relative:text;mso-width-percent:0;mso-height-percent:0;mso-width-relative:margin;mso-height-relative:margin;v-text-anchor:middle" o:gfxdata="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" filled="f" strokecolor="#e00" strokeweight="1.5pt"/>
+            </w:pict>
+          </mc:Fallback>
+        </mc:AlternateContent>
+      </w:r>
+      <w:r>
+        <w:drawing>
+          <wp:inline distT="0" distB="0" distL="0" distR="0" wp14:anchorId="18D1FF62" wp14:editId="35F1DED6">
+            <wp:extent cx="4320000" cy="709749"/>
+            <wp:effectExtent l="0" t="0" r="4445" b="0"/>
+            <wp:docPr id="47955409" name="Picture 1" descr="A screenshot of a computer&#10;&#10;AI-generated content may be incorrect."/>
+            <wp:cNvGraphicFramePr>
+              <a:graphicFrameLocks xmlns:a="http://schemas.openxmlformats.org/drawingml/2006/main" noChangeAspect="1"/>
+            </wp:cNvGraphicFramePr>
+            <a:graphic xmlns:a="http://schemas.openxmlformats.org/drawingml/2006/main">
+              <a:graphicData uri="http://schemas.openxmlformats.org/drawingml/2006/picture">
+                <pic:pic xmlns:pic="http://schemas.openxmlformats.org/drawingml/2006/picture">
+                  <pic:nvPicPr>
+                    <pic:cNvPr id="47955409" name="Picture 1" descr="A screenshot of a computer&#10;&#10;AI-generated content may be incorrect."/>
+                    <pic:cNvPicPr/>
+                  </pic:nvPicPr>
+                  <pic:blipFill>
+                    <a:blip r:embed="rId39"/>
+                    <a:stretch>
+                      <a:fillRect/>
+                    </a:stretch>
+                  </pic:blipFill>
+                  <pic:spPr>
+                    <a:xfrm>
+                      <a:off x="0" y="0"/>
+                      <a:ext cx="4320000" cy="709749"/>
+                    </a:xfrm>
+                    <a:prstGeom prst="rect">
+                      <a:avLst/>
+                    </a:prstGeom>
+                  </pic:spPr>
+                </pic:pic>
+              </a:graphicData>
+            </a:graphic>
+          </wp:inline>
+        </w:drawing>
+      </w:r>
+    </w:p>
+    <w:p>
+      <w:pPr>
+        <w:pStyle w:val="ListParagraph"/>
+        <w:ind w:left="1080"/>
+      </w:pPr>
+      <w:r>
+        <w:rPr>
+          <w:noProof/>
+        </w:rPr>
+        <w:lastRenderedPageBreak/>
+        <mc:AlternateContent>
+          <mc:Choice Requires="wps">
+            <w:drawing>
+              <wp:anchor distT="0" distB="0" distL="114300" distR="114300" simplePos="0" relativeHeight="251699200" behindDoc="0" locked="0" layoutInCell="1" allowOverlap="1" wp14:anchorId="74381E9F" wp14:editId="7D9F0CB5">
+                <wp:simplePos x="0" y="0"/>
+                <wp:positionH relativeFrom="column">
+                  <wp:posOffset>756920</wp:posOffset>
+                </wp:positionH>
+                <wp:positionV relativeFrom="paragraph">
+                  <wp:posOffset>332105</wp:posOffset>
+                </wp:positionV>
+                <wp:extent cx="406400" cy="393700"/>
+                <wp:effectExtent l="0" t="0" r="12700" b="25400"/>
+                <wp:wrapNone/>
+                <wp:docPr id="1087681666" name="Rectangle 12"/>
+                <wp:cNvGraphicFramePr/>
+                <a:graphic xmlns:a="http://schemas.openxmlformats.org/drawingml/2006/main">
+                  <a:graphicData uri="http://schemas.microsoft.com/office/word/2010/wordprocessingShape">
+                    <wps:wsp>
+                      <wps:cNvSpPr/>
+                      <wps:spPr>
+                        <a:xfrm>
+                          <a:off x="0" y="0"/>
+                          <a:ext cx="406400" cy="393700"/>
+                        </a:xfrm>
+                        <a:prstGeom prst="rect">
+                          <a:avLst/>
+                        </a:prstGeom>
+                        <a:noFill/>
+                        <a:ln w="19050">
+                          <a:solidFill>
+                            <a:srgbClr val="EE0000"/>
+                          </a:solidFill>
+                        </a:ln>
+                      </wps:spPr>
+                      <wps:style>
+                        <a:lnRef idx="2">
+                          <a:schemeClr val="accent1">
+                            <a:shade val="15000"/>
+                          </a:schemeClr>
+                        </a:lnRef>
+                        <a:fillRef idx="1">
+                          <a:schemeClr val="accent1"/>
+                        </a:fillRef>
+                        <a:effectRef idx="0">
+                          <a:schemeClr val="accent1"/>
+                        </a:effectRef>
+                        <a:fontRef idx="minor">
+                          <a:schemeClr val="lt1"/>
+                        </a:fontRef>
+                      </wps:style>
+                      <wps:bodyPr rot="0" spcFirstLastPara="0" vertOverflow="overflow" horzOverflow="overflow" vert="horz" wrap="square" lIns="91440" tIns="45720" rIns="91440" bIns="45720" numCol="1" spcCol="0" rtlCol="0" fromWordArt="0" anchor="ctr" anchorCtr="0" forceAA="0" compatLnSpc="1">
+                        <a:prstTxWarp prst="textNoShape">
+                          <a:avLst/>
+                        </a:prstTxWarp>
+                        <a:noAutofit/>
+                      </wps:bodyPr>
+                    </wps:wsp>
+                  </a:graphicData>
+                </a:graphic>
+                <wp14:sizeRelH relativeFrom="margin">
+                  <wp14:pctWidth>0</wp14:pctWidth>
+                </wp14:sizeRelH>
+                <wp14:sizeRelV relativeFrom="margin">
+                  <wp14:pctHeight>0</wp14:pctHeight>
+                </wp14:sizeRelV>
+              </wp:anchor>
+            </w:drawing>
+          </mc:Choice>
+          <mc:Fallback>
+            <w:pict>
+              <v:rect w14:anchorId="174C7FF9" id="Rectangle 12" o:spid="_x0000_s1026" style="position:absolute;margin-left:59.6pt;margin-top:26.15pt;width:32pt;height:31pt;z-index:251699200;visibility:visible;mso-wrap-style:square;mso-width-percent:0;mso-height-percent:0;mso-wrap-distance-left:9pt;mso-wrap-distance-top:0;mso-wrap-distance-right:9pt;mso-wrap-distance-bottom:0;mso-position-horizontal:absolute;mso-position-horizontal-relative:text;mso-position-vertical:absolute;mso-position-vertical-relative:text;mso-width-percent:0;mso-height-percent:0;mso-width-relative:margin;mso-height-relative:margin;v-text-anchor:middle" o:gfxdata="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" filled="f" strokecolor="#e00" strokeweight="1.5pt"/>
+            </w:pict>
+          </mc:Fallback>
+        </mc:AlternateContent>
+      </w:r>
+      <w:r>
+        <w:drawing>
+          <wp:inline distT="0" distB="0" distL="0" distR="0" wp14:anchorId="667B2574" wp14:editId="65234410">
+            <wp:extent cx="1257300" cy="1993900"/>
+            <wp:effectExtent l="0" t="0" r="0" b="6350"/>
+            <wp:docPr id="1917378102" name="Picture 1" descr="A screenshot of a computer&#10;&#10;AI-generated content may be incorrect."/>
+            <wp:cNvGraphicFramePr>
+              <a:graphicFrameLocks xmlns:a="http://schemas.openxmlformats.org/drawingml/2006/main" noChangeAspect="1"/>
+            </wp:cNvGraphicFramePr>
+            <a:graphic xmlns:a="http://schemas.openxmlformats.org/drawingml/2006/main">
+              <a:graphicData uri="http://schemas.openxmlformats.org/drawingml/2006/picture">
+                <pic:pic xmlns:pic="http://schemas.openxmlformats.org/drawingml/2006/picture">
+                  <pic:nvPicPr>
+                    <pic:cNvPr id="1917378102" name="Picture 1" descr="A screenshot of a computer&#10;&#10;AI-generated content may be incorrect."/>
+                    <pic:cNvPicPr/>
+                  </pic:nvPicPr>
+                  <pic:blipFill>
+                    <a:blip r:embed="rId40"/>
+                    <a:stretch>
+                      <a:fillRect/>
+                    </a:stretch>
+                  </pic:blipFill>
+                  <pic:spPr>
+                    <a:xfrm>
+                      <a:off x="0" y="0"/>
+                      <a:ext cx="1258957" cy="1996528"/>
+                    </a:xfrm>
+                    <a:prstGeom prst="rect">
+                      <a:avLst/>
+                    </a:prstGeom>
+                  </pic:spPr>
+                </pic:pic>
+              </a:graphicData>
+            </a:graphic>
+          </wp:inline>
+        </w:drawing>
+      </w:r>
+    </w:p>
+    <w:p>
+      <w:pPr>
+        <w:pStyle w:val="ListParagraph"/>
+        <w:numPr>
+          <w:ilvl w:val="0"/>
+          <w:numId w:val="11"/>
+        </w:numPr>
+      </w:pPr>
+      <w:r>
+        <w:t xml:space="preserve">Grafik untuk respon sistem </w:t>
+      </w:r>
+      <w:r>
+        <w:rPr>
+          <w:i/>
+          <w:iCs/>
+        </w:rPr>
+        <w:t>Swerve Drive</w:t>
+      </w:r>
+      <w:r>
+        <w:t xml:space="preserve"> akan terlihat seperti gambar di bawah ini.</w:t>
+      </w:r>
+    </w:p>
+    <w:p>
+      <w:pPr>
+        <w:pStyle w:val="ListParagraph"/>
+        <w:ind w:left="1080"/>
+      </w:pPr>
+      <w:r>
+        <w:drawing>
+          <wp:inline distT="0" distB="0" distL="0" distR="0" wp14:anchorId="530DF864" wp14:editId="28F13D19">
+            <wp:extent cx="3600000" cy="2230213"/>
+            <wp:effectExtent l="0" t="0" r="635" b="0"/>
+            <wp:docPr id="1270180530" name="Picture 1"/>
+            <wp:cNvGraphicFramePr>
+              <a:graphicFrameLocks xmlns:a="http://schemas.openxmlformats.org/drawingml/2006/main" noChangeAspect="1"/>
+            </wp:cNvGraphicFramePr>
+            <a:graphic xmlns:a="http://schemas.openxmlformats.org/drawingml/2006/main">
+              <a:graphicData uri="http://schemas.openxmlformats.org/drawingml/2006/picture">
+                <pic:pic xmlns:pic="http://schemas.openxmlformats.org/drawingml/2006/picture">
+                  <pic:nvPicPr>
+                    <pic:cNvPr id="1270180530" name=""/>
+                    <pic:cNvPicPr/>
+                  </pic:nvPicPr>
+                  <pic:blipFill>
+                    <a:blip r:embed="rId41"/>
+                    <a:stretch>
+                      <a:fillRect/>
+                    </a:stretch>
+                  </pic:blipFill>
+                  <pic:spPr>
+                    <a:xfrm>
+                      <a:off x="0" y="0"/>
+                      <a:ext cx="3600000" cy="2230213"/>
+                    </a:xfrm>
+                    <a:prstGeom prst="rect">
+                      <a:avLst/>
+                    </a:prstGeom>
+                  </pic:spPr>
+                </pic:pic>
+              </a:graphicData>
+            </a:graphic>
+          </wp:inline>
+        </w:drawing>
+      </w:r>
+      <w:r>
+        <w:t xml:space="preserve"> </w:t>
+      </w:r>
+    </w:p>
+    <w:p>
+      <w:pPr>
+        <w:pStyle w:val="ListParagraph"/>
+        <w:numPr>
+          <w:ilvl w:val="0"/>
+          <w:numId w:val="11"/>
+        </w:numPr>
+      </w:pPr>
+      <w:r>
+        <w:t xml:space="preserve">Selanjutnya adalah menganalisis respon sistem </w:t>
+      </w:r>
+      <w:r>
+        <w:rPr>
+          <w:i/>
+          <w:iCs/>
+        </w:rPr>
+        <w:t>Rise Time</w:t>
+      </w:r>
+      <w:r>
+        <w:t xml:space="preserve">. Buatlah 5 parameter yaitu: </w:t>
+      </w:r>
+      <w:r>
+        <w:rPr>
+          <w:i/>
+          <w:iCs/>
+        </w:rPr>
+        <w:t>Steady State</w:t>
+      </w:r>
+      <w:r>
+        <w:t xml:space="preserve"> (SS), 10% SS, 90% SS, 10% Time, serta 90% Time untuk menganalisis </w:t>
+      </w:r>
+      <w:r>
+        <w:rPr>
+          <w:i/>
+          <w:iCs/>
+        </w:rPr>
+        <w:t>Rise Time</w:t>
+      </w:r>
+      <w:r>
+        <w:rPr>
+          <w:i/>
+          <w:iCs/>
+        </w:rPr>
+        <w:t>.</w:t>
+      </w:r>
+    </w:p>
+    <w:p>
+      <w:pPr>
+        <w:pStyle w:val="ListParagraph"/>
+        <w:ind w:left="1080"/>
+      </w:pPr>
+      <w:r>
+        <w:drawing>
+          <wp:inline distT="0" distB="0" distL="0" distR="0" wp14:anchorId="1A23CF90" wp14:editId="747E0486">
+            <wp:extent cx="990738" cy="1838582"/>
+            <wp:effectExtent l="0" t="0" r="0" b="9525"/>
+            <wp:docPr id="47341035" name="Picture 1" descr="A white paper with black text&#10;&#10;AI-generated content may be incorrect."/>
+            <wp:cNvGraphicFramePr>
+              <a:graphicFrameLocks xmlns:a="http://schemas.openxmlformats.org/drawingml/2006/main" noChangeAspect="1"/>
+            </wp:cNvGraphicFramePr>
+            <a:graphic xmlns:a="http://schemas.openxmlformats.org/drawingml/2006/main">
+              <a:graphicData uri="http://schemas.openxmlformats.org/drawingml/2006/picture">
+                <pic:pic xmlns:pic="http://schemas.openxmlformats.org/drawingml/2006/picture">
+                  <pic:nvPicPr>
+                    <pic:cNvPr id="47341035" name="Picture 1" descr="A white paper with black text&#10;&#10;AI-generated content may be incorrect."/>
+                    <pic:cNvPicPr/>
+                  </pic:nvPicPr>
+                  <pic:blipFill>
+                    <a:blip r:embed="rId42"/>
+                    <a:stretch>
+                      <a:fillRect/>
+                    </a:stretch>
+                  </pic:blipFill>
+                  <pic:spPr>
+                    <a:xfrm>
+                      <a:off x="0" y="0"/>
+                      <a:ext cx="990738" cy="1838582"/>
+                    </a:xfrm>
+                    <a:prstGeom prst="rect">
+                      <a:avLst/>
+                    </a:prstGeom>
+                  </pic:spPr>
+                </pic:pic>
+              </a:graphicData>
+            </a:graphic>
+          </wp:inline>
+        </w:drawing>
+      </w:r>
+    </w:p>
+    <w:p>
+      <w:pPr>
+        <w:pStyle w:val="ListParagraph"/>
+        <w:numPr>
+          <w:ilvl w:val="0"/>
+          <w:numId w:val="11"/>
+        </w:numPr>
+      </w:pPr>
+      <w:r>
+        <w:lastRenderedPageBreak/>
+        <w:t xml:space="preserve">Gunakan rumus di bawah ini untuk mencari nilai </w:t>
+      </w:r>
+      <w:r>
+        <w:rPr>
+          <w:i/>
+          <w:iCs/>
+        </w:rPr>
+        <w:t>Steady State</w:t>
+      </w:r>
+      <w:r>
+        <w:t xml:space="preserve">. Ambil sebanyak mungkin data dari Sudut Aktual yang nilainya stabil </w:t>
+      </w:r>
+      <w:r>
+        <w:t xml:space="preserve">dan </w:t>
+      </w:r>
+      <w:r>
+        <w:t xml:space="preserve">mendekati </w:t>
+      </w:r>
+      <w:r>
+        <w:rPr>
+          <w:i/>
+          <w:iCs/>
+        </w:rPr>
+        <w:t>setpoint</w:t>
+      </w:r>
+      <w:r>
+        <w:rPr>
+          <w:i/>
+          <w:iCs/>
+        </w:rPr>
+        <w:t>.</w:t>
+      </w:r>
+    </w:p>
+    <w:p>
+      <w:pPr>
+        <w:pStyle w:val="ListParagraph"/>
+        <w:ind w:left="1080"/>
+        <w:rPr>
+          <w:rFonts w:eastAsiaTheme="minorEastAsia"/>
+          <w:iCs/>
+        </w:rPr>
+      </w:pPr>
+      <m:oMathPara>
+        <m:oMath>
+          <m:r>
+            <m:rPr>
+              <m:sty m:val="p"/>
+            </m:rPr>
+            <w:rPr>
+              <w:rFonts w:ascii="Cambria Math" w:hAnsi="Cambria Math"/>
+            </w:rPr>
+            <m:t>=</m:t>
+          </m:r>
+          <m:r>
+            <m:rPr>
+              <m:sty m:val="p"/>
+            </m:rPr>
+            <w:rPr>
+              <w:rFonts w:ascii="Cambria Math" w:hAnsi="Cambria Math"/>
+            </w:rPr>
+            <m:t>AVERAGE</m:t>
+          </m:r>
+          <m:d>
+            <m:dPr>
+              <m:ctrlPr>
+                <w:rPr>
+                  <w:rFonts w:ascii="Cambria Math" w:hAnsi="Cambria Math"/>
+                  <w:iCs/>
+                </w:rPr>
+              </m:ctrlPr>
+            </m:dPr>
+            <m:e>
+              <m:sSub>
+                <m:sSubPr>
+                  <m:ctrlPr>
+                    <w:rPr>
+                      <w:rFonts w:ascii="Cambria Math" w:hAnsi="Cambria Math"/>
+                      <w:b/>
+                      <w:bCs/>
+                      <w:iCs/>
+                    </w:rPr>
+                  </m:ctrlPr>
+                </m:sSubPr>
+                <m:e>
+                  <m:r>
+                    <m:rPr>
+                      <m:sty m:val="b"/>
+                    </m:rPr>
+                    <w:rPr>
+                      <w:rFonts w:ascii="Cambria Math" w:hAnsi="Cambria Math"/>
+                    </w:rPr>
+                    <m:t>B</m:t>
+                  </m:r>
+                </m:e>
+                <m:sub>
+                  <m:r>
+                    <m:rPr>
+                      <m:sty m:val="b"/>
+                    </m:rPr>
+                    <w:rPr>
+                      <w:rFonts w:ascii="Cambria Math" w:hAnsi="Cambria Math"/>
+                    </w:rPr>
+                    <m:t>xx</m:t>
+                  </m:r>
+                </m:sub>
+              </m:sSub>
+              <m:r>
+                <m:rPr>
+                  <m:sty m:val="p"/>
+                </m:rPr>
+                <w:rPr>
+                  <w:rFonts w:ascii="Cambria Math" w:hAnsi="Cambria Math"/>
+                </w:rPr>
+                <m:t xml:space="preserve"> :</m:t>
+              </m:r>
+              <m:sSub>
+                <m:sSubPr>
+                  <m:ctrlPr>
+                    <w:rPr>
+                      <w:rFonts w:ascii="Cambria Math" w:hAnsi="Cambria Math"/>
+                      <w:b/>
+                      <w:bCs/>
+                      <w:iCs/>
+                    </w:rPr>
+                  </m:ctrlPr>
+                </m:sSubPr>
+                <m:e>
+                  <m:r>
+                    <m:rPr>
+                      <m:sty m:val="b"/>
+                    </m:rPr>
+                    <w:rPr>
+                      <w:rFonts w:ascii="Cambria Math" w:hAnsi="Cambria Math"/>
+                    </w:rPr>
+                    <m:t>B</m:t>
+                  </m:r>
+                </m:e>
+                <m:sub>
+                  <m:r>
+                    <m:rPr>
+                      <m:sty m:val="b"/>
+                    </m:rPr>
+                    <w:rPr>
+                      <w:rFonts w:ascii="Cambria Math" w:hAnsi="Cambria Math"/>
+                    </w:rPr>
+                    <m:t>yy</m:t>
+                  </m:r>
+                </m:sub>
+              </m:sSub>
+            </m:e>
+          </m:d>
+        </m:oMath>
+      </m:oMathPara>
+    </w:p>
+    <w:p>
+      <w:pPr>
+        <w:pStyle w:val="ListParagraph"/>
+        <w:ind w:left="1080"/>
+        <w:rPr>
+          <w:rFonts w:eastAsiaTheme="minorEastAsia"/>
+        </w:rPr>
+      </w:pPr>
+      <w:r>
+        <w:rPr>
+          <w:rFonts w:eastAsiaTheme="minorEastAsia"/>
+        </w:rPr>
+        <w:t>Di mana:</w:t>
+      </w:r>
+    </w:p>
+    <w:p>
+      <w:pPr>
+        <w:pStyle w:val="ListParagraph"/>
+        <w:ind w:left="1080"/>
+        <w:rPr>
+          <w:rFonts w:eastAsiaTheme="minorEastAsia"/>
+        </w:rPr>
+      </w:pPr>
+      <m:oMath>
+        <m:sSub>
+          <m:sSubPr>
+            <m:ctrlPr>
+              <w:rPr>
+                <w:rFonts w:ascii="Cambria Math" w:eastAsiaTheme="minorEastAsia" w:hAnsi="Cambria Math"/>
+                <w:i/>
+              </w:rPr>
+            </m:ctrlPr>
+          </m:sSubPr>
+          <m:e>
+            <m:r>
+              <w:rPr>
+                <w:rFonts w:ascii="Cambria Math" w:eastAsiaTheme="minorEastAsia" w:hAnsi="Cambria Math"/>
+              </w:rPr>
+              <m:t>B</m:t>
+            </m:r>
+          </m:e>
+          <m:sub>
+            <m:r>
+              <w:rPr>
+                <w:rFonts w:ascii="Cambria Math" w:eastAsiaTheme="minorEastAsia" w:hAnsi="Cambria Math"/>
+              </w:rPr>
+              <m:t>xx</m:t>
+            </m:r>
+          </m:sub>
+        </m:sSub>
+      </m:oMath>
+      <w:r>
+        <w:rPr>
+          <w:rFonts w:eastAsiaTheme="minorEastAsia"/>
+        </w:rPr>
+        <w:t xml:space="preserve"> = Diganti dengan kolom di mana data pertama kali mencapai kestabilan,</w:t>
+      </w:r>
+    </w:p>
+    <w:p>
+      <w:pPr>
+        <w:pStyle w:val="ListParagraph"/>
+        <w:ind w:left="1080"/>
+        <w:rPr>
+          <w:rFonts w:eastAsiaTheme="minorEastAsia"/>
+        </w:rPr>
+      </w:pPr>
+      <m:oMath>
+        <m:sSub>
+          <m:sSubPr>
+            <m:ctrlPr>
+              <w:rPr>
+                <w:rFonts w:ascii="Cambria Math" w:eastAsiaTheme="minorEastAsia" w:hAnsi="Cambria Math"/>
+                <w:i/>
+              </w:rPr>
+            </m:ctrlPr>
+          </m:sSubPr>
+          <m:e>
+            <m:r>
+              <w:rPr>
+                <w:rFonts w:ascii="Cambria Math" w:eastAsiaTheme="minorEastAsia" w:hAnsi="Cambria Math"/>
+              </w:rPr>
+              <m:t>B</m:t>
+            </m:r>
+          </m:e>
+          <m:sub>
+            <m:r>
+              <w:rPr>
+                <w:rFonts w:ascii="Cambria Math" w:eastAsiaTheme="minorEastAsia" w:hAnsi="Cambria Math"/>
+              </w:rPr>
+              <m:t>yy</m:t>
+            </m:r>
+          </m:sub>
+        </m:sSub>
+      </m:oMath>
+      <w:r>
+        <w:rPr>
+          <w:rFonts w:eastAsiaTheme="minorEastAsia"/>
+        </w:rPr>
+        <w:t xml:space="preserve"> = Diganti dengan kolom terakhir dari data sudut aktual.</w:t>
+      </w:r>
+    </w:p>
+    <w:p>
+      <w:pPr>
+        <w:pStyle w:val="ListParagraph"/>
+        <w:numPr>
+          <w:ilvl w:val="0"/>
+          <w:numId w:val="11"/>
+        </w:numPr>
+        <w:rPr>
+          <w:rFonts w:eastAsiaTheme="minorEastAsia"/>
+        </w:rPr>
+      </w:pPr>
+      <w:r>
+        <w:rPr>
+          <w:rFonts w:eastAsiaTheme="minorEastAsia"/>
+        </w:rPr>
+        <w:t xml:space="preserve">Jika sintaks yang dimasukkan ke </w:t>
+      </w:r>
+      <w:bookmarkEnd w:id="1"/>
+      <w:r>
+        <w:rPr>
+          <w:rFonts w:eastAsiaTheme="minorEastAsia"/>
+        </w:rPr>
+        <w:t>excel benar, maka akan menunjukkan nilai Steady State seperti pada gambar di bawah ini.</w:t>
+      </w:r>
+    </w:p>
+    <w:p>
+      <w:pPr>
+        <w:pStyle w:val="ListParagraph"/>
+        <w:ind w:left="1080"/>
+        <w:rPr>
+          <w:rFonts w:eastAsiaTheme="minorEastAsia"/>
+        </w:rPr>
+      </w:pPr>
+      <w:r>
+        <w:rPr>
+          <w:rFonts w:eastAsiaTheme="minorEastAsia"/>
+        </w:rPr>
+        <w:drawing>
+          <wp:inline distT="0" distB="0" distL="0" distR="0" wp14:anchorId="020DFE3E" wp14:editId="2414B9F4">
+            <wp:extent cx="2173259" cy="447675"/>
+            <wp:effectExtent l="0" t="0" r="0" b="0"/>
+            <wp:docPr id="394678200" name="Picture 1" descr="A green corner on a white background&#10;&#10;AI-generated content may be incorrect."/>
+            <wp:cNvGraphicFramePr>
+              <a:graphicFrameLocks xmlns:a="http://schemas.openxmlformats.org/drawingml/2006/main" noChangeAspect="1"/>
+            </wp:cNvGraphicFramePr>
+            <a:graphic xmlns:a="http://schemas.openxmlformats.org/drawingml/2006/main">
+              <a:graphicData uri="http://schemas.openxmlformats.org/drawingml/2006/picture">
+                <pic:pic xmlns:pic="http://schemas.openxmlformats.org/drawingml/2006/picture">
+                  <pic:nvPicPr>
+                    <pic:cNvPr id="394678200" name="Picture 1" descr="A green corner on a white background&#10;&#10;AI-generated content may be incorrect."/>
+                    <pic:cNvPicPr/>
+                  </pic:nvPicPr>
+                  <pic:blipFill>
+                    <a:blip r:embed="rId43"/>
+                    <a:stretch>
+                      <a:fillRect/>
+                    </a:stretch>
+                  </pic:blipFill>
+                  <pic:spPr>
+                    <a:xfrm>
+                      <a:off x="0" y="0"/>
+                      <a:ext cx="2176541" cy="448351"/>
+                    </a:xfrm>
+                    <a:prstGeom prst="rect">
+                      <a:avLst/>
+                    </a:prstGeom>
+                  </pic:spPr>
+                </pic:pic>
+              </a:graphicData>
+            </a:graphic>
+          </wp:inline>
+        </w:drawing>
+      </w:r>
+    </w:p>
+    <w:p>
+      <w:pPr>
+        <w:pStyle w:val="ListParagraph"/>
+        <w:numPr>
+          <w:ilvl w:val="0"/>
+          <w:numId w:val="11"/>
+        </w:numPr>
+        <w:rPr>
+          <w:rFonts w:eastAsiaTheme="minorEastAsia"/>
+        </w:rPr>
+      </w:pPr>
+      <w:r>
+        <w:rPr>
+          <w:rFonts w:eastAsiaTheme="minorEastAsia"/>
+        </w:rPr>
+        <w:t xml:space="preserve">Selanjutnya untuk mencari nilai dari parameter 10% dan 90% dari </w:t>
+      </w:r>
+      <w:r>
+        <w:rPr>
+          <w:rFonts w:eastAsiaTheme="minorEastAsia"/>
+          <w:i/>
+          <w:iCs/>
+        </w:rPr>
+        <w:t>Steady State</w:t>
+      </w:r>
+      <w:r>
+        <w:rPr>
+          <w:rFonts w:eastAsiaTheme="minorEastAsia"/>
+          <w:i/>
+          <w:iCs/>
+        </w:rPr>
+        <w:t xml:space="preserve"> </w:t>
+      </w:r>
+      <w:r>
+        <w:rPr>
+          <w:rFonts w:eastAsiaTheme="minorEastAsia"/>
+        </w:rPr>
+        <w:t>bisa menggunakan rumus di bawah ini.</w:t>
+      </w:r>
+    </w:p>
+    <w:p>
+      <w:pPr>
+        <w:pStyle w:val="ListParagraph"/>
+        <w:numPr>
+          <w:ilvl w:val="0"/>
+          <w:numId w:val="15"/>
+        </w:numPr>
+        <w:rPr>
+          <w:rFonts w:eastAsiaTheme="minorEastAsia"/>
+          <w:b/>
+          <w:bCs/>
+        </w:rPr>
+      </w:pPr>
+      <w:r>
+        <w:rPr>
+          <w:rFonts w:eastAsiaTheme="minorEastAsia"/>
+          <w:b/>
+          <w:bCs/>
+        </w:rPr>
+        <w:t>10% SS</w:t>
+      </w:r>
+    </w:p>
+    <w:p>
+      <w:pPr>
+        <w:pStyle w:val="ListParagraph"/>
+        <w:ind w:left="1080"/>
+        <w:rPr>
+          <w:rFonts w:eastAsiaTheme="minorEastAsia"/>
+          <w:iCs/>
+        </w:rPr>
+      </w:pPr>
+      <m:oMathPara>
+        <m:oMath>
+          <m:r>
+            <m:rPr>
+              <m:sty m:val="p"/>
+            </m:rPr>
+            <w:rPr>
+              <w:rFonts w:ascii="Cambria Math" w:eastAsiaTheme="minorEastAsia" w:hAnsi="Cambria Math"/>
+            </w:rPr>
+            <m:t>=0,1*(SS)</m:t>
+          </m:r>
+        </m:oMath>
+      </m:oMathPara>
+    </w:p>
+    <w:p>
+      <w:pPr>
+        <w:pStyle w:val="ListParagraph"/>
+        <w:numPr>
+          <w:ilvl w:val="0"/>
+          <w:numId w:val="15"/>
+        </w:numPr>
+        <w:rPr>
+          <w:rFonts w:eastAsiaTheme="minorEastAsia"/>
+          <w:b/>
+          <w:bCs/>
+          <w:iCs/>
+        </w:rPr>
+      </w:pPr>
+      <w:r>
+        <w:rPr>
+          <w:rFonts w:eastAsiaTheme="minorEastAsia"/>
+          <w:b/>
+          <w:bCs/>
+          <w:iCs/>
+        </w:rPr>
+        <w:t>90 % SS</w:t>
+      </w:r>
+    </w:p>
+    <w:p>
+      <w:pPr>
+        <w:pStyle w:val="ListParagraph"/>
+        <w:ind w:left="1080"/>
+        <w:rPr>
+          <w:rFonts w:eastAsiaTheme="minorEastAsia"/>
+          <w:iCs/>
+        </w:rPr>
+      </w:pPr>
+      <m:oMathPara>
+        <m:oMath>
+          <m:r>
+            <m:rPr>
+              <m:sty m:val="p"/>
+            </m:rPr>
+            <w:rPr>
+              <w:rFonts w:ascii="Cambria Math" w:eastAsiaTheme="minorEastAsia" w:hAnsi="Cambria Math"/>
+            </w:rPr>
+            <m:t>= 0,9*</m:t>
+          </m:r>
+          <m:d>
+            <m:dPr>
+              <m:ctrlPr>
+                <w:rPr>
+                  <w:rFonts w:ascii="Cambria Math" w:eastAsiaTheme="minorEastAsia" w:hAnsi="Cambria Math"/>
+                  <w:iCs/>
+                </w:rPr>
+              </m:ctrlPr>
+            </m:dPr>
+            <m:e>
+              <m:r>
+                <m:rPr>
+                  <m:sty m:val="p"/>
+                </m:rPr>
+                <w:rPr>
+                  <w:rFonts w:ascii="Cambria Math" w:eastAsiaTheme="minorEastAsia" w:hAnsi="Cambria Math"/>
+                </w:rPr>
+                <m:t>SS</m:t>
+              </m:r>
+            </m:e>
+          </m:d>
+        </m:oMath>
+      </m:oMathPara>
+    </w:p>
+    <w:p>
+      <w:pPr>
+        <w:pStyle w:val="ListParagraph"/>
+        <w:ind w:left="1080"/>
+        <w:rPr>
+          <w:rFonts w:eastAsiaTheme="minorEastAsia"/>
+        </w:rPr>
+      </w:pPr>
+      <w:r>
+        <w:rPr>
+          <w:rFonts w:eastAsiaTheme="minorEastAsia"/>
+        </w:rPr>
+        <w:t xml:space="preserve">Sebagai catatan, ganti nilai SS dengan kolom di mana nilai </w:t>
+      </w:r>
+      <w:r>
+        <w:rPr>
+          <w:rFonts w:eastAsiaTheme="minorEastAsia"/>
+          <w:i/>
+          <w:iCs/>
+        </w:rPr>
+        <w:t>Steady State</w:t>
+      </w:r>
+      <w:r>
+        <w:rPr>
+          <w:rFonts w:eastAsiaTheme="minorEastAsia"/>
+        </w:rPr>
+        <w:t xml:space="preserve"> sebelumnya ditemukan. Misalkan pada </w:t>
+      </w:r>
+      <w:r>
+        <w:rPr>
+          <w:rFonts w:eastAsiaTheme="minorEastAsia"/>
+        </w:rPr>
+        <w:t>kolom</w:t>
+      </w:r>
+      <w:r>
+        <w:rPr>
+          <w:rFonts w:eastAsiaTheme="minorEastAsia"/>
+        </w:rPr>
+        <w:t xml:space="preserve"> G </w:t>
+      </w:r>
+      <w:r>
+        <w:rPr>
+          <w:rFonts w:eastAsiaTheme="minorEastAsia"/>
+        </w:rPr>
+        <w:t xml:space="preserve">baris </w:t>
+      </w:r>
+      <w:r>
+        <w:rPr>
+          <w:rFonts w:eastAsiaTheme="minorEastAsia"/>
+        </w:rPr>
+        <w:t>2 maka SS diganti menjadi G2.</w:t>
+      </w:r>
+      <w:r>
+        <w:rPr>
+          <w:rFonts w:eastAsiaTheme="minorEastAsia"/>
+        </w:rPr>
+        <w:t xml:space="preserve"> Terdapat perangkat yang menggunakan tanda koma (,) atau tanda titik (.) sebagai nilai pecahan, sesuaikan hal ini agar tidak terjadi error pada sintaks.</w:t>
+      </w:r>
+    </w:p>
+    <w:p>
+      <w:pPr>
+        <w:pStyle w:val="ListParagraph"/>
+        <w:ind w:left="1080"/>
+        <w:rPr>
+          <w:rFonts w:eastAsiaTheme="minorEastAsia"/>
+        </w:rPr>
+      </w:pPr>
+      <w:r>
+        <w:rPr>
+          <w:rFonts w:eastAsiaTheme="minorEastAsia"/>
+        </w:rPr>
+        <w:drawing>
+          <wp:inline distT="0" distB="0" distL="0" distR="0" wp14:anchorId="7A36BBBF" wp14:editId="19B897BE">
+            <wp:extent cx="2419350" cy="409289"/>
+            <wp:effectExtent l="0" t="0" r="0" b="0"/>
+            <wp:docPr id="591931505" name="Picture 1"/>
+            <wp:cNvGraphicFramePr>
+              <a:graphicFrameLocks xmlns:a="http://schemas.openxmlformats.org/drawingml/2006/main" noChangeAspect="1"/>
+            </wp:cNvGraphicFramePr>
+            <a:graphic xmlns:a="http://schemas.openxmlformats.org/drawingml/2006/main">
+              <a:graphicData uri="http://schemas.openxmlformats.org/drawingml/2006/picture">
+                <pic:pic xmlns:pic="http://schemas.openxmlformats.org/drawingml/2006/picture">
+                  <pic:nvPicPr>
+                    <pic:cNvPr id="591931505" name=""/>
+                    <pic:cNvPicPr/>
+                  </pic:nvPicPr>
+                  <pic:blipFill>
+                    <a:blip r:embed="rId44"/>
+                    <a:stretch>
+                      <a:fillRect/>
+                    </a:stretch>
+                  </pic:blipFill>
+                  <pic:spPr>
+                    <a:xfrm>
+                      <a:off x="0" y="0"/>
+                      <a:ext cx="2430567" cy="411187"/>
+                    </a:xfrm>
+                    <a:prstGeom prst="rect">
+                      <a:avLst/>
+                    </a:prstGeom>
+                  </pic:spPr>
+                </pic:pic>
+              </a:graphicData>
+            </a:graphic>
+          </wp:inline>
+        </w:drawing>
+      </w:r>
+    </w:p>
+    <w:p>
+      <w:pPr>
+        <w:pStyle w:val="ListParagraph"/>
+        <w:numPr>
+          <w:ilvl w:val="0"/>
+          <w:numId w:val="11"/>
+        </w:numPr>
+        <w:rPr>
+          <w:rFonts w:eastAsiaTheme="minorEastAsia"/>
+        </w:rPr>
+      </w:pPr>
+      <w:r>
+        <w:rPr>
+          <w:rFonts w:eastAsiaTheme="minorEastAsia"/>
+        </w:rPr>
+        <w:t xml:space="preserve">Apabila telah ditemukan nilai 10% dan 90% dari </w:t>
+      </w:r>
+      <w:r>
+        <w:rPr>
+          <w:rFonts w:eastAsiaTheme="minorEastAsia"/>
+          <w:i/>
+          <w:iCs/>
+        </w:rPr>
+        <w:t>Steady State</w:t>
+      </w:r>
+      <w:r>
+        <w:rPr>
+          <w:rFonts w:eastAsiaTheme="minorEastAsia"/>
+        </w:rPr>
+        <w:t xml:space="preserve">, langkah berikutnya adalah menemukan nilai waktu mencapai 10% dan 90% dari </w:t>
+      </w:r>
+      <w:r>
+        <w:rPr>
+          <w:rFonts w:eastAsiaTheme="minorEastAsia"/>
+          <w:i/>
+          <w:iCs/>
+        </w:rPr>
+        <w:t>Steady State</w:t>
+      </w:r>
+      <w:r>
+        <w:rPr>
+          <w:rFonts w:eastAsiaTheme="minorEastAsia"/>
+          <w:i/>
+          <w:iCs/>
+        </w:rPr>
+        <w:t xml:space="preserve">. </w:t>
+      </w:r>
+      <w:r>
+        <w:rPr>
+          <w:rFonts w:eastAsiaTheme="minorEastAsia"/>
+        </w:rPr>
+        <w:t>Gunakan sintaks di bawah ini untuk menemukan</w:t>
+      </w:r>
+      <w:r>
+        <w:rPr>
+          <w:rFonts w:eastAsiaTheme="minorEastAsia"/>
+        </w:rPr>
+        <w:t xml:space="preserve"> nilai parameter tersebut.</w:t>
+      </w:r>
+    </w:p>
+    <w:p>
+      <w:pPr>
+        <w:pStyle w:val="ListParagraph"/>
+        <w:numPr>
+          <w:ilvl w:val="0"/>
+          <w:numId w:val="16"/>
+        </w:numPr>
+        <w:rPr>
+          <w:rFonts w:eastAsiaTheme="minorEastAsia"/>
+        </w:rPr>
+      </w:pPr>
+      <w:r>
+        <w:rPr>
+          <w:rFonts w:eastAsiaTheme="minorEastAsia"/>
+        </w:rPr>
+        <w:t>10% Time</w:t>
+      </w:r>
+    </w:p>
+    <w:p>
+      <w:pPr>
+        <w:pStyle w:val="ListParagraph"/>
+        <w:ind w:left="1440"/>
+        <w:rPr>
+          <w:rFonts w:eastAsiaTheme="minorEastAsia"/>
+          <w:iCs/>
+        </w:rPr>
+      </w:pPr>
+      <m:oMathPara>
+        <m:oMath>
+          <m:r>
+            <m:rPr>
+              <m:sty m:val="p"/>
+            </m:rPr>
+            <w:rPr>
+              <w:rFonts w:ascii="Cambria Math" w:eastAsiaTheme="minorEastAsia" w:hAnsi="Cambria Math"/>
+            </w:rPr>
+            <m:t>=INDEX(A2:</m:t>
+          </m:r>
+          <m:sSub>
+            <m:sSubPr>
+              <m:ctrlPr>
+                <w:rPr>
+                  <w:rFonts w:ascii="Cambria Math" w:eastAsiaTheme="minorEastAsia" w:hAnsi="Cambria Math"/>
+                  <w:b/>
+                  <w:bCs/>
+                  <w:iCs/>
+                </w:rPr>
+              </m:ctrlPr>
+            </m:sSubPr>
+            <m:e>
+              <m:r>
+                <m:rPr>
+                  <m:sty m:val="b"/>
+                </m:rPr>
+                <w:rPr>
+                  <w:rFonts w:ascii="Cambria Math" w:eastAsiaTheme="minorEastAsia" w:hAnsi="Cambria Math"/>
+                </w:rPr>
+                <m:t>A</m:t>
+              </m:r>
+            </m:e>
+            <m:sub>
+              <m:r>
+                <m:rPr>
+                  <m:sty m:val="b"/>
+                </m:rPr>
+                <w:rPr>
+                  <w:rFonts w:ascii="Cambria Math" w:eastAsiaTheme="minorEastAsia" w:hAnsi="Cambria Math"/>
+                </w:rPr>
+                <m:t>t</m:t>
+              </m:r>
+            </m:sub>
+          </m:sSub>
+          <m:r>
+            <m:rPr>
+              <m:sty m:val="p"/>
+            </m:rPr>
+            <w:rPr>
+              <w:rFonts w:ascii="Cambria Math" w:eastAsiaTheme="minorEastAsia" w:hAnsi="Cambria Math"/>
+            </w:rPr>
+            <m:t>;MATCH(TRUE;B2:</m:t>
+          </m:r>
+          <m:sSub>
+            <m:sSubPr>
+              <m:ctrlPr>
+                <w:rPr>
+                  <w:rFonts w:ascii="Cambria Math" w:eastAsiaTheme="minorEastAsia" w:hAnsi="Cambria Math"/>
+                  <w:b/>
+                  <w:bCs/>
+                  <w:iCs/>
+                </w:rPr>
+              </m:ctrlPr>
+            </m:sSubPr>
+            <m:e>
+              <m:r>
+                <m:rPr>
+                  <m:sty m:val="b"/>
+                </m:rPr>
+                <w:rPr>
+                  <w:rFonts w:ascii="Cambria Math" w:eastAsiaTheme="minorEastAsia" w:hAnsi="Cambria Math"/>
+                </w:rPr>
+                <m:t>B</m:t>
+              </m:r>
+            </m:e>
+            <m:sub>
+              <m:r>
+                <m:rPr>
+                  <m:sty m:val="b"/>
+                </m:rPr>
+                <w:rPr>
+                  <w:rFonts w:ascii="Cambria Math" w:eastAsiaTheme="minorEastAsia" w:hAnsi="Cambria Math"/>
+                </w:rPr>
+                <m:t>t</m:t>
+              </m:r>
+            </m:sub>
+          </m:sSub>
+          <m:r>
+            <m:rPr>
+              <m:sty m:val="p"/>
+            </m:rPr>
+            <w:rPr>
+              <w:rFonts w:ascii="Cambria Math" w:eastAsiaTheme="minorEastAsia" w:hAnsi="Cambria Math"/>
+            </w:rPr>
+            <m:t>&gt;=</m:t>
+          </m:r>
+          <m:sSub>
+            <m:sSubPr>
+              <m:ctrlPr>
+                <w:rPr>
+                  <w:rFonts w:ascii="Cambria Math" w:eastAsiaTheme="minorEastAsia" w:hAnsi="Cambria Math"/>
+                  <w:b/>
+                  <w:bCs/>
+                  <w:iCs/>
+                </w:rPr>
+              </m:ctrlPr>
+            </m:sSubPr>
+            <m:e>
+              <m:r>
+                <m:rPr>
+                  <m:sty m:val="b"/>
+                </m:rPr>
+                <w:rPr>
+                  <w:rFonts w:ascii="Cambria Math" w:eastAsiaTheme="minorEastAsia" w:hAnsi="Cambria Math"/>
+                </w:rPr>
+                <m:t>C</m:t>
+              </m:r>
+            </m:e>
+            <m:sub>
+              <m:r>
+                <m:rPr>
+                  <m:sty m:val="b"/>
+                </m:rPr>
+                <w:rPr>
+                  <w:rFonts w:ascii="Cambria Math" w:eastAsiaTheme="minorEastAsia" w:hAnsi="Cambria Math"/>
+                </w:rPr>
+                <m:t>x</m:t>
+              </m:r>
+            </m:sub>
+          </m:sSub>
+          <m:r>
+            <m:rPr>
+              <m:sty m:val="p"/>
+            </m:rPr>
+            <w:rPr>
+              <w:rFonts w:ascii="Cambria Math" w:eastAsiaTheme="minorEastAsia" w:hAnsi="Cambria Math"/>
+            </w:rPr>
+            <m:t>;0))</m:t>
+          </m:r>
+        </m:oMath>
+      </m:oMathPara>
+    </w:p>
+    <w:p>
+      <w:pPr>
+        <w:pStyle w:val="ListParagraph"/>
+        <w:numPr>
+          <w:ilvl w:val="0"/>
+          <w:numId w:val="16"/>
+        </w:numPr>
+        <w:rPr>
+          <w:rFonts w:eastAsiaTheme="minorEastAsia"/>
+        </w:rPr>
+      </w:pPr>
+      <w:r>
+        <w:rPr>
+          <w:rFonts w:eastAsiaTheme="minorEastAsia"/>
+        </w:rPr>
+        <w:t>90% Time</w:t>
+      </w:r>
+    </w:p>
+    <w:p>
+      <w:pPr>
+        <w:pStyle w:val="ListParagraph"/>
+        <w:ind w:left="1440"/>
+        <w:rPr>
+          <w:rFonts w:eastAsiaTheme="minorEastAsia"/>
+          <w:iCs/>
+        </w:rPr>
+      </w:pPr>
+      <m:oMathPara>
+        <m:oMath>
+          <m:r>
+            <m:rPr>
+              <m:sty m:val="p"/>
+            </m:rPr>
+            <w:rPr>
+              <w:rFonts w:ascii="Cambria Math" w:eastAsiaTheme="minorEastAsia" w:hAnsi="Cambria Math"/>
+            </w:rPr>
+            <m:t>=INDEX</m:t>
+          </m:r>
+          <m:d>
+            <m:dPr>
+              <m:ctrlPr>
+                <w:rPr>
+                  <w:rFonts w:ascii="Cambria Math" w:eastAsiaTheme="minorEastAsia" w:hAnsi="Cambria Math"/>
+                  <w:iCs/>
+                </w:rPr>
+              </m:ctrlPr>
+            </m:dPr>
+            <m:e>
+              <m:r>
+                <m:rPr>
+                  <m:sty m:val="p"/>
+                </m:rPr>
+                <w:rPr>
+                  <w:rFonts w:ascii="Cambria Math" w:eastAsiaTheme="minorEastAsia" w:hAnsi="Cambria Math"/>
+                </w:rPr>
+                <m:t>A2:</m:t>
+              </m:r>
+              <m:sSub>
+                <m:sSubPr>
+                  <m:ctrlPr>
+                    <w:rPr>
+                      <w:rFonts w:ascii="Cambria Math" w:eastAsiaTheme="minorEastAsia" w:hAnsi="Cambria Math"/>
+                      <w:b/>
+                      <w:bCs/>
+                      <w:iCs/>
+                    </w:rPr>
+                  </m:ctrlPr>
+                </m:sSubPr>
+                <m:e>
+                  <m:r>
+                    <m:rPr>
+                      <m:sty m:val="b"/>
+                    </m:rPr>
+                    <w:rPr>
+                      <w:rFonts w:ascii="Cambria Math" w:eastAsiaTheme="minorEastAsia" w:hAnsi="Cambria Math"/>
+                    </w:rPr>
+                    <m:t>A</m:t>
+                  </m:r>
+                </m:e>
+                <m:sub>
+                  <m:r>
+                    <m:rPr>
+                      <m:sty m:val="b"/>
+                    </m:rPr>
+                    <w:rPr>
+                      <w:rFonts w:ascii="Cambria Math" w:eastAsiaTheme="minorEastAsia" w:hAnsi="Cambria Math"/>
+                    </w:rPr>
+                    <m:t>t</m:t>
+                  </m:r>
+                </m:sub>
+              </m:sSub>
+              <m:r>
+                <m:rPr>
+                  <m:sty m:val="p"/>
+                </m:rPr>
+                <w:rPr>
+                  <w:rFonts w:ascii="Cambria Math" w:eastAsiaTheme="minorEastAsia" w:hAnsi="Cambria Math"/>
+                </w:rPr>
+                <m:t>;MATCH</m:t>
+              </m:r>
+              <m:d>
+                <m:dPr>
+                  <m:ctrlPr>
+                    <w:rPr>
+                      <w:rFonts w:ascii="Cambria Math" w:eastAsiaTheme="minorEastAsia" w:hAnsi="Cambria Math"/>
+                      <w:iCs/>
+                    </w:rPr>
+                  </m:ctrlPr>
+                </m:dPr>
+                <m:e>
+                  <m:r>
+                    <m:rPr>
+                      <m:sty m:val="p"/>
+                    </m:rPr>
+                    <w:rPr>
+                      <w:rFonts w:ascii="Cambria Math" w:eastAsiaTheme="minorEastAsia" w:hAnsi="Cambria Math"/>
+                    </w:rPr>
+                    <m:t>TRUE;B2:</m:t>
+                  </m:r>
+                  <m:sSub>
+                    <m:sSubPr>
+                      <m:ctrlPr>
+                        <w:rPr>
+                          <w:rFonts w:ascii="Cambria Math" w:eastAsiaTheme="minorEastAsia" w:hAnsi="Cambria Math"/>
+                          <w:b/>
+                          <w:bCs/>
+                          <w:iCs/>
+                        </w:rPr>
+                      </m:ctrlPr>
+                    </m:sSubPr>
+                    <m:e>
+                      <m:r>
+                        <m:rPr>
+                          <m:sty m:val="b"/>
+                        </m:rPr>
+                        <w:rPr>
+                          <w:rFonts w:ascii="Cambria Math" w:eastAsiaTheme="minorEastAsia" w:hAnsi="Cambria Math"/>
+                        </w:rPr>
+                        <m:t>B</m:t>
+                      </m:r>
+                    </m:e>
+                    <m:sub>
+                      <m:r>
+                        <m:rPr>
+                          <m:sty m:val="b"/>
+                        </m:rPr>
+                        <w:rPr>
+                          <w:rFonts w:ascii="Cambria Math" w:eastAsiaTheme="minorEastAsia" w:hAnsi="Cambria Math"/>
+                        </w:rPr>
+                        <m:t>t</m:t>
+                      </m:r>
+                    </m:sub>
+                  </m:sSub>
+                  <m:r>
+                    <m:rPr>
+                      <m:sty m:val="p"/>
+                    </m:rPr>
+                    <w:rPr>
+                      <w:rFonts w:ascii="Cambria Math" w:eastAsiaTheme="minorEastAsia" w:hAnsi="Cambria Math"/>
+                    </w:rPr>
+                    <m:t>≥</m:t>
+                  </m:r>
+                  <m:sSub>
+                    <m:sSubPr>
+                      <m:ctrlPr>
+                        <w:rPr>
+                          <w:rFonts w:ascii="Cambria Math" w:eastAsiaTheme="minorEastAsia" w:hAnsi="Cambria Math"/>
+                          <w:b/>
+                          <w:bCs/>
+                          <w:iCs/>
+                        </w:rPr>
+                      </m:ctrlPr>
+                    </m:sSubPr>
+                    <m:e>
+                      <m:r>
+                        <m:rPr>
+                          <m:sty m:val="b"/>
+                        </m:rPr>
+                        <w:rPr>
+                          <w:rFonts w:ascii="Cambria Math" w:eastAsiaTheme="minorEastAsia" w:hAnsi="Cambria Math"/>
+                        </w:rPr>
+                        <m:t>D</m:t>
+                      </m:r>
+                    </m:e>
+                    <m:sub>
+                      <m:r>
+                        <m:rPr>
+                          <m:sty m:val="b"/>
+                        </m:rPr>
+                        <w:rPr>
+                          <w:rFonts w:ascii="Cambria Math" w:eastAsiaTheme="minorEastAsia" w:hAnsi="Cambria Math"/>
+                        </w:rPr>
+                        <m:t>x</m:t>
+                      </m:r>
+                    </m:sub>
+                  </m:sSub>
+                  <m:r>
+                    <m:rPr>
+                      <m:sty m:val="p"/>
+                    </m:rPr>
+                    <w:rPr>
+                      <w:rFonts w:ascii="Cambria Math" w:eastAsiaTheme="minorEastAsia" w:hAnsi="Cambria Math"/>
+                    </w:rPr>
+                    <m:t>;0</m:t>
+                  </m:r>
+                </m:e>
+              </m:d>
+            </m:e>
+          </m:d>
+        </m:oMath>
+      </m:oMathPara>
+    </w:p>
+    <w:p>
+      <w:pPr>
+        <w:ind w:left="1134"/>
+        <w:rPr>
+          <w:rFonts w:eastAsiaTheme="minorEastAsia"/>
+        </w:rPr>
+      </w:pPr>
+      <w:r>
+        <w:rPr>
+          <w:rFonts w:eastAsiaTheme="minorEastAsia"/>
+        </w:rPr>
+        <w:t xml:space="preserve">Terdapat parameter dicetak tebal yang perlu diganti, </w:t>
+      </w:r>
+      <m:oMath>
+        <m:sSub>
+          <m:sSubPr>
+            <m:ctrlPr>
+              <w:rPr>
+                <w:rFonts w:ascii="Cambria Math" w:eastAsiaTheme="minorEastAsia" w:hAnsi="Cambria Math"/>
+                <w:b/>
+                <w:bCs/>
+                <w:iCs/>
+              </w:rPr>
+            </m:ctrlPr>
+          </m:sSubPr>
+          <m:e>
+            <m:r>
+              <m:rPr>
+                <m:sty m:val="b"/>
+              </m:rPr>
+              <w:rPr>
+                <w:rFonts w:ascii="Cambria Math" w:eastAsiaTheme="minorEastAsia" w:hAnsi="Cambria Math"/>
+              </w:rPr>
+              <m:t>A</m:t>
+            </m:r>
+          </m:e>
+          <m:sub>
+            <m:r>
+              <m:rPr>
+                <m:sty m:val="b"/>
+              </m:rPr>
+              <w:rPr>
+                <w:rFonts w:ascii="Cambria Math" w:eastAsiaTheme="minorEastAsia" w:hAnsi="Cambria Math"/>
+              </w:rPr>
+              <m:t>t</m:t>
+            </m:r>
+          </m:sub>
+        </m:sSub>
+        <m:r>
+          <m:rPr>
+            <m:sty m:val="bi"/>
+          </m:rPr>
+          <w:rPr>
+            <w:rFonts w:ascii="Cambria Math" w:eastAsiaTheme="minorEastAsia" w:hAnsi="Cambria Math"/>
+          </w:rPr>
+          <m:t xml:space="preserve"> </m:t>
+        </m:r>
+      </m:oMath>
+      <w:r>
+        <w:rPr>
+          <w:rFonts w:eastAsiaTheme="minorEastAsia"/>
+        </w:rPr>
+        <w:t xml:space="preserve">diganti dengan nilai waktu terakhir apabila terdapat pada baris 366 maka diganti menjadi A366. Parameter </w:t>
+      </w:r>
+      <m:oMath>
+        <m:sSub>
+          <m:sSubPr>
+            <m:ctrlPr>
+              <w:rPr>
+                <w:rFonts w:ascii="Cambria Math" w:eastAsiaTheme="minorEastAsia" w:hAnsi="Cambria Math"/>
+                <w:b/>
+                <w:bCs/>
+                <w:iCs/>
+              </w:rPr>
+            </m:ctrlPr>
+          </m:sSubPr>
+          <m:e>
+            <m:r>
+              <m:rPr>
+                <m:sty m:val="b"/>
+              </m:rPr>
+              <w:rPr>
+                <w:rFonts w:ascii="Cambria Math" w:eastAsiaTheme="minorEastAsia" w:hAnsi="Cambria Math"/>
+              </w:rPr>
+              <m:t>B</m:t>
+            </m:r>
+          </m:e>
+          <m:sub>
+            <m:r>
+              <m:rPr>
+                <m:sty m:val="b"/>
+              </m:rPr>
+              <w:rPr>
+                <w:rFonts w:ascii="Cambria Math" w:eastAsiaTheme="minorEastAsia" w:hAnsi="Cambria Math"/>
+              </w:rPr>
+              <m:t>t</m:t>
+            </m:r>
+          </m:sub>
+        </m:sSub>
+      </m:oMath>
+      <w:r>
+        <w:rPr>
+          <w:rFonts w:eastAsiaTheme="minorEastAsia"/>
+        </w:rPr>
+        <w:t xml:space="preserve"> diganti dengan baris </w:t>
+      </w:r>
+      <w:r>
+        <w:rPr>
+          <w:rFonts w:eastAsiaTheme="minorEastAsia"/>
+        </w:rPr>
+        <w:t xml:space="preserve">sudut aktual </w:t>
+      </w:r>
+      <w:r>
+        <w:rPr>
+          <w:rFonts w:eastAsiaTheme="minorEastAsia"/>
+        </w:rPr>
+        <w:t xml:space="preserve">terakhir </w:t>
+      </w:r>
+      <w:r>
+        <w:rPr>
+          <w:rFonts w:eastAsiaTheme="minorEastAsia"/>
+        </w:rPr>
+        <w:lastRenderedPageBreak/>
+        <w:t xml:space="preserve">menjadi B366. </w:t>
+      </w:r>
+      <w:r>
+        <w:rPr>
+          <w:rFonts w:eastAsiaTheme="minorEastAsia"/>
+        </w:rPr>
+        <w:t xml:space="preserve">Parameter </w:t>
+      </w:r>
+      <m:oMath>
+        <m:sSub>
+          <m:sSubPr>
+            <m:ctrlPr>
+              <w:rPr>
+                <w:rFonts w:ascii="Cambria Math" w:eastAsiaTheme="minorEastAsia" w:hAnsi="Cambria Math"/>
+                <w:b/>
+                <w:bCs/>
+                <w:iCs/>
+              </w:rPr>
+            </m:ctrlPr>
+          </m:sSubPr>
+          <m:e>
+            <m:r>
+              <m:rPr>
+                <m:sty m:val="b"/>
+              </m:rPr>
+              <w:rPr>
+                <w:rFonts w:ascii="Cambria Math" w:eastAsiaTheme="minorEastAsia" w:hAnsi="Cambria Math"/>
+              </w:rPr>
+              <m:t>C</m:t>
+            </m:r>
+          </m:e>
+          <m:sub>
+            <m:r>
+              <m:rPr>
+                <m:sty m:val="b"/>
+              </m:rPr>
+              <w:rPr>
+                <w:rFonts w:ascii="Cambria Math" w:eastAsiaTheme="minorEastAsia" w:hAnsi="Cambria Math"/>
+              </w:rPr>
+              <m:t>x</m:t>
+            </m:r>
+          </m:sub>
+        </m:sSub>
+      </m:oMath>
+      <w:r>
+        <w:rPr>
+          <w:rFonts w:eastAsiaTheme="minorEastAsia"/>
+          <w:b/>
+          <w:bCs/>
+          <w:iCs/>
+        </w:rPr>
+        <w:t xml:space="preserve"> </w:t>
+      </w:r>
+      <w:r>
+        <w:rPr>
+          <w:rFonts w:eastAsiaTheme="minorEastAsia"/>
+          <w:iCs/>
+        </w:rPr>
+        <w:t xml:space="preserve">disesuaikan dengan letak kolom dan baris dari 10% SS yang sebelumnya telah ditemukan misalkan pada kolom G dan baris 3 maka menjadi G3, hal serupa dilakukan untuk parameter </w:t>
+      </w:r>
+      <m:oMath>
+        <m:sSub>
+          <m:sSubPr>
+            <m:ctrlPr>
+              <w:rPr>
+                <w:rFonts w:ascii="Cambria Math" w:eastAsiaTheme="minorEastAsia" w:hAnsi="Cambria Math"/>
+                <w:b/>
+                <w:bCs/>
+              </w:rPr>
+            </m:ctrlPr>
+          </m:sSubPr>
+          <m:e>
+            <m:r>
+              <m:rPr>
+                <m:sty m:val="b"/>
+              </m:rPr>
+              <w:rPr>
+                <w:rFonts w:ascii="Cambria Math" w:eastAsiaTheme="minorEastAsia" w:hAnsi="Cambria Math"/>
+              </w:rPr>
+              <m:t>D</m:t>
+            </m:r>
+          </m:e>
+          <m:sub>
+            <m:r>
+              <m:rPr>
+                <m:sty m:val="b"/>
+              </m:rPr>
+              <w:rPr>
+                <w:rFonts w:ascii="Cambria Math" w:eastAsiaTheme="minorEastAsia" w:hAnsi="Cambria Math"/>
+              </w:rPr>
+              <m:t>x</m:t>
+            </m:r>
+          </m:sub>
+        </m:sSub>
+      </m:oMath>
+      <w:r>
+        <w:rPr>
+          <w:rFonts w:eastAsiaTheme="minorEastAsia"/>
+          <w:b/>
+          <w:bCs/>
+        </w:rPr>
+        <w:t xml:space="preserve"> </w:t>
+      </w:r>
+      <w:r>
+        <w:rPr>
+          <w:rFonts w:eastAsiaTheme="minorEastAsia"/>
+        </w:rPr>
+        <w:t>namun parameter yang diperlukan adalah 90% SS.</w:t>
+      </w:r>
+    </w:p>
+    <w:p>
+      <w:pPr>
+        <w:ind w:left="1134"/>
+        <w:rPr>
+          <w:rFonts w:eastAsiaTheme="minorEastAsia"/>
+        </w:rPr>
+      </w:pPr>
+      <w:r>
+        <w:rPr>
+          <w:rFonts w:eastAsiaTheme="minorEastAsia"/>
+        </w:rPr>
+        <w:drawing>
+          <wp:inline distT="0" distB="0" distL="0" distR="0" wp14:anchorId="68EF5A2C" wp14:editId="41632612">
+            <wp:extent cx="2514951" cy="409632"/>
+            <wp:effectExtent l="0" t="0" r="0" b="9525"/>
+            <wp:docPr id="1601519869" name="Picture 1"/>
+            <wp:cNvGraphicFramePr>
+              <a:graphicFrameLocks xmlns:a="http://schemas.openxmlformats.org/drawingml/2006/main" noChangeAspect="1"/>
+            </wp:cNvGraphicFramePr>
+            <a:graphic xmlns:a="http://schemas.openxmlformats.org/drawingml/2006/main">
+              <a:graphicData uri="http://schemas.openxmlformats.org/drawingml/2006/picture">
+                <pic:pic xmlns:pic="http://schemas.openxmlformats.org/drawingml/2006/picture">
+                  <pic:nvPicPr>
+                    <pic:cNvPr id="1601519869" name=""/>
+                    <pic:cNvPicPr/>
+                  </pic:nvPicPr>
+                  <pic:blipFill>
+                    <a:blip r:embed="rId45"/>
+                    <a:stretch>
+                      <a:fillRect/>
+                    </a:stretch>
+                  </pic:blipFill>
+                  <pic:spPr>
+                    <a:xfrm>
+                      <a:off x="0" y="0"/>
+                      <a:ext cx="2514951" cy="409632"/>
+                    </a:xfrm>
+                    <a:prstGeom prst="rect">
+                      <a:avLst/>
+                    </a:prstGeom>
+                  </pic:spPr>
+                </pic:pic>
+              </a:graphicData>
+            </a:graphic>
+          </wp:inline>
+        </w:drawing>
+      </w:r>
+    </w:p>
+    <w:p>
+      <w:pPr>
+        <w:pStyle w:val="ListParagraph"/>
+        <w:numPr>
+          <w:ilvl w:val="0"/>
+          <w:numId w:val="11"/>
+        </w:numPr>
+        <w:rPr>
+          <w:rFonts w:eastAsiaTheme="minorEastAsia"/>
+        </w:rPr>
+      </w:pPr>
+      <w:r>
+        <w:rPr>
+          <w:rFonts w:eastAsiaTheme="minorEastAsia"/>
+        </w:rPr>
+        <w:t>Setelah menemukan semua parameter yang diperlukan, untuk mencari Rise Time, kurangi nilai dari 90% Time dengan 10% time.</w:t>
+      </w:r>
+    </w:p>
+    <w:p>
+      <w:pPr>
+        <w:pStyle w:val="ListParagraph"/>
+        <w:ind w:left="1080"/>
+        <w:rPr>
+          <w:rFonts w:eastAsiaTheme="minorEastAsia"/>
+        </w:rPr>
+      </w:pPr>
+      <m:oMathPara>
+        <m:oMathParaPr>
+          <m:jc m:val="center"/>
+        </m:oMathParaPr>
+        <m:oMath>
+          <m:r>
+            <w:rPr>
+              <w:rFonts w:ascii="Cambria Math" w:eastAsiaTheme="minorEastAsia" w:hAnsi="Cambria Math"/>
+            </w:rPr>
+            <m:t>Rise Time=90% Time-10% Time</m:t>
+          </m:r>
+        </m:oMath>
+      </m:oMathPara>
+    </w:p>
+    <w:p>
+      <w:pPr>
+        <w:pStyle w:val="ListParagraph"/>
+        <w:ind w:left="1080"/>
+        <w:rPr>
+          <w:rFonts w:eastAsiaTheme="minorEastAsia"/>
+        </w:rPr>
+      </w:pPr>
+      <m:oMathPara>
+        <m:oMathParaPr>
+          <m:jc m:val="center"/>
+        </m:oMathParaPr>
+        <m:oMath>
+          <m:r>
+            <w:rPr>
+              <w:rFonts w:ascii="Cambria Math" w:eastAsiaTheme="minorEastAsia" w:hAnsi="Cambria Math"/>
+            </w:rPr>
+            <m:t>Rise Time=0,5299-0,067</m:t>
+          </m:r>
+          <m:r>
+            <w:rPr>
+              <w:rFonts w:ascii="Cambria Math" w:eastAsiaTheme="minorEastAsia" w:hAnsi="Cambria Math"/>
+            </w:rPr>
+            <m:t>6</m:t>
+          </m:r>
+        </m:oMath>
+      </m:oMathPara>
+    </w:p>
+    <w:p>
+      <w:pPr>
+        <w:pStyle w:val="ListParagraph"/>
+        <w:ind w:left="1080"/>
+        <w:rPr>
+          <w:rFonts w:eastAsiaTheme="minorEastAsia"/>
+        </w:rPr>
+      </w:pPr>
+      <m:oMathPara>
+        <m:oMathParaPr>
+          <m:jc m:val="center"/>
+        </m:oMathParaPr>
+        <m:oMath>
+          <m:r>
+            <w:rPr>
+              <w:rFonts w:ascii="Cambria Math" w:eastAsiaTheme="minorEastAsia" w:hAnsi="Cambria Math"/>
+            </w:rPr>
+            <m:t>Rise Time=0,462</m:t>
+          </m:r>
+          <m:r>
+            <w:rPr>
+              <w:rFonts w:ascii="Cambria Math" w:eastAsiaTheme="minorEastAsia" w:hAnsi="Cambria Math"/>
+            </w:rPr>
+            <m:t>3</m:t>
+          </m:r>
+          <m:r>
+            <w:rPr>
+              <w:rFonts w:ascii="Cambria Math" w:eastAsiaTheme="minorEastAsia" w:hAnsi="Cambria Math"/>
+            </w:rPr>
+            <m:t xml:space="preserve"> (s)</m:t>
+          </m:r>
+        </m:oMath>
+      </m:oMathPara>
+    </w:p>
+    <w:p>
+      <w:pPr>
+        <w:pStyle w:val="ListParagraph"/>
+        <w:ind w:left="1080"/>
+        <w:rPr>
+          <w:rFonts w:eastAsiaTheme="minorEastAsia"/>
+          <w:iCs/>
+        </w:rPr>
+      </w:pPr>
+      <w:r>
+        <w:rPr>
+          <w:rFonts w:eastAsiaTheme="minorEastAsia"/>
+          <w:iCs/>
+        </w:rPr>
+        <w:t>Dengan mengurangi nilai tersebut, maka Rise Time ditemukan dengan nilai 0,4623 detik.</w:t>
+      </w:r>
+    </w:p>
+    <w:p>
+      <w:pPr>
+        <w:pStyle w:val="ListParagraph"/>
+        <w:numPr>
+          <w:ilvl w:val="0"/>
+          <w:numId w:val="11"/>
+        </w:numPr>
+        <w:rPr>
+          <w:rFonts w:eastAsiaTheme="minorEastAsia"/>
+          <w:iCs/>
+        </w:rPr>
+      </w:pPr>
+      <w:r>
+        <w:rPr>
+          <w:rFonts w:eastAsiaTheme="minorEastAsia"/>
+          <w:iCs/>
+        </w:rPr>
+        <w:t xml:space="preserve">Perhitungan selanjutnya adalah menemukan nilai </w:t>
+      </w:r>
+      <w:r>
+        <w:rPr>
+          <w:rFonts w:eastAsiaTheme="minorEastAsia"/>
+          <w:i/>
+        </w:rPr>
+        <w:t>o</w:t>
+      </w:r>
+      <w:r>
+        <w:rPr>
+          <w:rFonts w:eastAsiaTheme="minorEastAsia"/>
+          <w:i/>
+        </w:rPr>
+        <w:t>vershoot</w:t>
+      </w:r>
+      <w:r>
+        <w:rPr>
+          <w:rFonts w:eastAsiaTheme="minorEastAsia"/>
+          <w:iCs/>
+        </w:rPr>
+        <w:t xml:space="preserve"> dari sistem, cari terlebih dahulu nilai puncak </w:t>
+      </w:r>
+      <w:r>
+        <w:rPr>
+          <w:rFonts w:eastAsiaTheme="minorEastAsia"/>
+          <w:iCs/>
+        </w:rPr>
+        <w:t>dari sudut aktual. Gunakan sintaks berikut.</w:t>
+      </w:r>
+    </w:p>
+    <w:p>
+      <w:pPr>
+        <w:pStyle w:val="ListParagraph"/>
+        <w:ind w:left="1080"/>
+        <w:rPr>
+          <w:rFonts w:eastAsiaTheme="minorEastAsia"/>
+          <w:iCs/>
+        </w:rPr>
+      </w:pPr>
+      <m:oMathPara>
+        <m:oMathParaPr>
+          <m:jc m:val="center"/>
+        </m:oMathParaPr>
+        <m:oMath>
+          <m:r>
+            <w:rPr>
+              <w:rFonts w:ascii="Cambria Math" w:eastAsiaTheme="minorEastAsia" w:hAnsi="Cambria Math"/>
+            </w:rPr>
+            <m:t>=MAX</m:t>
+          </m:r>
+          <m:d>
+            <m:dPr>
+              <m:ctrlPr>
+                <w:rPr>
+                  <w:rFonts w:ascii="Cambria Math" w:eastAsiaTheme="minorEastAsia" w:hAnsi="Cambria Math"/>
+                  <w:i/>
+                  <w:iCs/>
+                </w:rPr>
+              </m:ctrlPr>
+            </m:dPr>
+            <m:e>
+              <m:r>
+                <w:rPr>
+                  <w:rFonts w:ascii="Cambria Math" w:eastAsiaTheme="minorEastAsia" w:hAnsi="Cambria Math"/>
+                </w:rPr>
+                <m:t>B:B</m:t>
+              </m:r>
+            </m:e>
+          </m:d>
+        </m:oMath>
+      </m:oMathPara>
+    </w:p>
+    <w:p>
+      <w:pPr>
+        <w:pStyle w:val="ListParagraph"/>
+        <w:ind w:left="1080"/>
+        <w:rPr>
+          <w:rFonts w:eastAsiaTheme="minorEastAsia"/>
+          <w:iCs/>
+        </w:rPr>
+      </w:pPr>
+      <w:r>
+        <w:rPr>
+          <w:rFonts w:eastAsiaTheme="minorEastAsia"/>
+          <w:iCs/>
+        </w:rPr>
+        <w:drawing>
+          <wp:inline distT="0" distB="0" distL="0" distR="0" wp14:anchorId="65AF3223" wp14:editId="0D23524B">
+            <wp:extent cx="2553056" cy="276264"/>
+            <wp:effectExtent l="0" t="0" r="0" b="9525"/>
+            <wp:docPr id="1784111889" name="Picture 1"/>
+            <wp:cNvGraphicFramePr>
+              <a:graphicFrameLocks xmlns:a="http://schemas.openxmlformats.org/drawingml/2006/main" noChangeAspect="1"/>
+            </wp:cNvGraphicFramePr>
+            <a:graphic xmlns:a="http://schemas.openxmlformats.org/drawingml/2006/main">
+              <a:graphicData uri="http://schemas.openxmlformats.org/drawingml/2006/picture">
+                <pic:pic xmlns:pic="http://schemas.openxmlformats.org/drawingml/2006/picture">
+                  <pic:nvPicPr>
+                    <pic:cNvPr id="1784111889" name=""/>
+                    <pic:cNvPicPr/>
+                  </pic:nvPicPr>
+                  <pic:blipFill>
+                    <a:blip r:embed="rId46"/>
+                    <a:stretch>
+                      <a:fillRect/>
+                    </a:stretch>
+                  </pic:blipFill>
+                  <pic:spPr>
+                    <a:xfrm>
+                      <a:off x="0" y="0"/>
+                      <a:ext cx="2553056" cy="276264"/>
+                    </a:xfrm>
+                    <a:prstGeom prst="rect">
+                      <a:avLst/>
+                    </a:prstGeom>
+                  </pic:spPr>
+                </pic:pic>
+              </a:graphicData>
+            </a:graphic>
+          </wp:inline>
+        </w:drawing>
+      </w:r>
+    </w:p>
+    <w:p>
+      <w:pPr>
+        <w:pStyle w:val="ListParagraph"/>
+        <w:numPr>
+          <w:ilvl w:val="0"/>
+          <w:numId w:val="11"/>
+        </w:numPr>
+        <w:rPr>
+          <w:rFonts w:eastAsiaTheme="minorEastAsia"/>
+          <w:iCs/>
+        </w:rPr>
+      </w:pPr>
+      <w:r>
+        <w:rPr>
+          <w:rFonts w:eastAsiaTheme="minorEastAsia"/>
+          <w:iCs/>
+        </w:rPr>
+        <w:t xml:space="preserve">Apabila sudut </w:t>
+      </w:r>
+      <w:r>
+        <w:rPr>
+          <w:rFonts w:eastAsiaTheme="minorEastAsia"/>
+          <w:i/>
+        </w:rPr>
+        <w:t>overshoot</w:t>
+      </w:r>
+      <w:r>
+        <w:rPr>
+          <w:rFonts w:eastAsiaTheme="minorEastAsia"/>
+          <w:iCs/>
+        </w:rPr>
+        <w:t xml:space="preserve"> tertinggi telah ditemukan, selanjutnya gunakan sintaks berikut untuk menghitung nilai </w:t>
+      </w:r>
+      <w:r>
+        <w:rPr>
+          <w:rFonts w:eastAsiaTheme="minorEastAsia"/>
+          <w:i/>
+        </w:rPr>
+        <w:t>overshoot</w:t>
+      </w:r>
+      <w:r>
+        <w:rPr>
+          <w:rFonts w:eastAsiaTheme="minorEastAsia"/>
+          <w:iCs/>
+        </w:rPr>
+        <w:t xml:space="preserve"> dari sistem dalam satuan persen (%).</w:t>
+      </w:r>
+    </w:p>
+    <w:p>
+      <w:pPr>
+        <w:pStyle w:val="ListParagraph"/>
+        <w:ind w:left="1080"/>
+        <w:rPr>
+          <w:rFonts w:eastAsiaTheme="minorEastAsia"/>
+        </w:rPr>
+      </w:pPr>
+      <m:oMathPara>
+        <m:oMathParaPr>
+          <m:jc m:val="center"/>
+        </m:oMathParaPr>
+        <m:oMath>
+          <m:r>
+            <m:rPr>
+              <m:sty m:val="p"/>
+            </m:rPr>
+            <w:rPr>
+              <w:rFonts w:ascii="Cambria Math" w:eastAsiaTheme="minorEastAsia" w:hAnsi="Cambria Math"/>
+            </w:rPr>
+            <m:t>=((</m:t>
+          </m:r>
+          <m:sSub>
+            <m:sSubPr>
+              <m:ctrlPr>
+                <w:rPr>
+                  <w:rFonts w:ascii="Cambria Math" w:eastAsiaTheme="minorEastAsia" w:hAnsi="Cambria Math"/>
+                  <w:b/>
+                  <w:bCs/>
+                </w:rPr>
+              </m:ctrlPr>
+            </m:sSubPr>
+            <m:e>
+              <m:r>
+                <m:rPr>
+                  <m:sty m:val="b"/>
+                </m:rPr>
+                <w:rPr>
+                  <w:rFonts w:ascii="Cambria Math" w:eastAsiaTheme="minorEastAsia" w:hAnsi="Cambria Math"/>
+                </w:rPr>
+                <m:t>y</m:t>
+              </m:r>
+            </m:e>
+            <m:sub>
+              <m:r>
+                <m:rPr>
+                  <m:sty m:val="b"/>
+                </m:rPr>
+                <w:rPr>
+                  <w:rFonts w:ascii="Cambria Math" w:eastAsiaTheme="minorEastAsia" w:hAnsi="Cambria Math"/>
+                </w:rPr>
+                <m:t>max</m:t>
+              </m:r>
+            </m:sub>
+          </m:sSub>
+          <m:r>
+            <m:rPr>
+              <m:sty m:val="p"/>
+            </m:rPr>
+            <w:rPr>
+              <w:rFonts w:ascii="Cambria Math" w:eastAsiaTheme="minorEastAsia" w:hAnsi="Cambria Math"/>
+            </w:rPr>
+            <m:t>-</m:t>
+          </m:r>
+          <m:r>
+            <m:rPr>
+              <m:sty m:val="b"/>
+            </m:rPr>
+            <w:rPr>
+              <w:rFonts w:ascii="Cambria Math" w:eastAsiaTheme="minorEastAsia" w:hAnsi="Cambria Math"/>
+            </w:rPr>
+            <m:t>steady_state</m:t>
+          </m:r>
+          <m:r>
+            <m:rPr>
+              <m:sty m:val="p"/>
+            </m:rPr>
+            <w:rPr>
+              <w:rFonts w:ascii="Cambria Math" w:eastAsiaTheme="minorEastAsia" w:hAnsi="Cambria Math"/>
+            </w:rPr>
+            <m:t>) /</m:t>
+          </m:r>
+          <m:r>
+            <m:rPr>
+              <m:sty m:val="b"/>
+            </m:rPr>
+            <w:rPr>
+              <w:rFonts w:ascii="Cambria Math" w:eastAsiaTheme="minorEastAsia" w:hAnsi="Cambria Math"/>
+            </w:rPr>
+            <m:t xml:space="preserve"> steady_state</m:t>
+          </m:r>
+          <m:r>
+            <m:rPr>
+              <m:sty m:val="p"/>
+            </m:rPr>
+            <w:rPr>
+              <w:rFonts w:ascii="Cambria Math" w:eastAsiaTheme="minorEastAsia" w:hAnsi="Cambria Math"/>
+            </w:rPr>
+            <m:t>)*100</m:t>
+          </m:r>
+        </m:oMath>
+      </m:oMathPara>
+    </w:p>
+    <w:p>
+      <w:pPr>
+        <w:pStyle w:val="ListParagraph"/>
+        <w:ind w:left="1080"/>
+        <w:rPr>
+          <w:rFonts w:eastAsiaTheme="minorEastAsia"/>
+          <w:iCs/>
+        </w:rPr>
+      </w:pPr>
+      <w:r>
+        <w:rPr>
+          <w:rFonts w:eastAsiaTheme="minorEastAsia"/>
+          <w:iCs/>
+        </w:rPr>
+        <w:t xml:space="preserve">Ganti nilai </w:t>
+      </w:r>
+      <m:oMath>
+        <m:sSub>
+          <m:sSubPr>
+            <m:ctrlPr>
+              <w:rPr>
+                <w:rFonts w:ascii="Cambria Math" w:eastAsiaTheme="minorEastAsia" w:hAnsi="Cambria Math"/>
+                <w:b/>
+                <w:bCs/>
+              </w:rPr>
+            </m:ctrlPr>
+          </m:sSubPr>
+          <m:e>
+            <m:r>
+              <m:rPr>
+                <m:sty m:val="b"/>
+              </m:rPr>
+              <w:rPr>
+                <w:rFonts w:ascii="Cambria Math" w:eastAsiaTheme="minorEastAsia" w:hAnsi="Cambria Math"/>
+              </w:rPr>
+              <m:t>y</m:t>
+            </m:r>
+          </m:e>
+          <m:sub>
+            <m:r>
+              <m:rPr>
+                <m:sty m:val="b"/>
+              </m:rPr>
+              <w:rPr>
+                <w:rFonts w:ascii="Cambria Math" w:eastAsiaTheme="minorEastAsia" w:hAnsi="Cambria Math"/>
+              </w:rPr>
+              <m:t>max</m:t>
+            </m:r>
+          </m:sub>
+        </m:sSub>
+      </m:oMath>
+      <w:r>
+        <w:rPr>
+          <w:rFonts w:eastAsiaTheme="minorEastAsia"/>
+          <w:b/>
+          <w:bCs/>
+        </w:rPr>
+        <w:t xml:space="preserve"> </w:t>
+      </w:r>
+      <w:r>
+        <w:rPr>
+          <w:rFonts w:eastAsiaTheme="minorEastAsia"/>
+        </w:rPr>
+        <w:t xml:space="preserve">dengan sel Sudut Peak yang telah ditemukan sebelumnya dan nilai </w:t>
+      </w:r>
+      <m:oMath>
+        <m:r>
+          <m:rPr>
+            <m:sty m:val="b"/>
+          </m:rPr>
+          <w:rPr>
+            <w:rFonts w:ascii="Cambria Math" w:eastAsiaTheme="minorEastAsia" w:hAnsi="Cambria Math"/>
+          </w:rPr>
+          <m:t>steady_state</m:t>
+        </m:r>
+      </m:oMath>
+      <w:r>
+        <w:rPr>
+          <w:rFonts w:eastAsiaTheme="minorEastAsia"/>
+          <w:b/>
+          <w:bCs/>
+          <w:iCs/>
+        </w:rPr>
+        <w:t xml:space="preserve"> </w:t>
+      </w:r>
+      <w:r>
+        <w:rPr>
+          <w:rFonts w:eastAsiaTheme="minorEastAsia"/>
+          <w:iCs/>
+        </w:rPr>
+        <w:t>dengan baris dan kolom yang telah ditemukan sebelumnya.</w:t>
+      </w:r>
+      <w:r>
+        <w:rPr>
+          <w:rFonts w:eastAsiaTheme="minorEastAsia"/>
+          <w:iCs/>
+        </w:rPr>
+        <w:t xml:space="preserve"> </w:t>
+      </w:r>
+      <w:r>
+        <w:rPr>
+          <w:rFonts w:eastAsiaTheme="minorEastAsia"/>
+          <w:iCs/>
+        </w:rPr>
+        <w:t xml:space="preserve">Maka ditemukan </w:t>
+      </w:r>
+      <w:r>
+        <w:rPr>
+          <w:rFonts w:eastAsiaTheme="minorEastAsia"/>
+          <w:i/>
+        </w:rPr>
+        <w:t>overshoot</w:t>
+      </w:r>
+      <w:r>
+        <w:rPr>
+          <w:rFonts w:eastAsiaTheme="minorEastAsia"/>
+          <w:i/>
+        </w:rPr>
+        <w:t xml:space="preserve"> </w:t>
+      </w:r>
+      <w:r>
+        <w:rPr>
+          <w:rFonts w:eastAsiaTheme="minorEastAsia"/>
+          <w:iCs/>
+        </w:rPr>
+        <w:t>untuk sistem adalah sekitar 0,05%.</w:t>
+      </w:r>
+    </w:p>
+    <w:p>
+      <w:pPr>
+        <w:pStyle w:val="ListParagraph"/>
+        <w:ind w:left="1080"/>
+        <w:rPr>
+          <w:rFonts w:eastAsiaTheme="minorEastAsia"/>
+          <w:iCs/>
+        </w:rPr>
+      </w:pPr>
+      <w:r>
+        <w:rPr>
+          <w:rFonts w:eastAsiaTheme="minorEastAsia"/>
+          <w:iCs/>
+        </w:rPr>
+        <w:drawing>
+          <wp:inline distT="0" distB="0" distL="0" distR="0" wp14:anchorId="0FEF35B1" wp14:editId="23EA0C67">
+            <wp:extent cx="2590800" cy="180975"/>
+            <wp:effectExtent l="0" t="0" r="0" b="9525"/>
+            <wp:docPr id="699135002" name="Picture 1"/>
+            <wp:cNvGraphicFramePr>
+              <a:graphicFrameLocks xmlns:a="http://schemas.openxmlformats.org/drawingml/2006/main" noChangeAspect="1"/>
+            </wp:cNvGraphicFramePr>
+            <a:graphic xmlns:a="http://schemas.openxmlformats.org/drawingml/2006/main">
+              <a:graphicData uri="http://schemas.openxmlformats.org/drawingml/2006/picture">
+                <pic:pic xmlns:pic="http://schemas.openxmlformats.org/drawingml/2006/picture">
+                  <pic:nvPicPr>
+                    <pic:cNvPr id="699135002" name=""/>
+                    <pic:cNvPicPr/>
+                  </pic:nvPicPr>
+                  <pic:blipFill>
+                    <a:blip r:embed="rId47"/>
+                    <a:stretch>
+                      <a:fillRect/>
+                    </a:stretch>
+                  </pic:blipFill>
+                  <pic:spPr>
+                    <a:xfrm>
+                      <a:off x="0" y="0"/>
+                      <a:ext cx="2610069" cy="182321"/>
+                    </a:xfrm>
+                    <a:prstGeom prst="rect">
+                      <a:avLst/>
+                    </a:prstGeom>
+                  </pic:spPr>
+                </pic:pic>
+              </a:graphicData>
+            </a:graphic>
+          </wp:inline>
+        </w:drawing>
+      </w:r>
+    </w:p>
+    <w:p>
+      <w:pPr>
+        <w:pStyle w:val="ListParagraph"/>
+        <w:numPr>
+          <w:ilvl w:val="0"/>
+          <w:numId w:val="11"/>
+        </w:numPr>
+        <w:rPr>
+          <w:rFonts w:eastAsiaTheme="minorEastAsia"/>
+          <w:iCs/>
+        </w:rPr>
+      </w:pPr>
+      <w:r>
+        <w:rPr>
+          <w:rFonts w:eastAsiaTheme="minorEastAsia"/>
+          <w:iCs/>
+        </w:rPr>
+        <w:t xml:space="preserve">Selanjutnya untuk mencari nilai </w:t>
+      </w:r>
+      <w:r>
+        <w:rPr>
+          <w:rFonts w:eastAsiaTheme="minorEastAsia"/>
+          <w:i/>
+        </w:rPr>
+        <w:t>Settling Time</w:t>
+      </w:r>
+      <w:r>
+        <w:rPr>
+          <w:rFonts w:eastAsiaTheme="minorEastAsia"/>
+          <w:iCs/>
+        </w:rPr>
+        <w:t xml:space="preserve"> tentukan nilai toleransi yang akan digunakan untuk sistem misalkan menggunakan nilai </w:t>
+      </w:r>
+      <m:oMath>
+        <m:r>
+          <w:rPr>
+            <w:rFonts w:ascii="Cambria Math" w:eastAsiaTheme="minorEastAsia" w:hAnsi="Cambria Math"/>
+          </w:rPr>
+          <m:t>± 5%</m:t>
+        </m:r>
+      </m:oMath>
+      <w:r>
+        <w:rPr>
+          <w:rFonts w:eastAsiaTheme="minorEastAsia"/>
+          <w:iCs/>
+        </w:rPr>
+        <w:t>, maka tentukan batas toleransi atas dan bawah</w:t>
+      </w:r>
+      <w:r>
+        <w:rPr>
+          <w:rFonts w:eastAsiaTheme="minorEastAsia"/>
+          <w:iCs/>
+        </w:rPr>
+        <w:t>. Gunakan sintaks berikut untuk mencari nilai dari batas toleransi atas dan bawah tersebut.</w:t>
+      </w:r>
+    </w:p>
+    <w:p>
+      <w:pPr>
+        <w:pStyle w:val="ListParagraph"/>
+        <w:numPr>
+          <w:ilvl w:val="0"/>
+          <w:numId w:val="17"/>
+        </w:numPr>
+        <w:rPr>
+          <w:rFonts w:eastAsiaTheme="minorEastAsia"/>
+          <w:iCs/>
+        </w:rPr>
+      </w:pPr>
+      <w:r>
+        <w:rPr>
+          <w:rFonts w:eastAsiaTheme="minorEastAsia"/>
+          <w:iCs/>
+        </w:rPr>
+        <w:t>Batas atas (+5%)</w:t>
+      </w:r>
+    </w:p>
+    <w:p>
+      <w:pPr>
+        <w:pStyle w:val="ListParagraph"/>
+        <w:ind w:left="1440"/>
+        <w:rPr>
+          <w:rFonts w:eastAsiaTheme="minorEastAsia"/>
+          <w:iCs/>
+        </w:rPr>
+      </w:pPr>
+      <m:oMathPara>
+        <m:oMathParaPr>
+          <m:jc m:val="center"/>
+        </m:oMathParaPr>
+        <m:oMath>
+          <m:r>
+            <w:rPr>
+              <w:rFonts w:ascii="Cambria Math" w:eastAsiaTheme="minorEastAsia" w:hAnsi="Cambria Math"/>
+            </w:rPr>
+            <m:t>=SS×(1+5%)</m:t>
+          </m:r>
+        </m:oMath>
+      </m:oMathPara>
+    </w:p>
+    <w:p>
+      <w:pPr>
+        <w:pStyle w:val="ListParagraph"/>
+        <w:numPr>
+          <w:ilvl w:val="0"/>
+          <w:numId w:val="17"/>
+        </w:numPr>
+        <w:rPr>
+          <w:rFonts w:eastAsiaTheme="minorEastAsia"/>
+          <w:iCs/>
+        </w:rPr>
+      </w:pPr>
+      <w:r>
+        <w:rPr>
+          <w:rFonts w:eastAsiaTheme="minorEastAsia"/>
+          <w:iCs/>
+        </w:rPr>
+        <w:t>Batas bawah (-5%)</w:t>
+      </w:r>
+    </w:p>
+    <w:p>
+      <w:pPr>
+        <w:pStyle w:val="ListParagraph"/>
+        <w:ind w:left="1440"/>
+        <w:rPr>
+          <w:rFonts w:eastAsiaTheme="minorEastAsia"/>
+        </w:rPr>
+      </w:pPr>
+      <m:oMathPara>
+        <m:oMath>
+          <m:r>
+            <m:rPr>
+              <m:sty m:val="p"/>
+            </m:rPr>
+            <w:rPr>
+              <w:rFonts w:ascii="Cambria Math" w:eastAsiaTheme="minorEastAsia" w:hAnsi="Cambria Math"/>
+            </w:rPr>
+            <m:t xml:space="preserve">=SS </m:t>
+          </m:r>
+          <m:r>
+            <w:rPr>
+              <w:rFonts w:ascii="Cambria Math" w:eastAsiaTheme="minorEastAsia" w:hAnsi="Cambria Math"/>
+            </w:rPr>
+            <m:t>×</m:t>
+          </m:r>
+          <m:d>
+            <m:dPr>
+              <m:ctrlPr>
+                <w:rPr>
+                  <w:rFonts w:ascii="Cambria Math" w:eastAsiaTheme="minorEastAsia" w:hAnsi="Cambria Math"/>
+                  <w:i/>
+                </w:rPr>
+              </m:ctrlPr>
+            </m:dPr>
+            <m:e>
+              <m:r>
+                <w:rPr>
+                  <w:rFonts w:ascii="Cambria Math" w:eastAsiaTheme="minorEastAsia" w:hAnsi="Cambria Math"/>
+                </w:rPr>
+                <m:t>1-5%</m:t>
+              </m:r>
+            </m:e>
+          </m:d>
+        </m:oMath>
+      </m:oMathPara>
+    </w:p>
+    <w:p>
+      <w:pPr>
+        <w:pStyle w:val="ListParagraph"/>
+        <w:ind w:left="1134"/>
+        <w:rPr>
+          <w:rFonts w:eastAsiaTheme="minorEastAsia"/>
+        </w:rPr>
+      </w:pPr>
+      <w:r>
+        <w:rPr>
+          <w:rFonts w:eastAsiaTheme="minorEastAsia"/>
+        </w:rPr>
+        <w:lastRenderedPageBreak/>
+        <w:t xml:space="preserve">Ganti nilai SS dengan kolom dan baris di mana nilai </w:t>
+      </w:r>
+      <w:r>
+        <w:rPr>
+          <w:rFonts w:eastAsiaTheme="minorEastAsia"/>
+          <w:i/>
+          <w:iCs/>
+        </w:rPr>
+        <w:t>steady</w:t>
+      </w:r>
+      <w:r>
+        <w:rPr>
+          <w:rFonts w:eastAsiaTheme="minorEastAsia"/>
+        </w:rPr>
+        <w:t xml:space="preserve"> </w:t>
+      </w:r>
+      <w:r>
+        <w:rPr>
+          <w:rFonts w:eastAsiaTheme="minorEastAsia"/>
+          <w:i/>
+          <w:iCs/>
+        </w:rPr>
+        <w:t>state</w:t>
+      </w:r>
+      <w:r>
+        <w:rPr>
+          <w:rFonts w:eastAsiaTheme="minorEastAsia"/>
+          <w:i/>
+          <w:iCs/>
+        </w:rPr>
+        <w:t xml:space="preserve"> </w:t>
+      </w:r>
+      <w:r>
+        <w:rPr>
+          <w:rFonts w:eastAsiaTheme="minorEastAsia"/>
+        </w:rPr>
+        <w:t>sebelumnya telah didapatkan.</w:t>
+      </w:r>
+    </w:p>
+    <w:p>
+      <w:pPr>
+        <w:pStyle w:val="ListParagraph"/>
+        <w:ind w:left="1134"/>
+        <w:rPr>
+          <w:rFonts w:eastAsiaTheme="minorEastAsia"/>
+        </w:rPr>
+      </w:pPr>
+      <w:r>
+        <w:rPr>
+          <w:rFonts w:eastAsiaTheme="minorEastAsia"/>
+        </w:rPr>
+        <w:drawing>
+          <wp:inline distT="0" distB="0" distL="0" distR="0" wp14:anchorId="44D95451" wp14:editId="60847DD1">
+            <wp:extent cx="2534004" cy="438211"/>
+            <wp:effectExtent l="0" t="0" r="0" b="0"/>
+            <wp:docPr id="953938949" name="Picture 1"/>
+            <wp:cNvGraphicFramePr>
+              <a:graphicFrameLocks xmlns:a="http://schemas.openxmlformats.org/drawingml/2006/main" noChangeAspect="1"/>
+            </wp:cNvGraphicFramePr>
+            <a:graphic xmlns:a="http://schemas.openxmlformats.org/drawingml/2006/main">
+              <a:graphicData uri="http://schemas.openxmlformats.org/drawingml/2006/picture">
+                <pic:pic xmlns:pic="http://schemas.openxmlformats.org/drawingml/2006/picture">
+                  <pic:nvPicPr>
+                    <pic:cNvPr id="953938949" name=""/>
+                    <pic:cNvPicPr/>
+                  </pic:nvPicPr>
+                  <pic:blipFill>
+                    <a:blip r:embed="rId48"/>
+                    <a:stretch>
+                      <a:fillRect/>
+                    </a:stretch>
+                  </pic:blipFill>
+                  <pic:spPr>
+                    <a:xfrm>
+                      <a:off x="0" y="0"/>
+                      <a:ext cx="2534004" cy="438211"/>
+                    </a:xfrm>
+                    <a:prstGeom prst="rect">
+                      <a:avLst/>
+                    </a:prstGeom>
+                  </pic:spPr>
+                </pic:pic>
+              </a:graphicData>
+            </a:graphic>
+          </wp:inline>
+        </w:drawing>
+      </w:r>
+    </w:p>
+    <w:p>
+      <w:pPr>
+        <w:pStyle w:val="ListParagraph"/>
+        <w:numPr>
+          <w:ilvl w:val="0"/>
+          <w:numId w:val="11"/>
+        </w:numPr>
+        <w:rPr>
+          <w:rFonts w:eastAsiaTheme="minorEastAsia"/>
+        </w:rPr>
+      </w:pPr>
+      <w:r>
+        <w:rPr>
+          <w:rFonts w:eastAsiaTheme="minorEastAsia"/>
+        </w:rPr>
+        <w:t xml:space="preserve">Pada kolom D1 berilah judul kolom “Settle” yang menandakan apakah nilai sudut sudah mendekati rentang </w:t>
+      </w:r>
+      <m:oMath>
+        <m:r>
+          <w:rPr>
+            <w:rFonts w:ascii="Cambria Math" w:eastAsiaTheme="minorEastAsia" w:hAnsi="Cambria Math"/>
+          </w:rPr>
+          <m:t xml:space="preserve">±5% </m:t>
+        </m:r>
+      </m:oMath>
+      <w:r>
+        <w:rPr>
+          <w:rFonts w:eastAsiaTheme="minorEastAsia"/>
+        </w:rPr>
+        <w:t>dari setpoint yang ditentukan.</w:t>
+      </w:r>
+      <w:r>
+        <w:rPr>
+          <w:rFonts w:eastAsiaTheme="minorEastAsia"/>
+        </w:rPr>
+        <w:t xml:space="preserve"> </w:t>
+      </w:r>
+    </w:p>
+    <w:p>
+      <w:pPr>
+        <w:pStyle w:val="ListParagraph"/>
+        <w:ind w:left="1080"/>
+        <w:rPr>
+          <w:rFonts w:eastAsiaTheme="minorEastAsia"/>
+        </w:rPr>
+      </w:pPr>
+      <w:r>
+        <w:rPr>
+          <w:rFonts w:eastAsiaTheme="minorEastAsia"/>
+          <w:noProof/>
+        </w:rPr>
+        <mc:AlternateContent>
+          <mc:Choice Requires="wps">
+            <w:drawing>
+              <wp:anchor distT="0" distB="0" distL="114300" distR="114300" simplePos="0" relativeHeight="251702272" behindDoc="0" locked="0" layoutInCell="1" allowOverlap="1" wp14:anchorId="5B9DDAAF" wp14:editId="52412F5B">
+                <wp:simplePos x="0" y="0"/>
+                <wp:positionH relativeFrom="column">
+                  <wp:posOffset>2821269</wp:posOffset>
+                </wp:positionH>
+                <wp:positionV relativeFrom="paragraph">
+                  <wp:posOffset>170671</wp:posOffset>
+                </wp:positionV>
+                <wp:extent cx="569224" cy="229547"/>
+                <wp:effectExtent l="0" t="0" r="21590" b="18415"/>
+                <wp:wrapNone/>
+                <wp:docPr id="2130168389" name="Rectangle 14"/>
+                <wp:cNvGraphicFramePr/>
+                <a:graphic xmlns:a="http://schemas.openxmlformats.org/drawingml/2006/main">
+                  <a:graphicData uri="http://schemas.microsoft.com/office/word/2010/wordprocessingShape">
+                    <wps:wsp>
+                      <wps:cNvSpPr/>
+                      <wps:spPr>
+                        <a:xfrm>
+                          <a:off x="0" y="0"/>
+                          <a:ext cx="569224" cy="229547"/>
+                        </a:xfrm>
+                        <a:prstGeom prst="rect">
+                          <a:avLst/>
+                        </a:prstGeom>
+                        <a:noFill/>
+                        <a:ln w="19050">
+                          <a:solidFill>
+                            <a:srgbClr val="EE0000"/>
+                          </a:solidFill>
+                        </a:ln>
+                      </wps:spPr>
+                      <wps:style>
+                        <a:lnRef idx="2">
+                          <a:schemeClr val="accent1">
+                            <a:shade val="15000"/>
+                          </a:schemeClr>
+                        </a:lnRef>
+                        <a:fillRef idx="1">
+                          <a:schemeClr val="accent1"/>
+                        </a:fillRef>
+                        <a:effectRef idx="0">
+                          <a:schemeClr val="accent1"/>
+                        </a:effectRef>
+                        <a:fontRef idx="minor">
+                          <a:schemeClr val="lt1"/>
+                        </a:fontRef>
+                      </wps:style>
+                      <wps:bodyPr rot="0" spcFirstLastPara="0" vertOverflow="overflow" horzOverflow="overflow" vert="horz" wrap="square" lIns="91440" tIns="45720" rIns="91440" bIns="45720" numCol="1" spcCol="0" rtlCol="0" fromWordArt="0" anchor="ctr" anchorCtr="0" forceAA="0" compatLnSpc="1">
+                        <a:prstTxWarp prst="textNoShape">
+                          <a:avLst/>
+                        </a:prstTxWarp>
+                        <a:noAutofit/>
+                      </wps:bodyPr>
+                    </wps:wsp>
+                  </a:graphicData>
+                </a:graphic>
+                <wp14:sizeRelH relativeFrom="margin">
+                  <wp14:pctWidth>0</wp14:pctWidth>
+                </wp14:sizeRelH>
+                <wp14:sizeRelV relativeFrom="margin">
+                  <wp14:pctHeight>0</wp14:pctHeight>
+                </wp14:sizeRelV>
+              </wp:anchor>
+            </w:drawing>
+          </mc:Choice>
+          <mc:Fallback>
+            <w:pict>
+              <v:rect w14:anchorId="12EC7937" id="Rectangle 14" o:spid="_x0000_s1026" style="position:absolute;margin-left:222.15pt;margin-top:13.45pt;width:44.8pt;height:18.05pt;z-index:251702272;visibility:visible;mso-wrap-style:square;mso-width-percent:0;mso-height-percent:0;mso-wrap-distance-left:9pt;mso-wrap-distance-top:0;mso-wrap-distance-right:9pt;mso-wrap-distance-bottom:0;mso-position-horizontal:absolute;mso-position-horizontal-relative:text;mso-position-vertical:absolute;mso-position-vertical-relative:text;mso-width-percent:0;mso-height-percent:0;mso-width-relative:margin;mso-height-relative:margin;v-text-anchor:middle" o:gfxdata="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" filled="f" strokecolor="#e00" strokeweight="1.5pt"/>
+            </w:pict>
+          </mc:Fallback>
+        </mc:AlternateContent>
+      </w:r>
+      <w:r>
+        <w:rPr>
+          <w:rFonts w:eastAsiaTheme="minorEastAsia"/>
+        </w:rPr>
+        <w:drawing>
+          <wp:inline distT="0" distB="0" distL="0" distR="0" wp14:anchorId="64D2CA42" wp14:editId="78E7B199">
+            <wp:extent cx="2751827" cy="402915"/>
+            <wp:effectExtent l="0" t="0" r="0" b="0"/>
+            <wp:docPr id="1715948197" name="Picture 1"/>
+            <wp:cNvGraphicFramePr>
+              <a:graphicFrameLocks xmlns:a="http://schemas.openxmlformats.org/drawingml/2006/main" noChangeAspect="1"/>
+            </wp:cNvGraphicFramePr>
+            <a:graphic xmlns:a="http://schemas.openxmlformats.org/drawingml/2006/main">
+              <a:graphicData uri="http://schemas.openxmlformats.org/drawingml/2006/picture">
+                <pic:pic xmlns:pic="http://schemas.openxmlformats.org/drawingml/2006/picture">
+                  <pic:nvPicPr>
+                    <pic:cNvPr id="1715948197" name=""/>
+                    <pic:cNvPicPr/>
+                  </pic:nvPicPr>
+                  <pic:blipFill>
+                    <a:blip r:embed="rId49"/>
+                    <a:stretch>
+                      <a:fillRect/>
+                    </a:stretch>
+                  </pic:blipFill>
+                  <pic:spPr>
+                    <a:xfrm>
+                      <a:off x="0" y="0"/>
+                      <a:ext cx="2768608" cy="405372"/>
+                    </a:xfrm>
+                    <a:prstGeom prst="rect">
+                      <a:avLst/>
+                    </a:prstGeom>
+                  </pic:spPr>
+                </pic:pic>
+              </a:graphicData>
+            </a:graphic>
+          </wp:inline>
+        </w:drawing>
+      </w:r>
+    </w:p>
+    <w:p>
+      <w:pPr>
+        <w:pStyle w:val="ListParagraph"/>
+        <w:numPr>
+          <w:ilvl w:val="0"/>
+          <w:numId w:val="11"/>
+        </w:numPr>
+        <w:rPr>
+          <w:rFonts w:eastAsiaTheme="minorEastAsia"/>
+        </w:rPr>
+      </w:pPr>
+      <w:r>
+        <w:rPr>
+          <w:rFonts w:eastAsiaTheme="minorEastAsia"/>
+        </w:rPr>
+        <w:t>Setelah memberi judul kolom, gunakan sintaks berikut untuk menentukan apakah nilai sudut aktual sudah berada di dalam nilai batas atas dan bawah</w:t>
+      </w:r>
+      <w:r>
+        <w:rPr>
+          <w:rFonts w:eastAsiaTheme="minorEastAsia"/>
+        </w:rPr>
+        <w:t xml:space="preserve"> di sel D2</w:t>
+      </w:r>
+      <w:r>
+        <w:rPr>
+          <w:rFonts w:eastAsiaTheme="minorEastAsia"/>
+        </w:rPr>
+        <w:t>.</w:t>
+      </w:r>
+    </w:p>
+    <w:p>
+      <w:pPr>
+        <w:pStyle w:val="ListParagraph"/>
+        <w:ind w:left="1080"/>
+        <w:rPr>
+          <w:rFonts w:eastAsiaTheme="minorEastAsia"/>
+          <w:iCs/>
+        </w:rPr>
+      </w:pPr>
+      <m:oMathPara>
+        <m:oMath>
+          <m:r>
+            <m:rPr>
+              <m:sty m:val="p"/>
+            </m:rPr>
+            <w:rPr>
+              <w:rFonts w:ascii="Cambria Math" w:eastAsiaTheme="minorEastAsia" w:hAnsi="Cambria Math"/>
+            </w:rPr>
+            <m:t xml:space="preserve">=IF(AND(B2 &gt;= </m:t>
+          </m:r>
+          <m:sSub>
+            <m:sSubPr>
+              <m:ctrlPr>
+                <w:rPr>
+                  <w:rFonts w:ascii="Cambria Math" w:eastAsiaTheme="minorEastAsia" w:hAnsi="Cambria Math"/>
+                  <w:b/>
+                  <w:bCs/>
+                  <w:iCs/>
+                </w:rPr>
+              </m:ctrlPr>
+            </m:sSubPr>
+            <m:e>
+              <m:r>
+                <m:rPr>
+                  <m:sty m:val="b"/>
+                </m:rPr>
+                <w:rPr>
+                  <w:rFonts w:ascii="Cambria Math" w:eastAsiaTheme="minorEastAsia" w:hAnsi="Cambria Math"/>
+                </w:rPr>
+                <m:t>A</m:t>
+              </m:r>
+              <m:ctrlPr>
+                <w:rPr>
+                  <w:rFonts w:ascii="Cambria Math" w:eastAsiaTheme="minorEastAsia" w:hAnsi="Cambria Math"/>
+                  <w:iCs/>
+                </w:rPr>
+              </m:ctrlPr>
+            </m:e>
+            <m:sub>
+              <m:r>
+                <m:rPr>
+                  <m:sty m:val="b"/>
+                </m:rPr>
+                <w:rPr>
+                  <w:rFonts w:ascii="Cambria Math" w:eastAsiaTheme="minorEastAsia" w:hAnsi="Cambria Math"/>
+                </w:rPr>
+                <m:t>x</m:t>
+              </m:r>
+            </m:sub>
+          </m:sSub>
+          <m:r>
+            <m:rPr>
+              <m:sty m:val="p"/>
+            </m:rPr>
+            <w:rPr>
+              <w:rFonts w:ascii="Cambria Math" w:eastAsiaTheme="minorEastAsia" w:hAnsi="Cambria Math"/>
+            </w:rPr>
+            <m:t xml:space="preserve">; B2 &lt;= </m:t>
+          </m:r>
+          <m:sSub>
+            <m:sSubPr>
+              <m:ctrlPr>
+                <w:rPr>
+                  <w:rFonts w:ascii="Cambria Math" w:eastAsiaTheme="minorEastAsia" w:hAnsi="Cambria Math"/>
+                  <w:b/>
+                  <w:bCs/>
+                  <w:iCs/>
+                </w:rPr>
+              </m:ctrlPr>
+            </m:sSubPr>
+            <m:e>
+              <m:r>
+                <m:rPr>
+                  <m:sty m:val="b"/>
+                </m:rPr>
+                <w:rPr>
+                  <w:rFonts w:ascii="Cambria Math" w:eastAsiaTheme="minorEastAsia" w:hAnsi="Cambria Math"/>
+                </w:rPr>
+                <m:t>B</m:t>
+              </m:r>
+              <m:ctrlPr>
+                <w:rPr>
+                  <w:rFonts w:ascii="Cambria Math" w:eastAsiaTheme="minorEastAsia" w:hAnsi="Cambria Math"/>
+                  <w:iCs/>
+                </w:rPr>
+              </m:ctrlPr>
+            </m:e>
+            <m:sub>
+              <m:r>
+                <m:rPr>
+                  <m:sty m:val="b"/>
+                </m:rPr>
+                <w:rPr>
+                  <w:rFonts w:ascii="Cambria Math" w:eastAsiaTheme="minorEastAsia" w:hAnsi="Cambria Math"/>
+                </w:rPr>
+                <m:t>x</m:t>
+              </m:r>
+            </m:sub>
+          </m:sSub>
+          <m:r>
+            <m:rPr>
+              <m:sty m:val="p"/>
+            </m:rPr>
+            <w:rPr>
+              <w:rFonts w:ascii="Cambria Math" w:eastAsiaTheme="minorEastAsia" w:hAnsi="Cambria Math"/>
+            </w:rPr>
+            <m:t>*(1+5%)); 0; 1)</m:t>
+          </m:r>
+        </m:oMath>
+      </m:oMathPara>
+    </w:p>
+    <w:p>
+      <w:pPr>
+        <w:pStyle w:val="ListParagraph"/>
+        <w:ind w:left="1080"/>
+        <w:rPr>
+          <w:rFonts w:eastAsiaTheme="minorEastAsia"/>
+        </w:rPr>
+      </w:pPr>
+      <w:r>
+        <w:rPr>
+          <w:rFonts w:eastAsiaTheme="minorEastAsia"/>
+          <w:iCs/>
+        </w:rPr>
+        <w:t xml:space="preserve">Ganti </w:t>
+      </w:r>
+      <m:oMath>
+        <m:sSub>
+          <m:sSubPr>
+            <m:ctrlPr>
+              <w:rPr>
+                <w:rFonts w:ascii="Cambria Math" w:eastAsiaTheme="minorEastAsia" w:hAnsi="Cambria Math"/>
+                <w:b/>
+                <w:bCs/>
+              </w:rPr>
+            </m:ctrlPr>
+          </m:sSubPr>
+          <m:e>
+            <m:r>
+              <m:rPr>
+                <m:sty m:val="b"/>
+              </m:rPr>
+              <w:rPr>
+                <w:rFonts w:ascii="Cambria Math" w:eastAsiaTheme="minorEastAsia" w:hAnsi="Cambria Math"/>
+              </w:rPr>
+              <m:t>A</m:t>
+            </m:r>
+          </m:e>
+          <m:sub>
+            <m:r>
+              <m:rPr>
+                <m:sty m:val="b"/>
+              </m:rPr>
+              <w:rPr>
+                <w:rFonts w:ascii="Cambria Math" w:eastAsiaTheme="minorEastAsia" w:hAnsi="Cambria Math"/>
+              </w:rPr>
+              <m:t>x</m:t>
+            </m:r>
+          </m:sub>
+        </m:sSub>
+      </m:oMath>
+      <w:r>
+        <w:rPr>
+          <w:rFonts w:eastAsiaTheme="minorEastAsia"/>
+          <w:b/>
+          <w:bCs/>
+        </w:rPr>
+        <w:t xml:space="preserve"> </w:t>
+      </w:r>
+      <w:r>
+        <w:rPr>
+          <w:rFonts w:eastAsiaTheme="minorEastAsia"/>
+        </w:rPr>
+        <w:t xml:space="preserve">dengan nilai di mana batas bawah </w:t>
+      </w:r>
+      <w:r>
+        <w:rPr>
+          <w:rFonts w:eastAsiaTheme="minorEastAsia"/>
+        </w:rPr>
+        <w:t xml:space="preserve">-5% </w:t>
+      </w:r>
+      <w:r>
+        <w:rPr>
+          <w:rFonts w:eastAsiaTheme="minorEastAsia"/>
+        </w:rPr>
+        <w:t xml:space="preserve">ditemukan misal berada di sel G15 maka ganti dengan </w:t>
+      </w:r>
+      <m:oMath>
+        <m:r>
+          <m:rPr>
+            <m:sty m:val="p"/>
+          </m:rPr>
+          <w:rPr>
+            <w:rFonts w:ascii="Cambria Math" w:eastAsiaTheme="minorEastAsia" w:hAnsi="Cambria Math"/>
+          </w:rPr>
+          <m:t>$G%15</m:t>
+        </m:r>
+      </m:oMath>
+      <w:r>
+        <w:rPr>
+          <w:rFonts w:eastAsiaTheme="minorEastAsia"/>
+          <w:iCs/>
+        </w:rPr>
+        <w:t xml:space="preserve">, hal yang sama untuk parameter </w:t>
+      </w:r>
+      <m:oMath>
+        <m:sSub>
+          <m:sSubPr>
+            <m:ctrlPr>
+              <w:rPr>
+                <w:rFonts w:ascii="Cambria Math" w:eastAsiaTheme="minorEastAsia" w:hAnsi="Cambria Math"/>
+                <w:b/>
+                <w:bCs/>
+              </w:rPr>
+            </m:ctrlPr>
+          </m:sSubPr>
+          <m:e>
+            <m:r>
+              <m:rPr>
+                <m:sty m:val="b"/>
+              </m:rPr>
+              <w:rPr>
+                <w:rFonts w:ascii="Cambria Math" w:eastAsiaTheme="minorEastAsia" w:hAnsi="Cambria Math"/>
+              </w:rPr>
+              <m:t>B</m:t>
+            </m:r>
+          </m:e>
+          <m:sub>
+            <m:r>
+              <m:rPr>
+                <m:sty m:val="b"/>
+              </m:rPr>
+              <w:rPr>
+                <w:rFonts w:ascii="Cambria Math" w:eastAsiaTheme="minorEastAsia" w:hAnsi="Cambria Math"/>
+              </w:rPr>
+              <m:t>x</m:t>
+            </m:r>
+          </m:sub>
+        </m:sSub>
+      </m:oMath>
+      <w:r>
+        <w:rPr>
+          <w:rFonts w:eastAsiaTheme="minorEastAsia"/>
+          <w:b/>
+          <w:bCs/>
+        </w:rPr>
+        <w:t xml:space="preserve"> </w:t>
+      </w:r>
+      <w:r>
+        <w:rPr>
+          <w:rFonts w:eastAsiaTheme="minorEastAsia"/>
+        </w:rPr>
+        <w:t>ganti dengan sel yang memuat batas atas +5%.</w:t>
+      </w:r>
+      <w:r>
+        <w:rPr>
+          <w:rFonts w:eastAsiaTheme="minorEastAsia"/>
+        </w:rPr>
+        <w:t xml:space="preserve"> </w:t>
+      </w:r>
+    </w:p>
+    <w:p>
+      <w:pPr>
+        <w:pStyle w:val="ListParagraph"/>
+        <w:ind w:left="1080"/>
+        <w:rPr>
+          <w:rFonts w:eastAsiaTheme="minorEastAsia"/>
+        </w:rPr>
+      </w:pPr>
+      <w:r>
+        <w:rPr>
+          <w:rFonts w:eastAsiaTheme="minorEastAsia"/>
+          <w:noProof/>
+        </w:rPr>
+        <mc:AlternateContent>
+          <mc:Choice Requires="wps">
+            <w:drawing>
+              <wp:anchor distT="0" distB="0" distL="114300" distR="114300" simplePos="0" relativeHeight="251700224" behindDoc="0" locked="0" layoutInCell="1" allowOverlap="1" wp14:anchorId="73EF9B93" wp14:editId="6E0690E4">
+                <wp:simplePos x="0" y="0"/>
+                <wp:positionH relativeFrom="column">
+                  <wp:posOffset>2683246</wp:posOffset>
+                </wp:positionH>
+                <wp:positionV relativeFrom="paragraph">
+                  <wp:posOffset>347596</wp:posOffset>
+                </wp:positionV>
+                <wp:extent cx="526140" cy="362261"/>
+                <wp:effectExtent l="0" t="0" r="26670" b="19050"/>
+                <wp:wrapNone/>
+                <wp:docPr id="1456649076" name="Rectangle 14"/>
+                <wp:cNvGraphicFramePr/>
+                <a:graphic xmlns:a="http://schemas.openxmlformats.org/drawingml/2006/main">
+                  <a:graphicData uri="http://schemas.microsoft.com/office/word/2010/wordprocessingShape">
+                    <wps:wsp>
+                      <wps:cNvSpPr/>
+                      <wps:spPr>
+                        <a:xfrm>
+                          <a:off x="0" y="0"/>
+                          <a:ext cx="526140" cy="362261"/>
+                        </a:xfrm>
+                        <a:prstGeom prst="rect">
+                          <a:avLst/>
+                        </a:prstGeom>
+                        <a:noFill/>
+                        <a:ln w="19050">
+                          <a:solidFill>
+                            <a:srgbClr val="EE0000"/>
+                          </a:solidFill>
+                        </a:ln>
+                      </wps:spPr>
+                      <wps:style>
+                        <a:lnRef idx="2">
+                          <a:schemeClr val="accent1">
+                            <a:shade val="15000"/>
+                          </a:schemeClr>
+                        </a:lnRef>
+                        <a:fillRef idx="1">
+                          <a:schemeClr val="accent1"/>
+                        </a:fillRef>
+                        <a:effectRef idx="0">
+                          <a:schemeClr val="accent1"/>
+                        </a:effectRef>
+                        <a:fontRef idx="minor">
+                          <a:schemeClr val="lt1"/>
+                        </a:fontRef>
+                      </wps:style>
+                      <wps:bodyPr rot="0" spcFirstLastPara="0" vertOverflow="overflow" horzOverflow="overflow" vert="horz" wrap="square" lIns="91440" tIns="45720" rIns="91440" bIns="45720" numCol="1" spcCol="0" rtlCol="0" fromWordArt="0" anchor="ctr" anchorCtr="0" forceAA="0" compatLnSpc="1">
+                        <a:prstTxWarp prst="textNoShape">
+                          <a:avLst/>
+                        </a:prstTxWarp>
+                        <a:noAutofit/>
+                      </wps:bodyPr>
+                    </wps:wsp>
+                  </a:graphicData>
+                </a:graphic>
+                <wp14:sizeRelH relativeFrom="margin">
+                  <wp14:pctWidth>0</wp14:pctWidth>
+                </wp14:sizeRelH>
+                <wp14:sizeRelV relativeFrom="margin">
+                  <wp14:pctHeight>0</wp14:pctHeight>
+                </wp14:sizeRelV>
+              </wp:anchor>
+            </w:drawing>
+          </mc:Choice>
+          <mc:Fallback>
+            <w:pict>
+              <v:rect w14:anchorId="34454BD7" id="Rectangle 14" o:spid="_x0000_s1026" style="position:absolute;margin-left:211.3pt;margin-top:27.35pt;width:41.45pt;height:28.5pt;z-index:251700224;visibility:visible;mso-wrap-style:square;mso-width-percent:0;mso-height-percent:0;mso-wrap-distance-left:9pt;mso-wrap-distance-top:0;mso-wrap-distance-right:9pt;mso-wrap-distance-bottom:0;mso-position-horizontal:absolute;mso-position-horizontal-relative:text;mso-position-vertical:absolute;mso-position-vertical-relative:text;mso-width-percent:0;mso-height-percent:0;mso-width-relative:margin;mso-height-relative:margin;v-text-anchor:middle" o:gfxdata="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" filled="f" strokecolor="#e00" strokeweight="1.5pt"/>
+            </w:pict>
+          </mc:Fallback>
+        </mc:AlternateContent>
+      </w:r>
+      <w:r>
+        <w:rPr>
+          <w:rFonts w:eastAsiaTheme="minorEastAsia"/>
+        </w:rPr>
+        <w:drawing>
+          <wp:inline distT="0" distB="0" distL="0" distR="0" wp14:anchorId="473F45F1" wp14:editId="4EE61A7B">
+            <wp:extent cx="2564693" cy="698740"/>
+            <wp:effectExtent l="0" t="0" r="7620" b="6350"/>
+            <wp:docPr id="303079845" name="Picture 1" descr="A screenshot of a computer&#10;&#10;AI-generated content may be incorrect."/>
+            <wp:cNvGraphicFramePr>
+              <a:graphicFrameLocks xmlns:a="http://schemas.openxmlformats.org/drawingml/2006/main" noChangeAspect="1"/>
+            </wp:cNvGraphicFramePr>
+            <a:graphic xmlns:a="http://schemas.openxmlformats.org/drawingml/2006/main">
+              <a:graphicData uri="http://schemas.openxmlformats.org/drawingml/2006/picture">
+                <pic:pic xmlns:pic="http://schemas.openxmlformats.org/drawingml/2006/picture">
+                  <pic:nvPicPr>
+                    <pic:cNvPr id="303079845" name="Picture 1" descr="A screenshot of a computer&#10;&#10;AI-generated content may be incorrect."/>
+                    <pic:cNvPicPr/>
+                  </pic:nvPicPr>
+                  <pic:blipFill>
+                    <a:blip r:embed="rId50"/>
+                    <a:stretch>
+                      <a:fillRect/>
+                    </a:stretch>
+                  </pic:blipFill>
+                  <pic:spPr>
+                    <a:xfrm>
+                      <a:off x="0" y="0"/>
+                      <a:ext cx="2572683" cy="700917"/>
+                    </a:xfrm>
+                    <a:prstGeom prst="rect">
+                      <a:avLst/>
+                    </a:prstGeom>
+                  </pic:spPr>
+                </pic:pic>
+              </a:graphicData>
+            </a:graphic>
+          </wp:inline>
+        </w:drawing>
+      </w:r>
+    </w:p>
+    <w:p>
+      <w:pPr>
+        <w:pStyle w:val="ListParagraph"/>
+        <w:numPr>
+          <w:ilvl w:val="0"/>
+          <w:numId w:val="11"/>
+        </w:numPr>
+        <w:rPr>
+          <w:rFonts w:eastAsiaTheme="minorEastAsia"/>
+        </w:rPr>
+      </w:pPr>
+      <w:r>
+        <w:rPr>
+          <w:rFonts w:eastAsiaTheme="minorEastAsia"/>
+        </w:rPr>
+        <w:t>Klik dua kali pada titik yang dilingkari pada gambar di bawah ini.</w:t>
+      </w:r>
+    </w:p>
+    <w:p>
+      <w:pPr>
+        <w:pStyle w:val="ListParagraph"/>
+        <w:ind w:left="1080"/>
+      </w:pPr>
+      <w:r>
+        <w:rPr>
+          <w:noProof/>
+        </w:rPr>
+        <mc:AlternateContent>
+          <mc:Choice Requires="wps">
+            <w:drawing>
+              <wp:anchor distT="0" distB="0" distL="114300" distR="114300" simplePos="0" relativeHeight="251703296" behindDoc="0" locked="0" layoutInCell="1" allowOverlap="1" wp14:anchorId="481A9743" wp14:editId="7B763301">
+                <wp:simplePos x="0" y="0"/>
+                <wp:positionH relativeFrom="column">
+                  <wp:posOffset>1277141</wp:posOffset>
+                </wp:positionH>
+                <wp:positionV relativeFrom="paragraph">
+                  <wp:posOffset>369774</wp:posOffset>
+                </wp:positionV>
+                <wp:extent cx="241539" cy="241539"/>
+                <wp:effectExtent l="19050" t="19050" r="25400" b="25400"/>
+                <wp:wrapNone/>
+                <wp:docPr id="1906357429" name="Oval 15"/>
+                <wp:cNvGraphicFramePr/>
+                <a:graphic xmlns:a="http://schemas.openxmlformats.org/drawingml/2006/main">
+                  <a:graphicData uri="http://schemas.microsoft.com/office/word/2010/wordprocessingShape">
+                    <wps:wsp>
+                      <wps:cNvSpPr/>
+                      <wps:spPr>
+                        <a:xfrm>
+                          <a:off x="0" y="0"/>
+                          <a:ext cx="241539" cy="241539"/>
+                        </a:xfrm>
+                        <a:prstGeom prst="ellipse">
+                          <a:avLst/>
+                        </a:prstGeom>
+                        <a:noFill/>
+                        <a:ln w="28575">
+                          <a:solidFill>
+                            <a:srgbClr val="EE0000"/>
+                          </a:solidFill>
+                        </a:ln>
+                      </wps:spPr>
+                      <wps:style>
+                        <a:lnRef idx="2">
+                          <a:schemeClr val="accent1">
+                            <a:shade val="15000"/>
+                          </a:schemeClr>
+                        </a:lnRef>
+                        <a:fillRef idx="1">
+                          <a:schemeClr val="accent1"/>
+                        </a:fillRef>
+                        <a:effectRef idx="0">
+                          <a:schemeClr val="accent1"/>
+                        </a:effectRef>
+                        <a:fontRef idx="minor">
+                          <a:schemeClr val="lt1"/>
+                        </a:fontRef>
+                      </wps:style>
+                      <wps:bodyPr rot="0" spcFirstLastPara="0" vertOverflow="overflow" horzOverflow="overflow" vert="horz" wrap="square" lIns="91440" tIns="45720" rIns="91440" bIns="45720" numCol="1" spcCol="0" rtlCol="0" fromWordArt="0" anchor="ctr" anchorCtr="0" forceAA="0" compatLnSpc="1">
+                        <a:prstTxWarp prst="textNoShape">
+                          <a:avLst/>
+                        </a:prstTxWarp>
+                        <a:noAutofit/>
+                      </wps:bodyPr>
+                    </wps:wsp>
+                  </a:graphicData>
+                </a:graphic>
+              </wp:anchor>
+            </w:drawing>
+          </mc:Choice>
+          <mc:Fallback>
+            <w:pict>
+              <v:oval w14:anchorId="1A9985B2" id="Oval 15" o:spid="_x0000_s1026" style="position:absolute;margin-left:100.55pt;margin-top:29.1pt;width:19pt;height:19pt;z-index:251703296;visibility:visible;mso-wrap-style:square;mso-wrap-distance-left:9pt;mso-wrap-distance-top:0;mso-wrap-distance-right:9pt;mso-wrap-distance-bottom:0;mso-position-horizontal:absolute;mso-position-horizontal-relative:text;mso-position-vertical:absolute;mso-position-vertical-relative:text;v-text-anchor:middle" o:gfxdata="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" filled="f" strokecolor="#e00" strokeweight="2.25pt">
+                <v:stroke joinstyle="miter"/>
+              </v:oval>
+            </w:pict>
+          </mc:Fallback>
+        </mc:AlternateContent>
+      </w:r>
+      <w:r>
+        <w:drawing>
+          <wp:inline distT="0" distB="0" distL="0" distR="0" wp14:anchorId="0FE99865" wp14:editId="72D08B10">
+            <wp:extent cx="847843" cy="581106"/>
+            <wp:effectExtent l="0" t="0" r="9525" b="9525"/>
+            <wp:docPr id="1380975361" name="Picture 1" descr="A screenshot of a computer&#10;&#10;AI-generated content may be incorrect."/>
+            <wp:cNvGraphicFramePr>
+              <a:graphicFrameLocks xmlns:a="http://schemas.openxmlformats.org/drawingml/2006/main" noChangeAspect="1"/>
+            </wp:cNvGraphicFramePr>
+            <a:graphic xmlns:a="http://schemas.openxmlformats.org/drawingml/2006/main">
+              <a:graphicData uri="http://schemas.openxmlformats.org/drawingml/2006/picture">
+                <pic:pic xmlns:pic="http://schemas.openxmlformats.org/drawingml/2006/picture">
+                  <pic:nvPicPr>
+                    <pic:cNvPr id="1380975361" name="Picture 1" descr="A screenshot of a computer&#10;&#10;AI-generated content may be incorrect."/>
+                    <pic:cNvPicPr/>
+                  </pic:nvPicPr>
+                  <pic:blipFill>
+                    <a:blip r:embed="rId51"/>
+                    <a:stretch>
+                      <a:fillRect/>
+                    </a:stretch>
+                  </pic:blipFill>
+                  <pic:spPr>
+                    <a:xfrm>
+                      <a:off x="0" y="0"/>
+                      <a:ext cx="847843" cy="581106"/>
+                    </a:xfrm>
+                    <a:prstGeom prst="rect">
+                      <a:avLst/>
+                    </a:prstGeom>
+                  </pic:spPr>
+                </pic:pic>
+              </a:graphicData>
+            </a:graphic>
+          </wp:inline>
+        </w:drawing>
+      </w:r>
+    </w:p>
+    <w:p>
+      <w:pPr>
+        <w:pStyle w:val="ListParagraph"/>
+        <w:numPr>
+          <w:ilvl w:val="0"/>
+          <w:numId w:val="11"/>
+        </w:numPr>
+        <w:rPr>
+          <w:rFonts w:eastAsiaTheme="minorEastAsia"/>
+          <w:iCs/>
+        </w:rPr>
+      </w:pPr>
+      <w:r>
+        <w:rPr>
+          <w:rFonts w:eastAsiaTheme="minorEastAsia"/>
+          <w:iCs/>
+        </w:rPr>
+        <w:t xml:space="preserve">Maka semua nilai otomatis terisi oleh nilai 0 atau 1, apabila bernilai 0 dapat dikatakan bahwa nilai tersebut sudah berada dalam batas yang ditentukan, sebaliknya jika bernilai 1 maka belum berada dalam batas. </w:t>
+      </w:r>
+    </w:p>
+    <w:p>
+      <w:pPr>
+        <w:pStyle w:val="ListParagraph"/>
+        <w:ind w:left="1080"/>
+        <w:rPr>
+          <w:rFonts w:eastAsiaTheme="minorEastAsia"/>
+          <w:iCs/>
+        </w:rPr>
+      </w:pPr>
+      <w:r>
+        <w:rPr>
+          <w:rFonts w:eastAsiaTheme="minorEastAsia"/>
+          <w:iCs/>
+        </w:rPr>
+        <w:drawing>
+          <wp:inline distT="0" distB="0" distL="0" distR="0" wp14:anchorId="2EE2A61B" wp14:editId="3AB06E79">
+            <wp:extent cx="2493034" cy="1851563"/>
+            <wp:effectExtent l="0" t="0" r="2540" b="0"/>
+            <wp:docPr id="164483968" name="Picture 1" descr="A table of numbers and a few digits&#10;&#10;AI-generated content may be incorrect."/>
+            <wp:cNvGraphicFramePr>
+              <a:graphicFrameLocks xmlns:a="http://schemas.openxmlformats.org/drawingml/2006/main" noChangeAspect="1"/>
+            </wp:cNvGraphicFramePr>
+            <a:graphic xmlns:a="http://schemas.openxmlformats.org/drawingml/2006/main">
+              <a:graphicData uri="http://schemas.openxmlformats.org/drawingml/2006/picture">
+                <pic:pic xmlns:pic="http://schemas.openxmlformats.org/drawingml/2006/picture">
+                  <pic:nvPicPr>
+                    <pic:cNvPr id="164483968" name="Picture 1" descr="A table of numbers and a few digits&#10;&#10;AI-generated content may be incorrect."/>
+                    <pic:cNvPicPr/>
+                  </pic:nvPicPr>
+                  <pic:blipFill rotWithShape="1">
+                    <a:blip r:embed="rId52"/>
+                    <a:srcRect b="54389"/>
+                    <a:stretch>
+                      <a:fillRect/>
+                    </a:stretch>
+                  </pic:blipFill>
+                  <pic:spPr bwMode="auto">
+                    <a:xfrm>
+                      <a:off x="0" y="0"/>
+                      <a:ext cx="2504366" cy="1859979"/>
+                    </a:xfrm>
+                    <a:prstGeom prst="rect">
+                      <a:avLst/>
+                    </a:prstGeom>
+                    <a:ln>
+                      <a:noFill/>
+                    </a:ln>
+                    <a:extLst>
+                      <a:ext uri="{53640926-AAD7-44D8-BBD7-CCE9431645EC}">
+                        <a14:shadowObscured xmlns:a14="http://schemas.microsoft.com/office/drawing/2010/main"/>
+                      </a:ext>
+                    </a:extLst>
+                  </pic:spPr>
+                </pic:pic>
+              </a:graphicData>
+            </a:graphic>
+          </wp:inline>
+        </w:drawing>
+      </w:r>
+    </w:p>
+    <w:p>
+      <w:pPr>
+        <w:pStyle w:val="ListParagraph"/>
+        <w:numPr>
+          <w:ilvl w:val="0"/>
+          <w:numId w:val="11"/>
+        </w:numPr>
+        <w:rPr>
+          <w:rFonts w:eastAsiaTheme="minorEastAsia"/>
+          <w:iCs/>
+        </w:rPr>
+      </w:pPr>
+      <w:r>
+        <w:rPr>
+          <w:rFonts w:eastAsiaTheme="minorEastAsia"/>
+          <w:iCs/>
+        </w:rPr>
+        <w:t xml:space="preserve">Carilah nilai transisi antara 1 menjadi 0 untuk menentukan nilai </w:t>
+      </w:r>
+      <w:r>
+        <w:rPr>
+          <w:rFonts w:eastAsiaTheme="minorEastAsia"/>
+          <w:i/>
+        </w:rPr>
+        <w:t>settling time</w:t>
+      </w:r>
+      <w:r>
+        <w:rPr>
+          <w:rFonts w:eastAsiaTheme="minorEastAsia"/>
+          <w:iCs/>
+        </w:rPr>
+        <w:t xml:space="preserve">. </w:t>
+      </w:r>
+    </w:p>
+    <w:p>
+      <w:pPr>
+        <w:pStyle w:val="ListParagraph"/>
+        <w:ind w:left="1080"/>
+        <w:rPr>
+          <w:rFonts w:eastAsiaTheme="minorEastAsia"/>
+          <w:iCs/>
+        </w:rPr>
+      </w:pPr>
+      <w:r>
+        <w:rPr>
+          <w:rFonts w:eastAsiaTheme="minorEastAsia"/>
+          <w:iCs/>
+        </w:rPr>
+        <w:lastRenderedPageBreak/>
+        <w:drawing>
+          <wp:inline distT="0" distB="0" distL="0" distR="0" wp14:anchorId="182490BD" wp14:editId="506C233B">
+            <wp:extent cx="2639683" cy="956171"/>
+            <wp:effectExtent l="0" t="0" r="0" b="0"/>
+            <wp:docPr id="189075591" name="Picture 1" descr="A screenshot of a computer&#10;&#10;AI-generated content may be incorrect."/>
+            <wp:cNvGraphicFramePr>
+              <a:graphicFrameLocks xmlns:a="http://schemas.openxmlformats.org/drawingml/2006/main" noChangeAspect="1"/>
+            </wp:cNvGraphicFramePr>
+            <a:graphic xmlns:a="http://schemas.openxmlformats.org/drawingml/2006/main">
+              <a:graphicData uri="http://schemas.openxmlformats.org/drawingml/2006/picture">
+                <pic:pic xmlns:pic="http://schemas.openxmlformats.org/drawingml/2006/picture">
+                  <pic:nvPicPr>
+                    <pic:cNvPr id="189075591" name="Picture 1" descr="A screenshot of a computer&#10;&#10;AI-generated content may be incorrect."/>
+                    <pic:cNvPicPr/>
+                  </pic:nvPicPr>
+                  <pic:blipFill>
+                    <a:blip r:embed="rId53"/>
+                    <a:stretch>
+                      <a:fillRect/>
+                    </a:stretch>
+                  </pic:blipFill>
+                  <pic:spPr>
+                    <a:xfrm>
+                      <a:off x="0" y="0"/>
+                      <a:ext cx="2646566" cy="958664"/>
+                    </a:xfrm>
+                    <a:prstGeom prst="rect">
+                      <a:avLst/>
+                    </a:prstGeom>
+                  </pic:spPr>
+                </pic:pic>
+              </a:graphicData>
+            </a:graphic>
+          </wp:inline>
+        </w:drawing>
+      </w:r>
+    </w:p>
+    <w:p>
+      <w:pPr>
+        <w:pStyle w:val="ListParagraph"/>
+        <w:numPr>
+          <w:ilvl w:val="0"/>
+          <w:numId w:val="11"/>
+        </w:numPr>
+        <w:rPr>
+          <w:rFonts w:eastAsiaTheme="minorEastAsia"/>
+          <w:iCs/>
+        </w:rPr>
+      </w:pPr>
+      <w:r>
+        <w:rPr>
+          <w:rFonts w:eastAsiaTheme="minorEastAsia"/>
+          <w:iCs/>
+        </w:rPr>
+        <w:t xml:space="preserve">Setelah ditemukan nilai transisi dari 1 ke 0 pertama, maka ditemukan nilai </w:t>
+      </w:r>
+      <w:r>
+        <w:rPr>
+          <w:rFonts w:eastAsiaTheme="minorEastAsia"/>
+          <w:i/>
+        </w:rPr>
+        <w:t>settling time</w:t>
+      </w:r>
+      <w:r>
+        <w:rPr>
+          <w:rFonts w:eastAsiaTheme="minorEastAsia"/>
+          <w:iCs/>
+        </w:rPr>
+        <w:t xml:space="preserve"> yaitu 0,6126 detik.</w:t>
+      </w:r>
+    </w:p>
+    <w:p>
+      <w:pPr>
+        <w:pStyle w:val="ListParagraph"/>
+        <w:numPr>
+          <w:ilvl w:val="0"/>
+          <w:numId w:val="11"/>
+        </w:numPr>
+        <w:rPr>
+          <w:rFonts w:eastAsiaTheme="minorEastAsia"/>
+          <w:iCs/>
+        </w:rPr>
+      </w:pPr>
+      <w:r>
+        <w:rPr>
+          <w:rFonts w:eastAsiaTheme="minorEastAsia"/>
+          <w:iCs/>
+        </w:rPr>
+        <w:t xml:space="preserve">Penentuan nilai </w:t>
+      </w:r>
+      <w:r>
+        <w:rPr>
+          <w:rFonts w:eastAsiaTheme="minorEastAsia"/>
+          <w:i/>
+        </w:rPr>
+        <w:t>Steady State Error</w:t>
+      </w:r>
+      <w:r>
+        <w:rPr>
+          <w:rFonts w:eastAsiaTheme="minorEastAsia"/>
+          <w:i/>
+        </w:rPr>
+        <w:t xml:space="preserve"> </w:t>
+      </w:r>
+      <w:r>
+        <w:rPr>
+          <w:rFonts w:eastAsiaTheme="minorEastAsia"/>
+          <w:iCs/>
+        </w:rPr>
+        <w:t>(SSE) bisa menggunakan rumus di bawah ini:</w:t>
+      </w:r>
+    </w:p>
+    <w:p>
+      <w:pPr>
+        <w:pStyle w:val="ListParagraph"/>
+        <w:ind w:left="1080"/>
+        <w:rPr>
+          <w:rFonts w:eastAsiaTheme="minorEastAsia"/>
+          <w:iCs/>
+        </w:rPr>
+      </w:pPr>
+      <m:oMathPara>
+        <m:oMathParaPr>
+          <m:jc m:val="center"/>
+        </m:oMathParaPr>
+        <m:oMath>
+          <m:r>
+            <w:rPr>
+              <w:rFonts w:ascii="Cambria Math" w:eastAsiaTheme="minorEastAsia" w:hAnsi="Cambria Math"/>
+            </w:rPr>
+            <m:t>SSE=Setpoint-Steady_State</m:t>
+          </m:r>
+        </m:oMath>
+      </m:oMathPara>
+    </w:p>
+    <w:p>
+      <w:pPr>
+        <w:pStyle w:val="ListParagraph"/>
+        <w:ind w:left="1080"/>
+        <w:rPr>
+          <w:rFonts w:eastAsiaTheme="minorEastAsia"/>
+          <w:iCs/>
+        </w:rPr>
+      </w:pPr>
+      <m:oMathPara>
+        <m:oMathParaPr>
+          <m:jc m:val="center"/>
+        </m:oMathParaPr>
+        <m:oMath>
+          <m:r>
+            <w:rPr>
+              <w:rFonts w:ascii="Cambria Math" w:eastAsiaTheme="minorEastAsia" w:hAnsi="Cambria Math"/>
+            </w:rPr>
+            <m:t xml:space="preserve">SSE=180- </m:t>
+          </m:r>
+          <m:r>
+            <w:rPr>
+              <w:rFonts w:ascii="Cambria Math" w:eastAsiaTheme="minorEastAsia" w:hAnsi="Cambria Math"/>
+            </w:rPr>
+            <m:t>181,25207</m:t>
+          </m:r>
+        </m:oMath>
+      </m:oMathPara>
+    </w:p>
+    <w:p>
+      <w:pPr>
+        <w:pStyle w:val="ListParagraph"/>
+        <w:ind w:left="1080"/>
+        <w:rPr>
+          <w:rFonts w:eastAsiaTheme="minorEastAsia"/>
+          <w:iCs/>
+        </w:rPr>
+      </w:pPr>
+      <m:oMathPara>
+        <m:oMathParaPr>
+          <m:jc m:val="center"/>
+        </m:oMathParaPr>
+        <m:oMath>
+          <m:r>
+            <w:rPr>
+              <w:rFonts w:ascii="Cambria Math" w:eastAsiaTheme="minorEastAsia" w:hAnsi="Cambria Math"/>
+            </w:rPr>
+            <m:t xml:space="preserve">SSE= </m:t>
+          </m:r>
+          <m:r>
+            <w:rPr>
+              <w:rFonts w:ascii="Cambria Math" w:eastAsiaTheme="minorEastAsia" w:hAnsi="Cambria Math"/>
+            </w:rPr>
+            <m:t>-1,25207</m:t>
+          </m:r>
+        </m:oMath>
+      </m:oMathPara>
+    </w:p>
+    <w:p>
+      <w:pPr>
+        <w:pStyle w:val="ListParagraph"/>
+        <w:numPr>
+          <w:ilvl w:val="0"/>
+          <w:numId w:val="11"/>
+        </w:numPr>
+        <w:rPr>
+          <w:rFonts w:eastAsiaTheme="minorEastAsia"/>
+          <w:iCs/>
+        </w:rPr>
+      </w:pPr>
+      <w:r>
+        <w:rPr>
+          <w:rFonts w:eastAsiaTheme="minorEastAsia"/>
+          <w:iCs/>
+        </w:rPr>
+        <w:t xml:space="preserve">Apabila SSE telah ditemukan, maka respon sistem dapat diketahui. SSE positif menunjukkan bahwa sistem belum mencapai target. SSE negatif menunjukkan bahwa sistem melewati target yang ditentukan. Apabila nilai SSE 0 maka sistem dapat dikatakan mencapai setpoint ideal. </w:t>
+      </w:r>
+    </w:p>
+    <w:p>
+      <w:pPr>
+        <w:pStyle w:val="Heading1"/>
+        <w:numPr>
+          <w:ilvl w:val="0"/>
+          <w:numId w:val="1"/>
+        </w:numPr>
+        <w:rPr>
+          <w:rFonts w:eastAsiaTheme="minorEastAsia"/>
+        </w:rPr>
+      </w:pPr>
+      <w:r>
+        <w:rPr>
+          <w:rFonts w:eastAsiaTheme="minorEastAsia"/>
+        </w:rPr>
+        <w:t>Bahan Diskusi</w:t>
+      </w:r>
     </w:p>
     <w:sectPr>
-      <w:headerReference w:type="default" r:id="rId28"/>
-      <w:footerReference w:type="default" r:id="rId29"/>
+      <w:headerReference w:type="default" r:id="rId54"/>
+      <w:footerReference w:type="default" r:id="rId55"/>
       <w:pgSz w:w="11906" w:h="16838"/>
       <w:pgMar w:top="2268" w:right="1701" w:bottom="1701" w:left="2268" w:header="709" w:footer="709" w:gutter="0"/>
       <w:cols w:space="708"/>
@@ -38142,6 +43191,95 @@
     </w:lvl>
   </w:abstractNum>
   <w:abstractNum w:abstractNumId="1" w15:restartNumberingAfterBreak="0">
+    <w:nsid w:val="0A4D6822"/>
+    <w:multiLevelType w:val="hybridMultilevel"/>
+    <w:tmpl w:val="D19E44F8"/>
+    <w:lvl w:ilvl="0" w:tplc="F7C279CA">
+      <w:start w:val="1"/>
+      <w:numFmt w:val="lowerLetter"/>
+      <w:lvlText w:val="%1."/>
+      <w:lvlJc w:val="left"/>
+      <w:pPr>
+        <w:ind w:left="1440" w:hanging="360"/>
+      </w:pPr>
+      <w:rPr>
+        <w:rFonts w:hint="default"/>
+      </w:rPr>
+    </w:lvl>
+    <w:lvl w:ilvl="1" w:tplc="38090019" w:tentative="1">
+      <w:start w:val="1"/>
+      <w:numFmt w:val="lowerLetter"/>
+      <w:lvlText w:val="%2."/>
+      <w:lvlJc w:val="left"/>
+      <w:pPr>
+        <w:ind w:left="2160" w:hanging="360"/>
+      </w:pPr>
+    </w:lvl>
+    <w:lvl w:ilvl="2" w:tplc="3809001B" w:tentative="1">
+      <w:start w:val="1"/>
+      <w:numFmt w:val="lowerRoman"/>
+      <w:lvlText w:val="%3."/>
+      <w:lvlJc w:val="right"/>
+      <w:pPr>
+        <w:ind w:left="2880" w:hanging="180"/>
+      </w:pPr>
+    </w:lvl>
+    <w:lvl w:ilvl="3" w:tplc="3809000F" w:tentative="1">
+      <w:start w:val="1"/>
+      <w:numFmt w:val="decimal"/>
+      <w:lvlText w:val="%4."/>
+      <w:lvlJc w:val="left"/>
+      <w:pPr>
+        <w:ind w:left="3600" w:hanging="360"/>
+      </w:pPr>
+    </w:lvl>
+    <w:lvl w:ilvl="4" w:tplc="38090019" w:tentative="1">
+      <w:start w:val="1"/>
+      <w:numFmt w:val="lowerLetter"/>
+      <w:lvlText w:val="%5."/>
+      <w:lvlJc w:val="left"/>
+      <w:pPr>
+        <w:ind w:left="4320" w:hanging="360"/>
+      </w:pPr>
+    </w:lvl>
+    <w:lvl w:ilvl="5" w:tplc="3809001B" w:tentative="1">
+      <w:start w:val="1"/>
+      <w:numFmt w:val="lowerRoman"/>
+      <w:lvlText w:val="%6."/>
+      <w:lvlJc w:val="right"/>
+      <w:pPr>
+        <w:ind w:left="5040" w:hanging="180"/>
+      </w:pPr>
+    </w:lvl>
+    <w:lvl w:ilvl="6" w:tplc="3809000F" w:tentative="1">
+      <w:start w:val="1"/>
+      <w:numFmt w:val="decimal"/>
+      <w:lvlText w:val="%7."/>
+      <w:lvlJc w:val="left"/>
+      <w:pPr>
+        <w:ind w:left="5760" w:hanging="360"/>
+      </w:pPr>
+    </w:lvl>
+    <w:lvl w:ilvl="7" w:tplc="38090019" w:tentative="1">
+      <w:start w:val="1"/>
+      <w:numFmt w:val="lowerLetter"/>
+      <w:lvlText w:val="%8."/>
+      <w:lvlJc w:val="left"/>
+      <w:pPr>
+        <w:ind w:left="6480" w:hanging="360"/>
+      </w:pPr>
+    </w:lvl>
+    <w:lvl w:ilvl="8" w:tplc="3809001B" w:tentative="1">
+      <w:start w:val="1"/>
+      <w:numFmt w:val="lowerRoman"/>
+      <w:lvlText w:val="%9."/>
+      <w:lvlJc w:val="right"/>
+      <w:pPr>
+        <w:ind w:left="7200" w:hanging="180"/>
+      </w:pPr>
+    </w:lvl>
+  </w:abstractNum>
+  <w:abstractNum w:abstractNumId="2" w15:restartNumberingAfterBreak="0">
     <w:nsid w:val="140F3633"/>
     <w:multiLevelType w:val="hybridMultilevel"/>
     <w:tmpl w:val="F580BF3A"/>
@@ -38230,7 +43368,96 @@
       </w:pPr>
     </w:lvl>
   </w:abstractNum>
-  <w:abstractNum w:abstractNumId="2" w15:restartNumberingAfterBreak="0">
+  <w:abstractNum w:abstractNumId="3" w15:restartNumberingAfterBreak="0">
+    <w:nsid w:val="20A22360"/>
+    <w:multiLevelType w:val="hybridMultilevel"/>
+    <w:tmpl w:val="BA32A834"/>
+    <w:lvl w:ilvl="0" w:tplc="3809000F">
+      <w:start w:val="1"/>
+      <w:numFmt w:val="decimal"/>
+      <w:lvlText w:val="%1."/>
+      <w:lvlJc w:val="left"/>
+      <w:pPr>
+        <w:ind w:left="720" w:hanging="360"/>
+      </w:pPr>
+      <w:rPr>
+        <w:rFonts w:hint="default"/>
+      </w:rPr>
+    </w:lvl>
+    <w:lvl w:ilvl="1" w:tplc="38090019" w:tentative="1">
+      <w:start w:val="1"/>
+      <w:numFmt w:val="lowerLetter"/>
+      <w:lvlText w:val="%2."/>
+      <w:lvlJc w:val="left"/>
+      <w:pPr>
+        <w:ind w:left="1440" w:hanging="360"/>
+      </w:pPr>
+    </w:lvl>
+    <w:lvl w:ilvl="2" w:tplc="3809001B" w:tentative="1">
+      <w:start w:val="1"/>
+      <w:numFmt w:val="lowerRoman"/>
+      <w:lvlText w:val="%3."/>
+      <w:lvlJc w:val="right"/>
+      <w:pPr>
+        <w:ind w:left="2160" w:hanging="180"/>
+      </w:pPr>
+    </w:lvl>
+    <w:lvl w:ilvl="3" w:tplc="3809000F" w:tentative="1">
+      <w:start w:val="1"/>
+      <w:numFmt w:val="decimal"/>
+      <w:lvlText w:val="%4."/>
+      <w:lvlJc w:val="left"/>
+      <w:pPr>
+        <w:ind w:left="2880" w:hanging="360"/>
+      </w:pPr>
+    </w:lvl>
+    <w:lvl w:ilvl="4" w:tplc="38090019" w:tentative="1">
+      <w:start w:val="1"/>
+      <w:numFmt w:val="lowerLetter"/>
+      <w:lvlText w:val="%5."/>
+      <w:lvlJc w:val="left"/>
+      <w:pPr>
+        <w:ind w:left="3600" w:hanging="360"/>
+      </w:pPr>
+    </w:lvl>
+    <w:lvl w:ilvl="5" w:tplc="3809001B" w:tentative="1">
+      <w:start w:val="1"/>
+      <w:numFmt w:val="lowerRoman"/>
+      <w:lvlText w:val="%6."/>
+      <w:lvlJc w:val="right"/>
+      <w:pPr>
+        <w:ind w:left="4320" w:hanging="180"/>
+      </w:pPr>
+    </w:lvl>
+    <w:lvl w:ilvl="6" w:tplc="3809000F" w:tentative="1">
+      <w:start w:val="1"/>
+      <w:numFmt w:val="decimal"/>
+      <w:lvlText w:val="%7."/>
+      <w:lvlJc w:val="left"/>
+      <w:pPr>
+        <w:ind w:left="5040" w:hanging="360"/>
+      </w:pPr>
+    </w:lvl>
+    <w:lvl w:ilvl="7" w:tplc="38090019" w:tentative="1">
+      <w:start w:val="1"/>
+      <w:numFmt w:val="lowerLetter"/>
+      <w:lvlText w:val="%8."/>
+      <w:lvlJc w:val="left"/>
+      <w:pPr>
+        <w:ind w:left="5760" w:hanging="360"/>
+      </w:pPr>
+    </w:lvl>
+    <w:lvl w:ilvl="8" w:tplc="3809001B" w:tentative="1">
+      <w:start w:val="1"/>
+      <w:numFmt w:val="lowerRoman"/>
+      <w:lvlText w:val="%9."/>
+      <w:lvlJc w:val="right"/>
+      <w:pPr>
+        <w:ind w:left="6480" w:hanging="180"/>
+      </w:pPr>
+    </w:lvl>
+  </w:abstractNum>
+  <w:abstractNum w:abstractNumId="4" w15:restartNumberingAfterBreak="0">
     <w:nsid w:val="244E0C12"/>
     <w:multiLevelType w:val="hybridMultilevel"/>
     <w:tmpl w:val="A72A8B38"/>
@@ -38319,7 +43546,7 @@
       </w:pPr>
     </w:lvl>
   </w:abstractNum>
-  <w:abstractNum w:abstractNumId="3" w15:restartNumberingAfterBreak="0">
+  <w:abstractNum w:abstractNumId="5" w15:restartNumberingAfterBreak="0">
     <w:nsid w:val="29B84392"/>
     <w:multiLevelType w:val="hybridMultilevel"/>
     <w:tmpl w:val="2CECD628"/>
@@ -38408,7 +43635,7 @@
       </w:pPr>
     </w:lvl>
   </w:abstractNum>
-  <w:abstractNum w:abstractNumId="4" w15:restartNumberingAfterBreak="0">
+  <w:abstractNum w:abstractNumId="6" w15:restartNumberingAfterBreak="0">
     <w:nsid w:val="2D695564"/>
     <w:multiLevelType w:val="hybridMultilevel"/>
     <w:tmpl w:val="725E14F0"/>
@@ -38497,7 +43724,7 @@
       </w:pPr>
     </w:lvl>
   </w:abstractNum>
-  <w:abstractNum w:abstractNumId="5" w15:restartNumberingAfterBreak="0">
+  <w:abstractNum w:abstractNumId="7" w15:restartNumberingAfterBreak="0">
     <w:nsid w:val="2F6C7144"/>
     <w:multiLevelType w:val="hybridMultilevel"/>
     <w:tmpl w:val="F41C60CC"/>
@@ -38586,7 +43813,7 @@
       </w:pPr>
     </w:lvl>
   </w:abstractNum>
-  <w:abstractNum w:abstractNumId="6" w15:restartNumberingAfterBreak="0">
+  <w:abstractNum w:abstractNumId="8" w15:restartNumberingAfterBreak="0">
     <w:nsid w:val="377D0286"/>
     <w:multiLevelType w:val="hybridMultilevel"/>
     <w:tmpl w:val="8E6AED92"/>
@@ -38675,7 +43902,7 @@
       </w:pPr>
     </w:lvl>
   </w:abstractNum>
-  <w:abstractNum w:abstractNumId="7" w15:restartNumberingAfterBreak="0">
+  <w:abstractNum w:abstractNumId="9" w15:restartNumberingAfterBreak="0">
     <w:nsid w:val="37C00D7A"/>
     <w:multiLevelType w:val="hybridMultilevel"/>
     <w:tmpl w:val="D04A1EA6"/>
@@ -38764,7 +43991,96 @@
       </w:pPr>
     </w:lvl>
   </w:abstractNum>
-  <w:abstractNum w:abstractNumId="8" w15:restartNumberingAfterBreak="0">
+  <w:abstractNum w:abstractNumId="10" w15:restartNumberingAfterBreak="0">
+    <w:nsid w:val="4680645A"/>
+    <w:multiLevelType w:val="hybridMultilevel"/>
+    <w:tmpl w:val="EE5004FA"/>
+    <w:lvl w:ilvl="0" w:tplc="E6AC111E">
+      <w:start w:val="1"/>
+      <w:numFmt w:val="lowerLetter"/>
+      <w:lvlText w:val="%1."/>
+      <w:lvlJc w:val="left"/>
+      <w:pPr>
+        <w:ind w:left="1440" w:hanging="360"/>
+      </w:pPr>
+      <w:rPr>
+        <w:rFonts w:hint="default"/>
+      </w:rPr>
+    </w:lvl>
+    <w:lvl w:ilvl="1" w:tplc="38090019" w:tentative="1">
+      <w:start w:val="1"/>
+      <w:numFmt w:val="lowerLetter"/>
+      <w:lvlText w:val="%2."/>
+      <w:lvlJc w:val="left"/>
+      <w:pPr>
+        <w:ind w:left="2160" w:hanging="360"/>
+      </w:pPr>
+    </w:lvl>
+    <w:lvl w:ilvl="2" w:tplc="3809001B" w:tentative="1">
+      <w:start w:val="1"/>
+      <w:numFmt w:val="lowerRoman"/>
+      <w:lvlText w:val="%3."/>
+      <w:lvlJc w:val="right"/>
+      <w:pPr>
+        <w:ind w:left="2880" w:hanging="180"/>
+      </w:pPr>
+    </w:lvl>
+    <w:lvl w:ilvl="3" w:tplc="3809000F" w:tentative="1">
+      <w:start w:val="1"/>
+      <w:numFmt w:val="decimal"/>
+      <w:lvlText w:val="%4."/>
+      <w:lvlJc w:val="left"/>
+      <w:pPr>
+        <w:ind w:left="3600" w:hanging="360"/>
+      </w:pPr>
+    </w:lvl>
+    <w:lvl w:ilvl="4" w:tplc="38090019" w:tentative="1">
+      <w:start w:val="1"/>
+      <w:numFmt w:val="lowerLetter"/>
+      <w:lvlText w:val="%5."/>
+      <w:lvlJc w:val="left"/>
+      <w:pPr>
+        <w:ind w:left="4320" w:hanging="360"/>
+      </w:pPr>
+    </w:lvl>
+    <w:lvl w:ilvl="5" w:tplc="3809001B" w:tentative="1">
+      <w:start w:val="1"/>
+      <w:numFmt w:val="lowerRoman"/>
+      <w:lvlText w:val="%6."/>
+      <w:lvlJc w:val="right"/>
+      <w:pPr>
+        <w:ind w:left="5040" w:hanging="180"/>
+      </w:pPr>
+    </w:lvl>
+    <w:lvl w:ilvl="6" w:tplc="3809000F" w:tentative="1">
+      <w:start w:val="1"/>
+      <w:numFmt w:val="decimal"/>
+      <w:lvlText w:val="%7."/>
+      <w:lvlJc w:val="left"/>
+      <w:pPr>
+        <w:ind w:left="5760" w:hanging="360"/>
+      </w:pPr>
+    </w:lvl>
+    <w:lvl w:ilvl="7" w:tplc="38090019" w:tentative="1">
+      <w:start w:val="1"/>
+      <w:numFmt w:val="lowerLetter"/>
+      <w:lvlText w:val="%8."/>
+      <w:lvlJc w:val="left"/>
+      <w:pPr>
+        <w:ind w:left="6480" w:hanging="360"/>
+      </w:pPr>
+    </w:lvl>
+    <w:lvl w:ilvl="8" w:tplc="3809001B" w:tentative="1">
+      <w:start w:val="1"/>
+      <w:numFmt w:val="lowerRoman"/>
+      <w:lvlText w:val="%9."/>
+      <w:lvlJc w:val="right"/>
+      <w:pPr>
+        <w:ind w:left="7200" w:hanging="180"/>
+      </w:pPr>
+    </w:lvl>
+  </w:abstractNum>
+  <w:abstractNum w:abstractNumId="11" w15:restartNumberingAfterBreak="0">
     <w:nsid w:val="4E460B7B"/>
     <w:multiLevelType w:val="hybridMultilevel"/>
     <w:tmpl w:val="EF8A17CA"/>
@@ -38853,7 +44169,185 @@
       </w:pPr>
     </w:lvl>
   </w:abstractNum>
-  <w:abstractNum w:abstractNumId="9" w15:restartNumberingAfterBreak="0">
+  <w:abstractNum w:abstractNumId="12" w15:restartNumberingAfterBreak="0">
+    <w:nsid w:val="56193E73"/>
+    <w:multiLevelType w:val="hybridMultilevel"/>
+    <w:tmpl w:val="2090B7C6"/>
+    <w:lvl w:ilvl="0" w:tplc="1A1AADAC">
+      <w:start w:val="1"/>
+      <w:numFmt w:val="lowerLetter"/>
+      <w:lvlText w:val="%1."/>
+      <w:lvlJc w:val="left"/>
+      <w:pPr>
+        <w:ind w:left="1440" w:hanging="360"/>
+      </w:pPr>
+      <w:rPr>
+        <w:rFonts w:hint="default"/>
+      </w:rPr>
+    </w:lvl>
+    <w:lvl w:ilvl="1" w:tplc="38090019" w:tentative="1">
+      <w:start w:val="1"/>
+      <w:numFmt w:val="lowerLetter"/>
+      <w:lvlText w:val="%2."/>
+      <w:lvlJc w:val="left"/>
+      <w:pPr>
+        <w:ind w:left="2160" w:hanging="360"/>
+      </w:pPr>
+    </w:lvl>
+    <w:lvl w:ilvl="2" w:tplc="3809001B" w:tentative="1">
+      <w:start w:val="1"/>
+      <w:numFmt w:val="lowerRoman"/>
+      <w:lvlText w:val="%3."/>
+      <w:lvlJc w:val="right"/>
+      <w:pPr>
+        <w:ind w:left="2880" w:hanging="180"/>
+      </w:pPr>
+    </w:lvl>
+    <w:lvl w:ilvl="3" w:tplc="3809000F" w:tentative="1">
+      <w:start w:val="1"/>
+      <w:numFmt w:val="decimal"/>
+      <w:lvlText w:val="%4."/>
+      <w:lvlJc w:val="left"/>
+      <w:pPr>
+        <w:ind w:left="3600" w:hanging="360"/>
+      </w:pPr>
+    </w:lvl>
+    <w:lvl w:ilvl="4" w:tplc="38090019" w:tentative="1">
+      <w:start w:val="1"/>
+      <w:numFmt w:val="lowerLetter"/>
+      <w:lvlText w:val="%5."/>
+      <w:lvlJc w:val="left"/>
+      <w:pPr>
+        <w:ind w:left="4320" w:hanging="360"/>
+      </w:pPr>
+    </w:lvl>
+    <w:lvl w:ilvl="5" w:tplc="3809001B" w:tentative="1">
+      <w:start w:val="1"/>
+      <w:numFmt w:val="lowerRoman"/>
+      <w:lvlText w:val="%6."/>
+      <w:lvlJc w:val="right"/>
+      <w:pPr>
+        <w:ind w:left="5040" w:hanging="180"/>
+      </w:pPr>
+    </w:lvl>
+    <w:lvl w:ilvl="6" w:tplc="3809000F" w:tentative="1">
+      <w:start w:val="1"/>
+      <w:numFmt w:val="decimal"/>
+      <w:lvlText w:val="%7."/>
+      <w:lvlJc w:val="left"/>
+      <w:pPr>
+        <w:ind w:left="5760" w:hanging="360"/>
+      </w:pPr>
+    </w:lvl>
+    <w:lvl w:ilvl="7" w:tplc="38090019" w:tentative="1">
+      <w:start w:val="1"/>
+      <w:numFmt w:val="lowerLetter"/>
+      <w:lvlText w:val="%8."/>
+      <w:lvlJc w:val="left"/>
+      <w:pPr>
+        <w:ind w:left="6480" w:hanging="360"/>
+      </w:pPr>
+    </w:lvl>
+    <w:lvl w:ilvl="8" w:tplc="3809001B" w:tentative="1">
+      <w:start w:val="1"/>
+      <w:numFmt w:val="lowerRoman"/>
+      <w:lvlText w:val="%9."/>
+      <w:lvlJc w:val="right"/>
+      <w:pPr>
+        <w:ind w:left="7200" w:hanging="180"/>
+      </w:pPr>
+    </w:lvl>
+  </w:abstractNum>
+  <w:abstractNum w:abstractNumId="13" w15:restartNumberingAfterBreak="0">
+    <w:nsid w:val="5B016DC9"/>
+    <w:multiLevelType w:val="hybridMultilevel"/>
+    <w:tmpl w:val="23640F8E"/>
+    <w:lvl w:ilvl="0" w:tplc="3809000F">
+      <w:start w:val="1"/>
+      <w:numFmt w:val="decimal"/>
+      <w:lvlText w:val="%1."/>
+      <w:lvlJc w:val="left"/>
+      <w:pPr>
+        <w:ind w:left="1080" w:hanging="360"/>
+      </w:pPr>
+      <w:rPr>
+        <w:rFonts w:hint="default"/>
+      </w:rPr>
+    </w:lvl>
+    <w:lvl w:ilvl="1" w:tplc="38090019" w:tentative="1">
+      <w:start w:val="1"/>
+      <w:numFmt w:val="lowerLetter"/>
+      <w:lvlText w:val="%2."/>
+      <w:lvlJc w:val="left"/>
+      <w:pPr>
+        <w:ind w:left="1800" w:hanging="360"/>
+      </w:pPr>
+    </w:lvl>
+    <w:lvl w:ilvl="2" w:tplc="3809001B" w:tentative="1">
+      <w:start w:val="1"/>
+      <w:numFmt w:val="lowerRoman"/>
+      <w:lvlText w:val="%3."/>
+      <w:lvlJc w:val="right"/>
+      <w:pPr>
+        <w:ind w:left="2520" w:hanging="180"/>
+      </w:pPr>
+    </w:lvl>
+    <w:lvl w:ilvl="3" w:tplc="3809000F" w:tentative="1">
+      <w:start w:val="1"/>
+      <w:numFmt w:val="decimal"/>
+      <w:lvlText w:val="%4."/>
+      <w:lvlJc w:val="left"/>
+      <w:pPr>
+        <w:ind w:left="3240" w:hanging="360"/>
+      </w:pPr>
+    </w:lvl>
+    <w:lvl w:ilvl="4" w:tplc="38090019" w:tentative="1">
+      <w:start w:val="1"/>
+      <w:numFmt w:val="lowerLetter"/>
+      <w:lvlText w:val="%5."/>
+      <w:lvlJc w:val="left"/>
+      <w:pPr>
+        <w:ind w:left="3960" w:hanging="360"/>
+      </w:pPr>
+    </w:lvl>
+    <w:lvl w:ilvl="5" w:tplc="3809001B" w:tentative="1">
+      <w:start w:val="1"/>
+      <w:numFmt w:val="lowerRoman"/>
+      <w:lvlText w:val="%6."/>
+      <w:lvlJc w:val="right"/>
+      <w:pPr>
+        <w:ind w:left="4680" w:hanging="180"/>
+      </w:pPr>
+    </w:lvl>
+    <w:lvl w:ilvl="6" w:tplc="3809000F" w:tentative="1">
+      <w:start w:val="1"/>
+      <w:numFmt w:val="decimal"/>
+      <w:lvlText w:val="%7."/>
+      <w:lvlJc w:val="left"/>
+      <w:pPr>
+        <w:ind w:left="5400" w:hanging="360"/>
+      </w:pPr>
+    </w:lvl>
+    <w:lvl w:ilvl="7" w:tplc="38090019" w:tentative="1">
+      <w:start w:val="1"/>
+      <w:numFmt w:val="lowerLetter"/>
+      <w:lvlText w:val="%8."/>
+      <w:lvlJc w:val="left"/>
+      <w:pPr>
+        <w:ind w:left="6120" w:hanging="360"/>
+      </w:pPr>
+    </w:lvl>
+    <w:lvl w:ilvl="8" w:tplc="3809001B" w:tentative="1">
+      <w:start w:val="1"/>
+      <w:numFmt w:val="lowerRoman"/>
+      <w:lvlText w:val="%9."/>
+      <w:lvlJc w:val="right"/>
+      <w:pPr>
+        <w:ind w:left="6840" w:hanging="180"/>
+      </w:pPr>
+    </w:lvl>
+  </w:abstractNum>
+  <w:abstractNum w:abstractNumId="14" w15:restartNumberingAfterBreak="0">
     <w:nsid w:val="5EE00277"/>
     <w:multiLevelType w:val="hybridMultilevel"/>
     <w:tmpl w:val="C9E01D32"/>
@@ -38942,7 +44436,7 @@
       </w:pPr>
     </w:lvl>
   </w:abstractNum>
-  <w:abstractNum w:abstractNumId="10" w15:restartNumberingAfterBreak="0">
+  <w:abstractNum w:abstractNumId="15" w15:restartNumberingAfterBreak="0">
     <w:nsid w:val="65E959D3"/>
     <w:multiLevelType w:val="hybridMultilevel"/>
     <w:tmpl w:val="923C8C32"/>
@@ -39031,7 +44525,7 @@
       </w:pPr>
     </w:lvl>
   </w:abstractNum>
-  <w:abstractNum w:abstractNumId="11" w15:restartNumberingAfterBreak="0">
+  <w:abstractNum w:abstractNumId="16" w15:restartNumberingAfterBreak="0">
     <w:nsid w:val="75063987"/>
     <w:multiLevelType w:val="hybridMultilevel"/>
     <w:tmpl w:val="E82C7196"/>
@@ -39121,40 +44615,55 @@
     </w:lvl>
   </w:abstractNum>
   <w:num w:numId="1" w16cid:durableId="1598060063">
-    <w:abstractNumId w:val="10"/>
+    <w:abstractNumId w:val="15"/>
   </w:num>
   <w:num w:numId="2" w16cid:durableId="262300586">
+    <w:abstractNumId w:val="14"/>
+  </w:num>
+  <w:num w:numId="3" w16cid:durableId="1844664240">
+    <w:abstractNumId w:val="8"/>
+  </w:num>
+  <w:num w:numId="4" w16cid:durableId="806120839">
+    <w:abstractNumId w:val="16"/>
+  </w:num>
+  <w:num w:numId="5" w16cid:durableId="742290596">
+    <w:abstractNumId w:val="5"/>
+  </w:num>
+  <w:num w:numId="6" w16cid:durableId="235165173">
     <w:abstractNumId w:val="9"/>
   </w:num>
-  <w:num w:numId="3" w16cid:durableId="1844664240">
-    <w:abstractNumId w:val="6"/>
+  <w:num w:numId="7" w16cid:durableId="1489130082">
+    <w:abstractNumId w:val="7"/>
   </w:num>
-  <w:num w:numId="4" w16cid:durableId="806120839">
+  <w:num w:numId="8" w16cid:durableId="1678576294">
+    <w:abstractNumId w:val="2"/>
+  </w:num>
+  <w:num w:numId="9" w16cid:durableId="1328554472">
     <w:abstractNumId w:val="11"/>
   </w:num>
-  <w:num w:numId="5" w16cid:durableId="742290596">
-    <w:abstractNumId w:val="3"/>
-  </w:num>
-  <w:num w:numId="6" w16cid:durableId="235165173">
-    <w:abstractNumId w:val="7"/>
-  </w:num>
-  <w:num w:numId="7" w16cid:durableId="1489130082">
-    <w:abstractNumId w:val="5"/>
-  </w:num>
-  <w:num w:numId="8" w16cid:durableId="1678576294">
-    <w:abstractNumId w:val="1"/>
-  </w:num>
-  <w:num w:numId="9" w16cid:durableId="1328554472">
-    <w:abstractNumId w:val="8"/>
-  </w:num>
   <w:num w:numId="10" w16cid:durableId="955328422">
-    <w:abstractNumId w:val="2"/>
+    <w:abstractNumId w:val="4"/>
   </w:num>
   <w:num w:numId="11" w16cid:durableId="1089277159">
     <w:abstractNumId w:val="0"/>
   </w:num>
   <w:num w:numId="12" w16cid:durableId="1166897772">
-    <w:abstractNumId w:val="4"/>
+    <w:abstractNumId w:val="6"/>
+  </w:num>
+  <w:num w:numId="13" w16cid:durableId="914978492">
+    <w:abstractNumId w:val="13"/>
+  </w:num>
+  <w:num w:numId="14" w16cid:durableId="364142860">
+    <w:abstractNumId w:val="3"/>
+  </w:num>
+  <w:num w:numId="15" w16cid:durableId="1918590027">
+    <w:abstractNumId w:val="1"/>
+  </w:num>
+  <w:num w:numId="16" w16cid:durableId="1249191077">
+    <w:abstractNumId w:val="12"/>
+  </w:num>
+  <w:num w:numId="17" w16cid:durableId="395279611">
+    <w:abstractNumId w:val="10"/>
   </w:num>
 </w:numbering>
 </file>
@@ -40507,4 +46016,16 @@
     </a:ext>
   </a:extLst>
 </a:theme>
+</file>
+
+<file path=customXml/item1.xml><?xml version="1.0" encoding="utf-8"?>
+<b:Sources xmlns:b="http://schemas.openxmlformats.org/officeDocument/2006/bibliography" xmlns="http://schemas.openxmlformats.org/officeDocument/2006/bibliography" SelectedStyle="\APASixthEditionOfficeOnline.xsl" StyleName="APA" Version="6"/>
+</file>
+
+<file path=customXml/itemProps1.xml><?xml version="1.0" encoding="utf-8"?>
+<ds:datastoreItem xmlns:ds="http://schemas.openxmlformats.org/officeDocument/2006/customXml" ds:itemID="{5439D09B-979D-4C6A-B360-860A7B22E8EA}">
+  <ds:schemaRefs>
+    <ds:schemaRef ds:uri="http://schemas.openxmlformats.org/officeDocument/2006/bibliography"/>
+  </ds:schemaRefs>
+</ds:datastoreItem>
 </file>